--- a/rapports/2026-06-06/EQ35/EQ35_sup_v2/DR_021204020046/73-77-54-85.docx
+++ b/rapports/2026-06-06/EQ35/EQ35_sup_v2/DR_021204020046/73-77-54-85.docx
@@ -297,7 +297,7 @@
           <w:color w:val="1F6FEB"/>
           <w:sz w:val="22"/>
         </w:rPr>
-        <w:t>⚠ INCOHÉRENCES À CORRIGER (86)</w:t>
+        <w:t>⚠ INCOHÉRENCES À CORRIGER (81)</w:t>
       </w:r>
     </w:p>
     <w:tbl>
@@ -454,7 +454,7 @@
                 <w:color w:val="16A34A"/>
                 <w:sz w:val="16"/>
               </w:rPr>
-              <w:t>—</w:t>
+              <w:t>s01q35, s01q36, s01q37, s02q04, s02q15, s01q00b, s02q17_code, s02q15_code</w:t>
             </w:r>
           </w:p>
         </w:tc>
@@ -485,7 +485,7 @@
                 <w:i w:val="0"/>
                 <w:sz w:val="17"/>
               </w:rPr>
-              <w:t>Incohérence!!! seulement les écoles privées paient les frais de scolarité (y compris les frais d'inscription).</w:t>
+              <w:t>Avertissement!!! L'âge (7 ans) de Marie Mendy (fille) avec son niveau d'étude (3ème année Maternelle) semble incoherent , veuillez confirmer cette information avec le QG ou corriger l'incohérence.</w:t>
             </w:r>
           </w:p>
         </w:tc>
@@ -575,7 +575,7 @@
                 <w:i w:val="0"/>
                 <w:sz w:val="17"/>
               </w:rPr>
-              <w:t>Avertissement!!! L'âge (7 ans) de Marie Mendy (fille) avec son niveau d'étude (3ème année Maternelle) semble incoherent , veuillez confirmer cette information avec le QG ou corriger l'incohérence.</w:t>
+              <w:t>Avertissement!!! L'âge (7 ans) de Rolince Mendy avec son niveau d'étude (3ème année Maternelle) semble incoherent , veuillez confirmer cette information avec le QG ou corriger l'incohérence.</w:t>
             </w:r>
           </w:p>
         </w:tc>
@@ -608,6 +608,906 @@
                 <w:i w:val="0"/>
                 <w:sz w:val="16"/>
               </w:rPr>
+              <w:t>S07</w:t>
+              <w:br/>
+            </w:r>
+            <w:r>
+              <w:rPr>
+                <w:b w:val="0"/>
+                <w:i w:val="0"/>
+                <w:color w:val="64748B"/>
+                <w:sz w:val="14"/>
+              </w:rPr>
+              <w:t>Consommation alimentaire</w:t>
+            </w:r>
+          </w:p>
+        </w:tc>
+        <w:tc>
+          <w:tcPr>
+            <w:tcW w:type="dxa" w:w="1531"/>
+          </w:tcPr>
+          <w:p>
+            <w:r>
+              <w:rPr>
+                <w:b/>
+                <w:i w:val="0"/>
+                <w:color w:val="16A34A"/>
+                <w:sz w:val="16"/>
+              </w:rPr>
+              <w:t>s00q27, s01q00a, s01q12, s01q13, s02q04, s03q11, s03q12, s01q01</w:t>
+            </w:r>
+          </w:p>
+        </w:tc>
+        <w:tc>
+          <w:tcPr>
+            <w:tcW w:type="dxa" w:w="1191"/>
+          </w:tcPr>
+          <w:p>
+            <w:r>
+              <w:rPr>
+                <w:b w:val="0"/>
+                <w:i w:val="0"/>
+                <w:color w:val="64748B"/>
+                <w:sz w:val="16"/>
+              </w:rPr>
+              <w:t>GT-CQ</w:t>
+            </w:r>
+          </w:p>
+        </w:tc>
+        <w:tc>
+          <w:tcPr>
+            <w:tcW w:type="dxa" w:w="4706"/>
+          </w:tcPr>
+          <w:p>
+            <w:r>
+              <w:rPr>
+                <w:b w:val="0"/>
+                <w:i w:val="0"/>
+                <w:sz w:val="17"/>
+              </w:rPr>
+              <w:t>Avertissement!!! Le ménage a consommé 47 Pièce de Moyen de Poisson frais yaboye ou obo (sardinelle)  ce qui semble incoherent pour une consommation aucours des 7 derniers jours, prière de verifier et corriger.</w:t>
+            </w:r>
+          </w:p>
+        </w:tc>
+      </w:tr>
+      <w:tr>
+        <w:tc>
+          <w:tcPr>
+            <w:tcW w:type="dxa" w:w="964"/>
+          </w:tcPr>
+          <w:p>
+            <w:r>
+              <w:rPr>
+                <w:b/>
+                <w:i w:val="0"/>
+                <w:color w:val="DC2626"/>
+                <w:sz w:val="16"/>
+              </w:rPr>
+              <w:t>Haute</w:t>
+            </w:r>
+          </w:p>
+        </w:tc>
+        <w:tc>
+          <w:tcPr>
+            <w:tcW w:type="dxa" w:w="1247"/>
+          </w:tcPr>
+          <w:p>
+            <w:r>
+              <w:rPr>
+                <w:b/>
+                <w:i w:val="0"/>
+                <w:sz w:val="16"/>
+              </w:rPr>
+              <w:t>S11</w:t>
+              <w:br/>
+            </w:r>
+            <w:r>
+              <w:rPr>
+                <w:b w:val="0"/>
+                <w:i w:val="0"/>
+                <w:color w:val="64748B"/>
+                <w:sz w:val="14"/>
+              </w:rPr>
+              <w:t>Logement / cadre de vie</w:t>
+            </w:r>
+          </w:p>
+        </w:tc>
+        <w:tc>
+          <w:tcPr>
+            <w:tcW w:type="dxa" w:w="1531"/>
+          </w:tcPr>
+          <w:p>
+            <w:r>
+              <w:rPr>
+                <w:b/>
+                <w:i w:val="0"/>
+                <w:color w:val="16A34A"/>
+                <w:sz w:val="16"/>
+              </w:rPr>
+              <w:t>s01q10, s02q30, s02q34, s03q50, s04q23, s04q24, s04q37, s04q44</w:t>
+            </w:r>
+          </w:p>
+        </w:tc>
+        <w:tc>
+          <w:tcPr>
+            <w:tcW w:type="dxa" w:w="1191"/>
+          </w:tcPr>
+          <w:p>
+            <w:r>
+              <w:rPr>
+                <w:b w:val="0"/>
+                <w:i w:val="0"/>
+                <w:color w:val="64748B"/>
+                <w:sz w:val="16"/>
+              </w:rPr>
+              <w:t>GT-CQ</w:t>
+            </w:r>
+          </w:p>
+        </w:tc>
+        <w:tc>
+          <w:tcPr>
+            <w:tcW w:type="dxa" w:w="4706"/>
+          </w:tcPr>
+          <w:p>
+            <w:r>
+              <w:rPr>
+                <w:b w:val="0"/>
+                <w:i w:val="0"/>
+                <w:sz w:val="17"/>
+              </w:rPr>
+              <w:t>Le montant de la dernière facture d'eau est de 330 FCFA Trimestriel qui semble incohérent, Prière de vérifier les questions 11.23a et 11.23b auprès du ménage ou confirmer.</w:t>
+            </w:r>
+          </w:p>
+        </w:tc>
+      </w:tr>
+      <w:tr>
+        <w:tc>
+          <w:tcPr>
+            <w:tcW w:type="dxa" w:w="964"/>
+          </w:tcPr>
+          <w:p>
+            <w:r>
+              <w:rPr>
+                <w:b/>
+                <w:i w:val="0"/>
+                <w:color w:val="DC2626"/>
+                <w:sz w:val="16"/>
+              </w:rPr>
+              <w:t>Haute</w:t>
+            </w:r>
+          </w:p>
+        </w:tc>
+        <w:tc>
+          <w:tcPr>
+            <w:tcW w:type="dxa" w:w="1247"/>
+          </w:tcPr>
+          <w:p>
+            <w:r>
+              <w:rPr>
+                <w:b/>
+                <w:i w:val="0"/>
+                <w:sz w:val="16"/>
+              </w:rPr>
+              <w:t>S12</w:t>
+              <w:br/>
+            </w:r>
+            <w:r>
+              <w:rPr>
+                <w:b w:val="0"/>
+                <w:i w:val="0"/>
+                <w:color w:val="64748B"/>
+                <w:sz w:val="14"/>
+              </w:rPr>
+              <w:t>Avoirs / biens durables</w:t>
+            </w:r>
+          </w:p>
+        </w:tc>
+        <w:tc>
+          <w:tcPr>
+            <w:tcW w:type="dxa" w:w="1531"/>
+          </w:tcPr>
+          <w:p>
+            <w:r>
+              <w:rPr>
+                <w:b/>
+                <w:i w:val="0"/>
+                <w:color w:val="16A34A"/>
+                <w:sz w:val="16"/>
+              </w:rPr>
+              <w:t>s00q08, s01q28, s01q29, s01q30, s02q01__2, s02q02__2, s03q20, s04q22</w:t>
+            </w:r>
+          </w:p>
+        </w:tc>
+        <w:tc>
+          <w:tcPr>
+            <w:tcW w:type="dxa" w:w="1191"/>
+          </w:tcPr>
+          <w:p>
+            <w:r>
+              <w:rPr>
+                <w:b w:val="0"/>
+                <w:i w:val="0"/>
+                <w:color w:val="64748B"/>
+                <w:sz w:val="16"/>
+              </w:rPr>
+              <w:t>GT-CQ</w:t>
+            </w:r>
+          </w:p>
+        </w:tc>
+        <w:tc>
+          <w:tcPr>
+            <w:tcW w:type="dxa" w:w="4706"/>
+          </w:tcPr>
+          <w:p>
+            <w:r>
+              <w:rPr>
+                <w:b w:val="0"/>
+                <w:i w:val="0"/>
+                <w:sz w:val="17"/>
+              </w:rPr>
+              <w:t>Le prix d'achat de l'article  Bicyclette, vélo de course est nul (achété à 0fcfa) mais le prix de revente est different de 0 impossible, prière de verifier et corriger.</w:t>
+            </w:r>
+          </w:p>
+        </w:tc>
+      </w:tr>
+      <w:tr>
+        <w:tc>
+          <w:tcPr>
+            <w:tcW w:type="dxa" w:w="964"/>
+          </w:tcPr>
+          <w:p>
+            <w:r>
+              <w:rPr>
+                <w:b/>
+                <w:i w:val="0"/>
+                <w:color w:val="DC2626"/>
+                <w:sz w:val="16"/>
+              </w:rPr>
+              <w:t>Haute</w:t>
+            </w:r>
+          </w:p>
+        </w:tc>
+        <w:tc>
+          <w:tcPr>
+            <w:tcW w:type="dxa" w:w="1247"/>
+          </w:tcPr>
+          <w:p>
+            <w:r>
+              <w:rPr>
+                <w:b/>
+                <w:i w:val="0"/>
+                <w:sz w:val="16"/>
+              </w:rPr>
+              <w:t>S12</w:t>
+              <w:br/>
+            </w:r>
+            <w:r>
+              <w:rPr>
+                <w:b w:val="0"/>
+                <w:i w:val="0"/>
+                <w:color w:val="64748B"/>
+                <w:sz w:val="14"/>
+              </w:rPr>
+              <w:t>Avoirs / biens durables</w:t>
+            </w:r>
+          </w:p>
+        </w:tc>
+        <w:tc>
+          <w:tcPr>
+            <w:tcW w:type="dxa" w:w="1531"/>
+          </w:tcPr>
+          <w:p>
+            <w:r>
+              <w:rPr>
+                <w:b/>
+                <w:i w:val="0"/>
+                <w:color w:val="16A34A"/>
+                <w:sz w:val="16"/>
+              </w:rPr>
+              <w:t>s00q08, s01q28, s01q29, s01q30, s02q01__2, s02q02__2, s03q20, s04q22</w:t>
+            </w:r>
+          </w:p>
+        </w:tc>
+        <w:tc>
+          <w:tcPr>
+            <w:tcW w:type="dxa" w:w="1191"/>
+          </w:tcPr>
+          <w:p>
+            <w:r>
+              <w:rPr>
+                <w:b w:val="0"/>
+                <w:i w:val="0"/>
+                <w:color w:val="64748B"/>
+                <w:sz w:val="16"/>
+              </w:rPr>
+              <w:t>GT-CQ</w:t>
+            </w:r>
+          </w:p>
+        </w:tc>
+        <w:tc>
+          <w:tcPr>
+            <w:tcW w:type="dxa" w:w="4706"/>
+          </w:tcPr>
+          <w:p>
+            <w:r>
+              <w:rPr>
+                <w:b w:val="0"/>
+                <w:i w:val="0"/>
+                <w:sz w:val="17"/>
+              </w:rPr>
+              <w:t>Le prix d'achat de l'article  Lit est nul (achété à 0fcfa) mais le prix de revente est different de 0 impossible, prière de verifier et corriger.</w:t>
+            </w:r>
+          </w:p>
+        </w:tc>
+      </w:tr>
+      <w:tr>
+        <w:tc>
+          <w:tcPr>
+            <w:tcW w:type="dxa" w:w="964"/>
+          </w:tcPr>
+          <w:p>
+            <w:r>
+              <w:rPr>
+                <w:b/>
+                <w:i w:val="0"/>
+                <w:color w:val="DC2626"/>
+                <w:sz w:val="16"/>
+              </w:rPr>
+              <w:t>Haute</w:t>
+            </w:r>
+          </w:p>
+        </w:tc>
+        <w:tc>
+          <w:tcPr>
+            <w:tcW w:type="dxa" w:w="1247"/>
+          </w:tcPr>
+          <w:p>
+            <w:r>
+              <w:rPr>
+                <w:b/>
+                <w:i w:val="0"/>
+                <w:sz w:val="16"/>
+              </w:rPr>
+              <w:t>S13</w:t>
+              <w:br/>
+            </w:r>
+            <w:r>
+              <w:rPr>
+                <w:b w:val="0"/>
+                <w:i w:val="0"/>
+                <w:color w:val="64748B"/>
+                <w:sz w:val="14"/>
+              </w:rPr>
+              <w:t>Transferts</w:t>
+            </w:r>
+          </w:p>
+        </w:tc>
+        <w:tc>
+          <w:tcPr>
+            <w:tcW w:type="dxa" w:w="1531"/>
+          </w:tcPr>
+          <w:p>
+            <w:r>
+              <w:rPr>
+                <w:b/>
+                <w:i w:val="0"/>
+                <w:color w:val="16A34A"/>
+                <w:sz w:val="16"/>
+              </w:rPr>
+              <w:t>s00q27, s01q00a, s01q12, s01q13, s02q04, s03q11, s03q12, s01q01</w:t>
+            </w:r>
+          </w:p>
+        </w:tc>
+        <w:tc>
+          <w:tcPr>
+            <w:tcW w:type="dxa" w:w="1191"/>
+          </w:tcPr>
+          <w:p>
+            <w:r>
+              <w:rPr>
+                <w:b w:val="0"/>
+                <w:i w:val="0"/>
+                <w:color w:val="64748B"/>
+                <w:sz w:val="16"/>
+              </w:rPr>
+              <w:t>GT-CQ</w:t>
+            </w:r>
+          </w:p>
+        </w:tc>
+        <w:tc>
+          <w:tcPr>
+            <w:tcW w:type="dxa" w:w="4706"/>
+          </w:tcPr>
+          <w:p>
+            <w:r>
+              <w:rPr>
+                <w:b w:val="0"/>
+                <w:i w:val="0"/>
+                <w:sz w:val="17"/>
+              </w:rPr>
+              <w:t>L'âge du béneficiaire d'argent dans la section 13b (Transfert emis) semble incoherent voir élévé, prière de verifier ou corriger.</w:t>
+            </w:r>
+          </w:p>
+        </w:tc>
+      </w:tr>
+      <w:tr>
+        <w:tc>
+          <w:tcPr>
+            <w:tcW w:type="dxa" w:w="964"/>
+          </w:tcPr>
+          <w:p>
+            <w:r>
+              <w:rPr>
+                <w:b/>
+                <w:i w:val="0"/>
+                <w:color w:val="DC2626"/>
+                <w:sz w:val="16"/>
+              </w:rPr>
+              <w:t>Haute</w:t>
+            </w:r>
+          </w:p>
+        </w:tc>
+        <w:tc>
+          <w:tcPr>
+            <w:tcW w:type="dxa" w:w="1247"/>
+          </w:tcPr>
+          <w:p>
+            <w:r>
+              <w:rPr>
+                <w:b/>
+                <w:i w:val="0"/>
+                <w:sz w:val="16"/>
+              </w:rPr>
+              <w:t>S17</w:t>
+              <w:br/>
+            </w:r>
+            <w:r>
+              <w:rPr>
+                <w:b w:val="0"/>
+                <w:i w:val="0"/>
+                <w:color w:val="64748B"/>
+                <w:sz w:val="14"/>
+              </w:rPr>
+              <w:t>Élevage</w:t>
+            </w:r>
+          </w:p>
+        </w:tc>
+        <w:tc>
+          <w:tcPr>
+            <w:tcW w:type="dxa" w:w="1531"/>
+          </w:tcPr>
+          <w:p>
+            <w:r>
+              <w:rPr>
+                <w:b/>
+                <w:i w:val="0"/>
+                <w:color w:val="16A34A"/>
+                <w:sz w:val="16"/>
+              </w:rPr>
+              <w:t>s17q18a, s17q18b, s17q18c, s17q18d, s17q18e, s17q18f, s17q18g, s17q18h</w:t>
+            </w:r>
+          </w:p>
+        </w:tc>
+        <w:tc>
+          <w:tcPr>
+            <w:tcW w:type="dxa" w:w="1191"/>
+          </w:tcPr>
+          <w:p>
+            <w:r>
+              <w:rPr>
+                <w:b w:val="0"/>
+                <w:i w:val="0"/>
+                <w:color w:val="64748B"/>
+                <w:sz w:val="16"/>
+              </w:rPr>
+              <w:t>GT-CQ</w:t>
+            </w:r>
+          </w:p>
+        </w:tc>
+        <w:tc>
+          <w:tcPr>
+            <w:tcW w:type="dxa" w:w="4706"/>
+          </w:tcPr>
+          <w:p>
+            <w:r>
+              <w:rPr>
+                <w:b w:val="0"/>
+                <w:i w:val="0"/>
+                <w:sz w:val="17"/>
+              </w:rPr>
+              <w:t>Incohérence!! Le ménage a dit qu'il a abbatu un Poules / poulets dans les fêtes mais vous n'avez declaré aucun nombre d'animal abbatu dans les fêtes, prière de renseigner les nombre dans les questions (s17q18a s17q18b s17q18c s17q18d s17q18e s17q18f s17q18g s17q18h s17q18i).</w:t>
+            </w:r>
+          </w:p>
+        </w:tc>
+      </w:tr>
+      <w:tr>
+        <w:tc>
+          <w:tcPr>
+            <w:tcW w:type="dxa" w:w="964"/>
+          </w:tcPr>
+          <w:p>
+            <w:r>
+              <w:rPr>
+                <w:b/>
+                <w:i w:val="0"/>
+                <w:color w:val="EA580C"/>
+                <w:sz w:val="16"/>
+              </w:rPr>
+              <w:t>Moyenne</w:t>
+            </w:r>
+          </w:p>
+        </w:tc>
+        <w:tc>
+          <w:tcPr>
+            <w:tcW w:type="dxa" w:w="1247"/>
+          </w:tcPr>
+          <w:p>
+            <w:r>
+              <w:rPr>
+                <w:b/>
+                <w:i w:val="0"/>
+                <w:sz w:val="16"/>
+              </w:rPr>
+              <w:t>S00</w:t>
+              <w:br/>
+            </w:r>
+            <w:r>
+              <w:rPr>
+                <w:b w:val="0"/>
+                <w:i w:val="0"/>
+                <w:color w:val="64748B"/>
+                <w:sz w:val="14"/>
+              </w:rPr>
+              <w:t>Identification</w:t>
+            </w:r>
+          </w:p>
+        </w:tc>
+        <w:tc>
+          <w:tcPr>
+            <w:tcW w:type="dxa" w:w="1531"/>
+          </w:tcPr>
+          <w:p>
+            <w:r>
+              <w:rPr>
+                <w:b/>
+                <w:i w:val="0"/>
+                <w:color w:val="16A34A"/>
+                <w:sz w:val="16"/>
+              </w:rPr>
+              <w:t>s00q27</w:t>
+            </w:r>
+          </w:p>
+        </w:tc>
+        <w:tc>
+          <w:tcPr>
+            <w:tcW w:type="dxa" w:w="1191"/>
+          </w:tcPr>
+          <w:p>
+            <w:r>
+              <w:rPr>
+                <w:b w:val="0"/>
+                <w:i w:val="0"/>
+                <w:color w:val="64748B"/>
+                <w:sz w:val="16"/>
+              </w:rPr>
+              <w:t>GT-CQ</w:t>
+            </w:r>
+          </w:p>
+        </w:tc>
+        <w:tc>
+          <w:tcPr>
+            <w:tcW w:type="dxa" w:w="4706"/>
+          </w:tcPr>
+          <w:p>
+            <w:r>
+              <w:rPr>
+                <w:b w:val="0"/>
+                <w:i w:val="0"/>
+                <w:sz w:val="17"/>
+              </w:rPr>
+              <w:t>Le questionnaire semble ne pas être complètement fini mais le questionnaire est en statut complet, prière de compléter le questionnaire.</w:t>
+            </w:r>
+          </w:p>
+        </w:tc>
+      </w:tr>
+      <w:tr>
+        <w:tc>
+          <w:tcPr>
+            <w:tcW w:type="dxa" w:w="964"/>
+          </w:tcPr>
+          <w:p>
+            <w:r>
+              <w:rPr>
+                <w:b/>
+                <w:i w:val="0"/>
+                <w:color w:val="EA580C"/>
+                <w:sz w:val="16"/>
+              </w:rPr>
+              <w:t>Moyenne</w:t>
+            </w:r>
+          </w:p>
+        </w:tc>
+        <w:tc>
+          <w:tcPr>
+            <w:tcW w:type="dxa" w:w="1247"/>
+          </w:tcPr>
+          <w:p>
+            <w:r>
+              <w:rPr>
+                <w:b/>
+                <w:i w:val="0"/>
+                <w:sz w:val="16"/>
+              </w:rPr>
+              <w:t>S00</w:t>
+              <w:br/>
+            </w:r>
+            <w:r>
+              <w:rPr>
+                <w:b w:val="0"/>
+                <w:i w:val="0"/>
+                <w:color w:val="64748B"/>
+                <w:sz w:val="14"/>
+              </w:rPr>
+              <w:t>Identification</w:t>
+            </w:r>
+          </w:p>
+        </w:tc>
+        <w:tc>
+          <w:tcPr>
+            <w:tcW w:type="dxa" w:w="1531"/>
+          </w:tcPr>
+          <w:p>
+            <w:r>
+              <w:rPr>
+                <w:b/>
+                <w:i w:val="0"/>
+                <w:color w:val="16A34A"/>
+                <w:sz w:val="16"/>
+              </w:rPr>
+              <w:t>—</w:t>
+            </w:r>
+          </w:p>
+        </w:tc>
+        <w:tc>
+          <w:tcPr>
+            <w:tcW w:type="dxa" w:w="1191"/>
+          </w:tcPr>
+          <w:p>
+            <w:r>
+              <w:rPr>
+                <w:b w:val="0"/>
+                <w:i w:val="0"/>
+                <w:color w:val="64748B"/>
+                <w:sz w:val="16"/>
+              </w:rPr>
+              <w:t>GT-CQ</w:t>
+            </w:r>
+          </w:p>
+        </w:tc>
+        <w:tc>
+          <w:tcPr>
+            <w:tcW w:type="dxa" w:w="4706"/>
+          </w:tcPr>
+          <w:p>
+            <w:r>
+              <w:rPr>
+                <w:b w:val="0"/>
+                <w:i w:val="0"/>
+                <w:sz w:val="17"/>
+              </w:rPr>
+              <w:t>L'adresse ou la localisation du ménage doit être bien renseignée, ne doit pas contenir des numéros de téléphone et elle semble courte pour être une adresse.</w:t>
+            </w:r>
+          </w:p>
+        </w:tc>
+      </w:tr>
+      <w:tr>
+        <w:tc>
+          <w:tcPr>
+            <w:tcW w:type="dxa" w:w="964"/>
+          </w:tcPr>
+          <w:p>
+            <w:r>
+              <w:rPr>
+                <w:b/>
+                <w:i w:val="0"/>
+                <w:color w:val="EA580C"/>
+                <w:sz w:val="16"/>
+              </w:rPr>
+              <w:t>Moyenne</w:t>
+            </w:r>
+          </w:p>
+        </w:tc>
+        <w:tc>
+          <w:tcPr>
+            <w:tcW w:type="dxa" w:w="1247"/>
+          </w:tcPr>
+          <w:p>
+            <w:r>
+              <w:rPr>
+                <w:b/>
+                <w:i w:val="0"/>
+                <w:sz w:val="16"/>
+              </w:rPr>
+              <w:t>S00</w:t>
+              <w:br/>
+            </w:r>
+            <w:r>
+              <w:rPr>
+                <w:b w:val="0"/>
+                <w:i w:val="0"/>
+                <w:color w:val="64748B"/>
+                <w:sz w:val="14"/>
+              </w:rPr>
+              <w:t>Identification</w:t>
+            </w:r>
+          </w:p>
+        </w:tc>
+        <w:tc>
+          <w:tcPr>
+            <w:tcW w:type="dxa" w:w="1531"/>
+          </w:tcPr>
+          <w:p>
+            <w:r>
+              <w:rPr>
+                <w:b/>
+                <w:i w:val="0"/>
+                <w:color w:val="16A34A"/>
+                <w:sz w:val="16"/>
+              </w:rPr>
+              <w:t>—</w:t>
+            </w:r>
+          </w:p>
+        </w:tc>
+        <w:tc>
+          <w:tcPr>
+            <w:tcW w:type="dxa" w:w="1191"/>
+          </w:tcPr>
+          <w:p>
+            <w:r>
+              <w:rPr>
+                <w:b w:val="0"/>
+                <w:i w:val="0"/>
+                <w:color w:val="64748B"/>
+                <w:sz w:val="16"/>
+              </w:rPr>
+              <w:t>GT-CQ</w:t>
+            </w:r>
+          </w:p>
+        </w:tc>
+        <w:tc>
+          <w:tcPr>
+            <w:tcW w:type="dxa" w:w="4706"/>
+          </w:tcPr>
+          <w:p>
+            <w:r>
+              <w:rPr>
+                <w:b w:val="0"/>
+                <w:i w:val="0"/>
+                <w:sz w:val="17"/>
+              </w:rPr>
+              <w:t>Prière de renseigner la bonne adresse.</w:t>
+            </w:r>
+          </w:p>
+        </w:tc>
+      </w:tr>
+      <w:tr>
+        <w:tc>
+          <w:tcPr>
+            <w:tcW w:type="dxa" w:w="964"/>
+          </w:tcPr>
+          <w:p>
+            <w:r>
+              <w:rPr>
+                <w:b/>
+                <w:i w:val="0"/>
+                <w:color w:val="EA580C"/>
+                <w:sz w:val="16"/>
+              </w:rPr>
+              <w:t>Moyenne</w:t>
+            </w:r>
+          </w:p>
+        </w:tc>
+        <w:tc>
+          <w:tcPr>
+            <w:tcW w:type="dxa" w:w="1247"/>
+          </w:tcPr>
+          <w:p>
+            <w:r>
+              <w:rPr>
+                <w:b/>
+                <w:i w:val="0"/>
+                <w:sz w:val="16"/>
+              </w:rPr>
+              <w:t>S01</w:t>
+              <w:br/>
+            </w:r>
+            <w:r>
+              <w:rPr>
+                <w:b w:val="0"/>
+                <w:i w:val="0"/>
+                <w:color w:val="64748B"/>
+                <w:sz w:val="14"/>
+              </w:rPr>
+              <w:t>Démographie</w:t>
+            </w:r>
+          </w:p>
+        </w:tc>
+        <w:tc>
+          <w:tcPr>
+            <w:tcW w:type="dxa" w:w="1531"/>
+          </w:tcPr>
+          <w:p>
+            <w:r>
+              <w:rPr>
+                <w:b/>
+                <w:i w:val="0"/>
+                <w:color w:val="16A34A"/>
+                <w:sz w:val="16"/>
+              </w:rPr>
+              <w:t>s01q10_1</w:t>
+            </w:r>
+          </w:p>
+        </w:tc>
+        <w:tc>
+          <w:tcPr>
+            <w:tcW w:type="dxa" w:w="1191"/>
+          </w:tcPr>
+          <w:p>
+            <w:r>
+              <w:rPr>
+                <w:b w:val="0"/>
+                <w:i w:val="0"/>
+                <w:color w:val="64748B"/>
+                <w:sz w:val="16"/>
+              </w:rPr>
+              <w:t>GT-CQ</w:t>
+            </w:r>
+          </w:p>
+        </w:tc>
+        <w:tc>
+          <w:tcPr>
+            <w:tcW w:type="dxa" w:w="4706"/>
+          </w:tcPr>
+          <w:p>
+            <w:r>
+              <w:rPr>
+                <w:b w:val="0"/>
+                <w:i w:val="0"/>
+                <w:sz w:val="17"/>
+              </w:rPr>
+              <w:t>La taille du ménage lors de l'enquête principale (5) de ce ménage est inférieur à la taille du denombrement (6), prière de fournir des explications concrètes ou aller revisiter le ménage.</w:t>
+            </w:r>
+          </w:p>
+        </w:tc>
+      </w:tr>
+      <w:tr>
+        <w:tc>
+          <w:tcPr>
+            <w:tcW w:type="dxa" w:w="964"/>
+          </w:tcPr>
+          <w:p>
+            <w:r>
+              <w:rPr>
+                <w:b/>
+                <w:i w:val="0"/>
+                <w:color w:val="EA580C"/>
+                <w:sz w:val="16"/>
+              </w:rPr>
+              <w:t>Moyenne</w:t>
+            </w:r>
+          </w:p>
+        </w:tc>
+        <w:tc>
+          <w:tcPr>
+            <w:tcW w:type="dxa" w:w="1247"/>
+          </w:tcPr>
+          <w:p>
+            <w:r>
+              <w:rPr>
+                <w:b/>
+                <w:i w:val="0"/>
+                <w:sz w:val="16"/>
+              </w:rPr>
               <w:t>S02</w:t>
               <w:br/>
             </w:r>
@@ -634,7 +1534,7 @@
                 <w:color w:val="16A34A"/>
                 <w:sz w:val="16"/>
               </w:rPr>
-              <w:t>s01q35, s01q36, s01q37, s02q04, s02q15, s01q00b, s02q17_code, s02q15_code</w:t>
+              <w:t>s02q15</w:t>
             </w:r>
           </w:p>
         </w:tc>
@@ -650,7 +1550,7 @@
                 <w:color w:val="64748B"/>
                 <w:sz w:val="16"/>
               </w:rPr>
-              <w:t>GT-CQ</w:t>
+              <w:t>Natif SuSo</w:t>
             </w:r>
           </w:p>
         </w:tc>
@@ -665,7 +1565,7 @@
                 <w:i w:val="0"/>
                 <w:sz w:val="17"/>
               </w:rPr>
-              <w:t>Avertissement!!! L'âge (7 ans) de Rolince Mendy avec son niveau d'étude (3ème année Maternelle) semble incoherent , veuillez confirmer cette information avec le QG ou corriger l'incohérence.</w:t>
+              <w:t>Incohérence. %rostertitle% a %AgeAnnee% ans. Il est donc moins probable qu'il ait suivie la maternelle en %anneeScolaireEnCours%. Veuillez vérifier et corriger.</w:t>
             </w:r>
           </w:p>
         </w:tc>
@@ -680,10 +1580,1000 @@
               <w:rPr>
                 <w:b/>
                 <w:i w:val="0"/>
-                <w:color w:val="DC2626"/>
-                <w:sz w:val="16"/>
-              </w:rPr>
-              <w:t>Haute</w:t>
+                <w:color w:val="EA580C"/>
+                <w:sz w:val="16"/>
+              </w:rPr>
+              <w:t>Moyenne</w:t>
+            </w:r>
+          </w:p>
+        </w:tc>
+        <w:tc>
+          <w:tcPr>
+            <w:tcW w:type="dxa" w:w="1247"/>
+          </w:tcPr>
+          <w:p>
+            <w:r>
+              <w:rPr>
+                <w:b/>
+                <w:i w:val="0"/>
+                <w:sz w:val="16"/>
+              </w:rPr>
+              <w:t>S04</w:t>
+              <w:br/>
+            </w:r>
+            <w:r>
+              <w:rPr>
+                <w:b w:val="0"/>
+                <w:i w:val="0"/>
+                <w:color w:val="64748B"/>
+                <w:sz w:val="14"/>
+              </w:rPr>
+              <w:t>Emploi</w:t>
+            </w:r>
+          </w:p>
+        </w:tc>
+        <w:tc>
+          <w:tcPr>
+            <w:tcW w:type="dxa" w:w="1531"/>
+          </w:tcPr>
+          <w:p>
+            <w:r>
+              <w:rPr>
+                <w:b/>
+                <w:i w:val="0"/>
+                <w:color w:val="16A34A"/>
+                <w:sz w:val="16"/>
+              </w:rPr>
+              <w:t>s01q35, s01q36, s01q37, s02q04, s02q15, s03q13, s03q14, s03q15</w:t>
+            </w:r>
+          </w:p>
+        </w:tc>
+        <w:tc>
+          <w:tcPr>
+            <w:tcW w:type="dxa" w:w="1191"/>
+          </w:tcPr>
+          <w:p>
+            <w:r>
+              <w:rPr>
+                <w:b w:val="0"/>
+                <w:i w:val="0"/>
+                <w:color w:val="64748B"/>
+                <w:sz w:val="16"/>
+              </w:rPr>
+              <w:t>GT-CQ</w:t>
+            </w:r>
+          </w:p>
+        </w:tc>
+        <w:tc>
+          <w:tcPr>
+            <w:tcW w:type="dxa" w:w="4706"/>
+          </w:tcPr>
+          <w:p>
+            <w:r>
+              <w:rPr>
+                <w:b w:val="0"/>
+                <w:i w:val="0"/>
+                <w:sz w:val="17"/>
+              </w:rPr>
+              <w:t>Nombre de mois exercé  (1 mois) par Marcaline Mendy dans l'emploi au cours des 12 derniers mois semble faible, veuillez corriger s'il vous plait ou comfirmer avec le QG.</w:t>
+            </w:r>
+          </w:p>
+        </w:tc>
+      </w:tr>
+      <w:tr>
+        <w:tc>
+          <w:tcPr>
+            <w:tcW w:type="dxa" w:w="964"/>
+          </w:tcPr>
+          <w:p>
+            <w:r>
+              <w:rPr>
+                <w:b/>
+                <w:i w:val="0"/>
+                <w:color w:val="EA580C"/>
+                <w:sz w:val="16"/>
+              </w:rPr>
+              <w:t>Moyenne</w:t>
+            </w:r>
+          </w:p>
+        </w:tc>
+        <w:tc>
+          <w:tcPr>
+            <w:tcW w:type="dxa" w:w="1247"/>
+          </w:tcPr>
+          <w:p>
+            <w:r>
+              <w:rPr>
+                <w:b/>
+                <w:i w:val="0"/>
+                <w:sz w:val="16"/>
+              </w:rPr>
+              <w:t>S04</w:t>
+              <w:br/>
+            </w:r>
+            <w:r>
+              <w:rPr>
+                <w:b w:val="0"/>
+                <w:i w:val="0"/>
+                <w:color w:val="64748B"/>
+                <w:sz w:val="14"/>
+              </w:rPr>
+              <w:t>Emploi</w:t>
+            </w:r>
+          </w:p>
+        </w:tc>
+        <w:tc>
+          <w:tcPr>
+            <w:tcW w:type="dxa" w:w="1531"/>
+          </w:tcPr>
+          <w:p>
+            <w:r>
+              <w:rPr>
+                <w:b/>
+                <w:i w:val="0"/>
+                <w:color w:val="16A34A"/>
+                <w:sz w:val="16"/>
+              </w:rPr>
+              <w:t>—</w:t>
+            </w:r>
+          </w:p>
+        </w:tc>
+        <w:tc>
+          <w:tcPr>
+            <w:tcW w:type="dxa" w:w="1191"/>
+          </w:tcPr>
+          <w:p>
+            <w:r>
+              <w:rPr>
+                <w:b w:val="0"/>
+                <w:i w:val="0"/>
+                <w:color w:val="64748B"/>
+                <w:sz w:val="16"/>
+              </w:rPr>
+              <w:t>GT-CQ</w:t>
+            </w:r>
+          </w:p>
+        </w:tc>
+        <w:tc>
+          <w:tcPr>
+            <w:tcW w:type="dxa" w:w="4706"/>
+          </w:tcPr>
+          <w:p>
+            <w:r>
+              <w:rPr>
+                <w:b w:val="0"/>
+                <w:i w:val="0"/>
+                <w:sz w:val="17"/>
+              </w:rPr>
+              <w:t>Attention ! Le nombre de jours (9 jours) que Marcaline Mendy a travaillés par mois semble être inférieur à 15.</w:t>
+            </w:r>
+          </w:p>
+        </w:tc>
+      </w:tr>
+      <w:tr>
+        <w:tc>
+          <w:tcPr>
+            <w:tcW w:type="dxa" w:w="964"/>
+          </w:tcPr>
+          <w:p>
+            <w:r>
+              <w:rPr>
+                <w:b/>
+                <w:i w:val="0"/>
+                <w:color w:val="EA580C"/>
+                <w:sz w:val="16"/>
+              </w:rPr>
+              <w:t>Moyenne</w:t>
+            </w:r>
+          </w:p>
+        </w:tc>
+        <w:tc>
+          <w:tcPr>
+            <w:tcW w:type="dxa" w:w="1247"/>
+          </w:tcPr>
+          <w:p>
+            <w:r>
+              <w:rPr>
+                <w:b/>
+                <w:i w:val="0"/>
+                <w:sz w:val="16"/>
+              </w:rPr>
+              <w:t>S04</w:t>
+              <w:br/>
+            </w:r>
+            <w:r>
+              <w:rPr>
+                <w:b w:val="0"/>
+                <w:i w:val="0"/>
+                <w:color w:val="64748B"/>
+                <w:sz w:val="14"/>
+              </w:rPr>
+              <w:t>Emploi</w:t>
+            </w:r>
+          </w:p>
+        </w:tc>
+        <w:tc>
+          <w:tcPr>
+            <w:tcW w:type="dxa" w:w="1531"/>
+          </w:tcPr>
+          <w:p>
+            <w:r>
+              <w:rPr>
+                <w:b/>
+                <w:i w:val="0"/>
+                <w:color w:val="16A34A"/>
+                <w:sz w:val="16"/>
+              </w:rPr>
+              <w:t>—</w:t>
+            </w:r>
+          </w:p>
+        </w:tc>
+        <w:tc>
+          <w:tcPr>
+            <w:tcW w:type="dxa" w:w="1191"/>
+          </w:tcPr>
+          <w:p>
+            <w:r>
+              <w:rPr>
+                <w:b w:val="0"/>
+                <w:i w:val="0"/>
+                <w:color w:val="64748B"/>
+                <w:sz w:val="16"/>
+              </w:rPr>
+              <w:t>GT-CQ</w:t>
+            </w:r>
+          </w:p>
+        </w:tc>
+        <w:tc>
+          <w:tcPr>
+            <w:tcW w:type="dxa" w:w="4706"/>
+          </w:tcPr>
+          <w:p>
+            <w:r>
+              <w:rPr>
+                <w:b w:val="0"/>
+                <w:i w:val="0"/>
+                <w:sz w:val="17"/>
+              </w:rPr>
+              <w:t>Veuillez, s'il vous plaît, confirmer cette information.</w:t>
+            </w:r>
+          </w:p>
+        </w:tc>
+      </w:tr>
+      <w:tr>
+        <w:tc>
+          <w:tcPr>
+            <w:tcW w:type="dxa" w:w="964"/>
+          </w:tcPr>
+          <w:p>
+            <w:r>
+              <w:rPr>
+                <w:b/>
+                <w:i w:val="0"/>
+                <w:color w:val="EA580C"/>
+                <w:sz w:val="16"/>
+              </w:rPr>
+              <w:t>Moyenne</w:t>
+            </w:r>
+          </w:p>
+        </w:tc>
+        <w:tc>
+          <w:tcPr>
+            <w:tcW w:type="dxa" w:w="1247"/>
+          </w:tcPr>
+          <w:p>
+            <w:r>
+              <w:rPr>
+                <w:b/>
+                <w:i w:val="0"/>
+                <w:sz w:val="16"/>
+              </w:rPr>
+              <w:t>S04</w:t>
+              <w:br/>
+            </w:r>
+            <w:r>
+              <w:rPr>
+                <w:b w:val="0"/>
+                <w:i w:val="0"/>
+                <w:color w:val="64748B"/>
+                <w:sz w:val="14"/>
+              </w:rPr>
+              <w:t>Emploi</w:t>
+            </w:r>
+          </w:p>
+        </w:tc>
+        <w:tc>
+          <w:tcPr>
+            <w:tcW w:type="dxa" w:w="1531"/>
+          </w:tcPr>
+          <w:p>
+            <w:r>
+              <w:rPr>
+                <w:b/>
+                <w:i w:val="0"/>
+                <w:color w:val="16A34A"/>
+                <w:sz w:val="16"/>
+              </w:rPr>
+              <w:t>s01q35, s01q36, s01q37, s02q04, s02q15, s03q13, s03q14, s03q15</w:t>
+            </w:r>
+          </w:p>
+        </w:tc>
+        <w:tc>
+          <w:tcPr>
+            <w:tcW w:type="dxa" w:w="1191"/>
+          </w:tcPr>
+          <w:p>
+            <w:r>
+              <w:rPr>
+                <w:b w:val="0"/>
+                <w:i w:val="0"/>
+                <w:color w:val="64748B"/>
+                <w:sz w:val="16"/>
+              </w:rPr>
+              <w:t>GT-CQ</w:t>
+            </w:r>
+          </w:p>
+        </w:tc>
+        <w:tc>
+          <w:tcPr>
+            <w:tcW w:type="dxa" w:w="4706"/>
+          </w:tcPr>
+          <w:p>
+            <w:r>
+              <w:rPr>
+                <w:b w:val="0"/>
+                <w:i w:val="0"/>
+                <w:sz w:val="17"/>
+              </w:rPr>
+              <w:t>Nombre de mois exercé  (1 mois) par Marie Mendy (fille) dans l'emploi au cours des 12 derniers mois semble faible, veuillez corriger s'il vous plait ou comfirmer avec le QG.</w:t>
+            </w:r>
+          </w:p>
+        </w:tc>
+      </w:tr>
+      <w:tr>
+        <w:tc>
+          <w:tcPr>
+            <w:tcW w:type="dxa" w:w="964"/>
+          </w:tcPr>
+          <w:p>
+            <w:r>
+              <w:rPr>
+                <w:b/>
+                <w:i w:val="0"/>
+                <w:color w:val="EA580C"/>
+                <w:sz w:val="16"/>
+              </w:rPr>
+              <w:t>Moyenne</w:t>
+            </w:r>
+          </w:p>
+        </w:tc>
+        <w:tc>
+          <w:tcPr>
+            <w:tcW w:type="dxa" w:w="1247"/>
+          </w:tcPr>
+          <w:p>
+            <w:r>
+              <w:rPr>
+                <w:b/>
+                <w:i w:val="0"/>
+                <w:sz w:val="16"/>
+              </w:rPr>
+              <w:t>S04</w:t>
+              <w:br/>
+            </w:r>
+            <w:r>
+              <w:rPr>
+                <w:b w:val="0"/>
+                <w:i w:val="0"/>
+                <w:color w:val="64748B"/>
+                <w:sz w:val="14"/>
+              </w:rPr>
+              <w:t>Emploi</w:t>
+            </w:r>
+          </w:p>
+        </w:tc>
+        <w:tc>
+          <w:tcPr>
+            <w:tcW w:type="dxa" w:w="1531"/>
+          </w:tcPr>
+          <w:p>
+            <w:r>
+              <w:rPr>
+                <w:b/>
+                <w:i w:val="0"/>
+                <w:color w:val="16A34A"/>
+                <w:sz w:val="16"/>
+              </w:rPr>
+              <w:t>—</w:t>
+            </w:r>
+          </w:p>
+        </w:tc>
+        <w:tc>
+          <w:tcPr>
+            <w:tcW w:type="dxa" w:w="1191"/>
+          </w:tcPr>
+          <w:p>
+            <w:r>
+              <w:rPr>
+                <w:b w:val="0"/>
+                <w:i w:val="0"/>
+                <w:color w:val="64748B"/>
+                <w:sz w:val="16"/>
+              </w:rPr>
+              <w:t>GT-CQ</w:t>
+            </w:r>
+          </w:p>
+        </w:tc>
+        <w:tc>
+          <w:tcPr>
+            <w:tcW w:type="dxa" w:w="4706"/>
+          </w:tcPr>
+          <w:p>
+            <w:r>
+              <w:rPr>
+                <w:b w:val="0"/>
+                <w:i w:val="0"/>
+                <w:sz w:val="17"/>
+              </w:rPr>
+              <w:t>Attention ! Le nombre de jours (9 jours) que Marie Mendy (fille) a travaillés par mois semble être inférieur à 15.</w:t>
+            </w:r>
+          </w:p>
+        </w:tc>
+      </w:tr>
+      <w:tr>
+        <w:tc>
+          <w:tcPr>
+            <w:tcW w:type="dxa" w:w="964"/>
+          </w:tcPr>
+          <w:p>
+            <w:r>
+              <w:rPr>
+                <w:b/>
+                <w:i w:val="0"/>
+                <w:color w:val="EA580C"/>
+                <w:sz w:val="16"/>
+              </w:rPr>
+              <w:t>Moyenne</w:t>
+            </w:r>
+          </w:p>
+        </w:tc>
+        <w:tc>
+          <w:tcPr>
+            <w:tcW w:type="dxa" w:w="1247"/>
+          </w:tcPr>
+          <w:p>
+            <w:r>
+              <w:rPr>
+                <w:b/>
+                <w:i w:val="0"/>
+                <w:sz w:val="16"/>
+              </w:rPr>
+              <w:t>S04</w:t>
+              <w:br/>
+            </w:r>
+            <w:r>
+              <w:rPr>
+                <w:b w:val="0"/>
+                <w:i w:val="0"/>
+                <w:color w:val="64748B"/>
+                <w:sz w:val="14"/>
+              </w:rPr>
+              <w:t>Emploi</w:t>
+            </w:r>
+          </w:p>
+        </w:tc>
+        <w:tc>
+          <w:tcPr>
+            <w:tcW w:type="dxa" w:w="1531"/>
+          </w:tcPr>
+          <w:p>
+            <w:r>
+              <w:rPr>
+                <w:b/>
+                <w:i w:val="0"/>
+                <w:color w:val="16A34A"/>
+                <w:sz w:val="16"/>
+              </w:rPr>
+              <w:t>s01q35, s01q36, s01q37, s02q04, s02q15, s03q13, s03q14, s03q15</w:t>
+            </w:r>
+          </w:p>
+        </w:tc>
+        <w:tc>
+          <w:tcPr>
+            <w:tcW w:type="dxa" w:w="1191"/>
+          </w:tcPr>
+          <w:p>
+            <w:r>
+              <w:rPr>
+                <w:b w:val="0"/>
+                <w:i w:val="0"/>
+                <w:color w:val="64748B"/>
+                <w:sz w:val="16"/>
+              </w:rPr>
+              <w:t>GT-CQ</w:t>
+            </w:r>
+          </w:p>
+        </w:tc>
+        <w:tc>
+          <w:tcPr>
+            <w:tcW w:type="dxa" w:w="4706"/>
+          </w:tcPr>
+          <w:p>
+            <w:r>
+              <w:rPr>
+                <w:b w:val="0"/>
+                <w:i w:val="0"/>
+                <w:sz w:val="17"/>
+              </w:rPr>
+              <w:t>Nombre de mois exercé  (1 mois) par Rolince Mendy dans l'emploi au cours des 12 derniers mois semble faible, veuillez corriger s'il vous plait ou comfirmer avec le QG.</w:t>
+            </w:r>
+          </w:p>
+        </w:tc>
+      </w:tr>
+      <w:tr>
+        <w:tc>
+          <w:tcPr>
+            <w:tcW w:type="dxa" w:w="964"/>
+          </w:tcPr>
+          <w:p>
+            <w:r>
+              <w:rPr>
+                <w:b/>
+                <w:i w:val="0"/>
+                <w:color w:val="EA580C"/>
+                <w:sz w:val="16"/>
+              </w:rPr>
+              <w:t>Moyenne</w:t>
+            </w:r>
+          </w:p>
+        </w:tc>
+        <w:tc>
+          <w:tcPr>
+            <w:tcW w:type="dxa" w:w="1247"/>
+          </w:tcPr>
+          <w:p>
+            <w:r>
+              <w:rPr>
+                <w:b/>
+                <w:i w:val="0"/>
+                <w:sz w:val="16"/>
+              </w:rPr>
+              <w:t>S04</w:t>
+              <w:br/>
+            </w:r>
+            <w:r>
+              <w:rPr>
+                <w:b w:val="0"/>
+                <w:i w:val="0"/>
+                <w:color w:val="64748B"/>
+                <w:sz w:val="14"/>
+              </w:rPr>
+              <w:t>Emploi</w:t>
+            </w:r>
+          </w:p>
+        </w:tc>
+        <w:tc>
+          <w:tcPr>
+            <w:tcW w:type="dxa" w:w="1531"/>
+          </w:tcPr>
+          <w:p>
+            <w:r>
+              <w:rPr>
+                <w:b/>
+                <w:i w:val="0"/>
+                <w:color w:val="16A34A"/>
+                <w:sz w:val="16"/>
+              </w:rPr>
+              <w:t>—</w:t>
+            </w:r>
+          </w:p>
+        </w:tc>
+        <w:tc>
+          <w:tcPr>
+            <w:tcW w:type="dxa" w:w="1191"/>
+          </w:tcPr>
+          <w:p>
+            <w:r>
+              <w:rPr>
+                <w:b w:val="0"/>
+                <w:i w:val="0"/>
+                <w:color w:val="64748B"/>
+                <w:sz w:val="16"/>
+              </w:rPr>
+              <w:t>GT-CQ</w:t>
+            </w:r>
+          </w:p>
+        </w:tc>
+        <w:tc>
+          <w:tcPr>
+            <w:tcW w:type="dxa" w:w="4706"/>
+          </w:tcPr>
+          <w:p>
+            <w:r>
+              <w:rPr>
+                <w:b w:val="0"/>
+                <w:i w:val="0"/>
+                <w:sz w:val="17"/>
+              </w:rPr>
+              <w:t>Attention ! Le nombre de jours (9 jours) que Rolince Mendy a travaillés par mois semble être inférieur à 15.</w:t>
+            </w:r>
+          </w:p>
+        </w:tc>
+      </w:tr>
+      <w:tr>
+        <w:tc>
+          <w:tcPr>
+            <w:tcW w:type="dxa" w:w="964"/>
+          </w:tcPr>
+          <w:p>
+            <w:r>
+              <w:rPr>
+                <w:b/>
+                <w:i w:val="0"/>
+                <w:color w:val="EA580C"/>
+                <w:sz w:val="16"/>
+              </w:rPr>
+              <w:t>Moyenne</w:t>
+            </w:r>
+          </w:p>
+        </w:tc>
+        <w:tc>
+          <w:tcPr>
+            <w:tcW w:type="dxa" w:w="1247"/>
+          </w:tcPr>
+          <w:p>
+            <w:r>
+              <w:rPr>
+                <w:b/>
+                <w:i w:val="0"/>
+                <w:sz w:val="16"/>
+              </w:rPr>
+              <w:t>S04</w:t>
+              <w:br/>
+            </w:r>
+            <w:r>
+              <w:rPr>
+                <w:b w:val="0"/>
+                <w:i w:val="0"/>
+                <w:color w:val="64748B"/>
+                <w:sz w:val="14"/>
+              </w:rPr>
+              <w:t>Emploi</w:t>
+            </w:r>
+          </w:p>
+        </w:tc>
+        <w:tc>
+          <w:tcPr>
+            <w:tcW w:type="dxa" w:w="1531"/>
+          </w:tcPr>
+          <w:p>
+            <w:r>
+              <w:rPr>
+                <w:b/>
+                <w:i w:val="0"/>
+                <w:color w:val="16A34A"/>
+                <w:sz w:val="16"/>
+              </w:rPr>
+              <w:t>s01q35, s01q36, s01q37, s02q04, s02q15, s03q13, s03q14, s03q15</w:t>
+            </w:r>
+          </w:p>
+        </w:tc>
+        <w:tc>
+          <w:tcPr>
+            <w:tcW w:type="dxa" w:w="1191"/>
+          </w:tcPr>
+          <w:p>
+            <w:r>
+              <w:rPr>
+                <w:b w:val="0"/>
+                <w:i w:val="0"/>
+                <w:color w:val="64748B"/>
+                <w:sz w:val="16"/>
+              </w:rPr>
+              <w:t>GT-CQ</w:t>
+            </w:r>
+          </w:p>
+        </w:tc>
+        <w:tc>
+          <w:tcPr>
+            <w:tcW w:type="dxa" w:w="4706"/>
+          </w:tcPr>
+          <w:p>
+            <w:r>
+              <w:rPr>
+                <w:b w:val="0"/>
+                <w:i w:val="0"/>
+                <w:sz w:val="17"/>
+              </w:rPr>
+              <w:t>Nombre de mois exercé  (1 mois) par Épouse Marie Mendy dans l'emploi au cours des 12 derniers mois semble faible, veuillez corriger s'il vous plait ou comfirmer avec le QG.</w:t>
+            </w:r>
+          </w:p>
+        </w:tc>
+      </w:tr>
+      <w:tr>
+        <w:tc>
+          <w:tcPr>
+            <w:tcW w:type="dxa" w:w="964"/>
+          </w:tcPr>
+          <w:p>
+            <w:r>
+              <w:rPr>
+                <w:b/>
+                <w:i w:val="0"/>
+                <w:color w:val="EA580C"/>
+                <w:sz w:val="16"/>
+              </w:rPr>
+              <w:t>Moyenne</w:t>
+            </w:r>
+          </w:p>
+        </w:tc>
+        <w:tc>
+          <w:tcPr>
+            <w:tcW w:type="dxa" w:w="1247"/>
+          </w:tcPr>
+          <w:p>
+            <w:r>
+              <w:rPr>
+                <w:b/>
+                <w:i w:val="0"/>
+                <w:sz w:val="16"/>
+              </w:rPr>
+              <w:t>S04</w:t>
+              <w:br/>
+            </w:r>
+            <w:r>
+              <w:rPr>
+                <w:b w:val="0"/>
+                <w:i w:val="0"/>
+                <w:color w:val="64748B"/>
+                <w:sz w:val="14"/>
+              </w:rPr>
+              <w:t>Emploi</w:t>
+            </w:r>
+          </w:p>
+        </w:tc>
+        <w:tc>
+          <w:tcPr>
+            <w:tcW w:type="dxa" w:w="1531"/>
+          </w:tcPr>
+          <w:p>
+            <w:r>
+              <w:rPr>
+                <w:b/>
+                <w:i w:val="0"/>
+                <w:color w:val="16A34A"/>
+                <w:sz w:val="16"/>
+              </w:rPr>
+              <w:t>—</w:t>
+            </w:r>
+          </w:p>
+        </w:tc>
+        <w:tc>
+          <w:tcPr>
+            <w:tcW w:type="dxa" w:w="1191"/>
+          </w:tcPr>
+          <w:p>
+            <w:r>
+              <w:rPr>
+                <w:b w:val="0"/>
+                <w:i w:val="0"/>
+                <w:color w:val="64748B"/>
+                <w:sz w:val="16"/>
+              </w:rPr>
+              <w:t>GT-CQ</w:t>
+            </w:r>
+          </w:p>
+        </w:tc>
+        <w:tc>
+          <w:tcPr>
+            <w:tcW w:type="dxa" w:w="4706"/>
+          </w:tcPr>
+          <w:p>
+            <w:r>
+              <w:rPr>
+                <w:b w:val="0"/>
+                <w:i w:val="0"/>
+                <w:sz w:val="17"/>
+              </w:rPr>
+              <w:t>Attention ! Le nombre de jours (3 jours) que Épouse Marie Mendy a travaillés par mois semble être inférieur à 15.</w:t>
+            </w:r>
+          </w:p>
+        </w:tc>
+      </w:tr>
+      <w:tr>
+        <w:tc>
+          <w:tcPr>
+            <w:tcW w:type="dxa" w:w="964"/>
+          </w:tcPr>
+          <w:p>
+            <w:r>
+              <w:rPr>
+                <w:b/>
+                <w:i w:val="0"/>
+                <w:color w:val="EA580C"/>
+                <w:sz w:val="16"/>
+              </w:rPr>
+              <w:t>Moyenne</w:t>
+            </w:r>
+          </w:p>
+        </w:tc>
+        <w:tc>
+          <w:tcPr>
+            <w:tcW w:type="dxa" w:w="1247"/>
+          </w:tcPr>
+          <w:p>
+            <w:r>
+              <w:rPr>
+                <w:b/>
+                <w:i w:val="0"/>
+                <w:sz w:val="16"/>
+              </w:rPr>
+              <w:t>S04</w:t>
+              <w:br/>
+            </w:r>
+            <w:r>
+              <w:rPr>
+                <w:b w:val="0"/>
+                <w:i w:val="0"/>
+                <w:color w:val="64748B"/>
+                <w:sz w:val="14"/>
+              </w:rPr>
+              <w:t>Emploi</w:t>
+            </w:r>
+          </w:p>
+        </w:tc>
+        <w:tc>
+          <w:tcPr>
+            <w:tcW w:type="dxa" w:w="1531"/>
+          </w:tcPr>
+          <w:p>
+            <w:r>
+              <w:rPr>
+                <w:b/>
+                <w:i w:val="0"/>
+                <w:color w:val="16A34A"/>
+                <w:sz w:val="16"/>
+              </w:rPr>
+              <w:t>s01q35, s01q36, s01q37, s02q04, s02q15, s03q13, s03q14, s03q15</w:t>
+            </w:r>
+          </w:p>
+        </w:tc>
+        <w:tc>
+          <w:tcPr>
+            <w:tcW w:type="dxa" w:w="1191"/>
+          </w:tcPr>
+          <w:p>
+            <w:r>
+              <w:rPr>
+                <w:b w:val="0"/>
+                <w:i w:val="0"/>
+                <w:color w:val="64748B"/>
+                <w:sz w:val="16"/>
+              </w:rPr>
+              <w:t>GT-CQ</w:t>
+            </w:r>
+          </w:p>
+        </w:tc>
+        <w:tc>
+          <w:tcPr>
+            <w:tcW w:type="dxa" w:w="4706"/>
+          </w:tcPr>
+          <w:p>
+            <w:r>
+              <w:rPr>
+                <w:b w:val="0"/>
+                <w:i w:val="0"/>
+                <w:sz w:val="17"/>
+              </w:rPr>
+              <w:t>Nombre de mois exercé  (3 mois) par DIARKA MENDY dans l'emploi au cours des 12 derniers mois semble faible, veuillez corriger s'il vous plait ou comfirmer avec le QG.</w:t>
+            </w:r>
+          </w:p>
+        </w:tc>
+      </w:tr>
+      <w:tr>
+        <w:tc>
+          <w:tcPr>
+            <w:tcW w:type="dxa" w:w="964"/>
+          </w:tcPr>
+          <w:p>
+            <w:r>
+              <w:rPr>
+                <w:b/>
+                <w:i w:val="0"/>
+                <w:color w:val="EA580C"/>
+                <w:sz w:val="16"/>
+              </w:rPr>
+              <w:t>Moyenne</w:t>
+            </w:r>
+          </w:p>
+        </w:tc>
+        <w:tc>
+          <w:tcPr>
+            <w:tcW w:type="dxa" w:w="1247"/>
+          </w:tcPr>
+          <w:p>
+            <w:r>
+              <w:rPr>
+                <w:b/>
+                <w:i w:val="0"/>
+                <w:sz w:val="16"/>
+              </w:rPr>
+              <w:t>S04</w:t>
+              <w:br/>
+            </w:r>
+            <w:r>
+              <w:rPr>
+                <w:b w:val="0"/>
+                <w:i w:val="0"/>
+                <w:color w:val="64748B"/>
+                <w:sz w:val="14"/>
+              </w:rPr>
+              <w:t>Emploi</w:t>
+            </w:r>
+          </w:p>
+        </w:tc>
+        <w:tc>
+          <w:tcPr>
+            <w:tcW w:type="dxa" w:w="1531"/>
+          </w:tcPr>
+          <w:p>
+            <w:r>
+              <w:rPr>
+                <w:b/>
+                <w:i w:val="0"/>
+                <w:color w:val="16A34A"/>
+                <w:sz w:val="16"/>
+              </w:rPr>
+              <w:t>—</w:t>
+            </w:r>
+          </w:p>
+        </w:tc>
+        <w:tc>
+          <w:tcPr>
+            <w:tcW w:type="dxa" w:w="1191"/>
+          </w:tcPr>
+          <w:p>
+            <w:r>
+              <w:rPr>
+                <w:b w:val="0"/>
+                <w:i w:val="0"/>
+                <w:color w:val="64748B"/>
+                <w:sz w:val="16"/>
+              </w:rPr>
+              <w:t>GT-CQ</w:t>
+            </w:r>
+          </w:p>
+        </w:tc>
+        <w:tc>
+          <w:tcPr>
+            <w:tcW w:type="dxa" w:w="4706"/>
+          </w:tcPr>
+          <w:p>
+            <w:r>
+              <w:rPr>
+                <w:b w:val="0"/>
+                <w:i w:val="0"/>
+                <w:sz w:val="17"/>
+              </w:rPr>
+              <w:t>Attention ! Le nombre de jours (3 jours) que DIARKA MENDY a travaillés par mois semble être inférieur à 15.</w:t>
+            </w:r>
+          </w:p>
+        </w:tc>
+      </w:tr>
+      <w:tr>
+        <w:tc>
+          <w:tcPr>
+            <w:tcW w:type="dxa" w:w="964"/>
+          </w:tcPr>
+          <w:p>
+            <w:r>
+              <w:rPr>
+                <w:b/>
+                <w:i w:val="0"/>
+                <w:color w:val="EA580C"/>
+                <w:sz w:val="16"/>
+              </w:rPr>
+              <w:t>Moyenne</w:t>
             </w:r>
           </w:p>
         </w:tc>
@@ -724,7 +2614,7 @@
                 <w:color w:val="16A34A"/>
                 <w:sz w:val="16"/>
               </w:rPr>
-              <w:t>s00q27, s01q00a, s01q12, s01q13, s02q04, s03q11, s03q12, s01q01</w:t>
+              <w:t>—</w:t>
             </w:r>
           </w:p>
         </w:tc>
@@ -755,7 +2645,7 @@
                 <w:i w:val="0"/>
                 <w:sz w:val="17"/>
               </w:rPr>
-              <w:t>Avertissement!!! Le ménage a consommé 47 Pièce de Moyen de Poisson frais yaboye ou obo (sardinelle)  ce qui semble incoherent pour une consommation aucours des 7 derniers jours, prière de verifier et corriger.</w:t>
+              <w:t>Attention ! Soupçons de quantité anormale! Le ménage de DIARKA MENDY avec une taille de 5 personnes a consommé 2.33 Gousse en Grand de Ail qui est relativement élevé comme consommation par rapport à la condition de vie des autres ménages de même taille dans cette zone.</w:t>
             </w:r>
           </w:p>
         </w:tc>
@@ -770,10 +2660,1990 @@
               <w:rPr>
                 <w:b/>
                 <w:i w:val="0"/>
-                <w:color w:val="DC2626"/>
-                <w:sz w:val="16"/>
-              </w:rPr>
-              <w:t>Haute</w:t>
+                <w:color w:val="EA580C"/>
+                <w:sz w:val="16"/>
+              </w:rPr>
+              <w:t>Moyenne</w:t>
+            </w:r>
+          </w:p>
+        </w:tc>
+        <w:tc>
+          <w:tcPr>
+            <w:tcW w:type="dxa" w:w="1247"/>
+          </w:tcPr>
+          <w:p>
+            <w:r>
+              <w:rPr>
+                <w:b/>
+                <w:i w:val="0"/>
+                <w:sz w:val="16"/>
+              </w:rPr>
+              <w:t>S07</w:t>
+              <w:br/>
+            </w:r>
+            <w:r>
+              <w:rPr>
+                <w:b w:val="0"/>
+                <w:i w:val="0"/>
+                <w:color w:val="64748B"/>
+                <w:sz w:val="14"/>
+              </w:rPr>
+              <w:t>Consommation alimentaire</w:t>
+            </w:r>
+          </w:p>
+        </w:tc>
+        <w:tc>
+          <w:tcPr>
+            <w:tcW w:type="dxa" w:w="1531"/>
+          </w:tcPr>
+          <w:p>
+            <w:r>
+              <w:rPr>
+                <w:b/>
+                <w:i w:val="0"/>
+                <w:color w:val="16A34A"/>
+                <w:sz w:val="16"/>
+              </w:rPr>
+              <w:t>—</w:t>
+            </w:r>
+          </w:p>
+        </w:tc>
+        <w:tc>
+          <w:tcPr>
+            <w:tcW w:type="dxa" w:w="1191"/>
+          </w:tcPr>
+          <w:p>
+            <w:r>
+              <w:rPr>
+                <w:b w:val="0"/>
+                <w:i w:val="0"/>
+                <w:color w:val="64748B"/>
+                <w:sz w:val="16"/>
+              </w:rPr>
+              <w:t>GT-CQ</w:t>
+            </w:r>
+          </w:p>
+        </w:tc>
+        <w:tc>
+          <w:tcPr>
+            <w:tcW w:type="dxa" w:w="4706"/>
+          </w:tcPr>
+          <w:p>
+            <w:r>
+              <w:rPr>
+                <w:b w:val="0"/>
+                <w:i w:val="0"/>
+                <w:sz w:val="17"/>
+              </w:rPr>
+              <w:t>Prière de corriger ou de confirmer avec le QG.</w:t>
+            </w:r>
+          </w:p>
+        </w:tc>
+      </w:tr>
+      <w:tr>
+        <w:tc>
+          <w:tcPr>
+            <w:tcW w:type="dxa" w:w="964"/>
+          </w:tcPr>
+          <w:p>
+            <w:r>
+              <w:rPr>
+                <w:b/>
+                <w:i w:val="0"/>
+                <w:color w:val="EA580C"/>
+                <w:sz w:val="16"/>
+              </w:rPr>
+              <w:t>Moyenne</w:t>
+            </w:r>
+          </w:p>
+        </w:tc>
+        <w:tc>
+          <w:tcPr>
+            <w:tcW w:type="dxa" w:w="1247"/>
+          </w:tcPr>
+          <w:p>
+            <w:r>
+              <w:rPr>
+                <w:b/>
+                <w:i w:val="0"/>
+                <w:sz w:val="16"/>
+              </w:rPr>
+              <w:t>S07</w:t>
+              <w:br/>
+            </w:r>
+            <w:r>
+              <w:rPr>
+                <w:b w:val="0"/>
+                <w:i w:val="0"/>
+                <w:color w:val="64748B"/>
+                <w:sz w:val="14"/>
+              </w:rPr>
+              <w:t>Consommation alimentaire</w:t>
+            </w:r>
+          </w:p>
+        </w:tc>
+        <w:tc>
+          <w:tcPr>
+            <w:tcW w:type="dxa" w:w="1531"/>
+          </w:tcPr>
+          <w:p>
+            <w:r>
+              <w:rPr>
+                <w:b/>
+                <w:i w:val="0"/>
+                <w:color w:val="16A34A"/>
+                <w:sz w:val="16"/>
+              </w:rPr>
+              <w:t>—</w:t>
+            </w:r>
+          </w:p>
+        </w:tc>
+        <w:tc>
+          <w:tcPr>
+            <w:tcW w:type="dxa" w:w="1191"/>
+          </w:tcPr>
+          <w:p>
+            <w:r>
+              <w:rPr>
+                <w:b w:val="0"/>
+                <w:i w:val="0"/>
+                <w:color w:val="64748B"/>
+                <w:sz w:val="16"/>
+              </w:rPr>
+              <w:t>GT-CQ</w:t>
+            </w:r>
+          </w:p>
+        </w:tc>
+        <w:tc>
+          <w:tcPr>
+            <w:tcW w:type="dxa" w:w="4706"/>
+          </w:tcPr>
+          <w:p>
+            <w:r>
+              <w:rPr>
+                <w:b w:val="0"/>
+                <w:i w:val="0"/>
+                <w:sz w:val="17"/>
+              </w:rPr>
+              <w:t>Attention ! Le prix unitaire d'achat (1000 Fcfa) de Poisson frais yaboye ou obo (sardinelle) en Tas (Moyen) est relativement élevé par rapport aux autres prix observés dans cette zone.</w:t>
+            </w:r>
+          </w:p>
+        </w:tc>
+      </w:tr>
+      <w:tr>
+        <w:tc>
+          <w:tcPr>
+            <w:tcW w:type="dxa" w:w="964"/>
+          </w:tcPr>
+          <w:p>
+            <w:r>
+              <w:rPr>
+                <w:b/>
+                <w:i w:val="0"/>
+                <w:color w:val="EA580C"/>
+                <w:sz w:val="16"/>
+              </w:rPr>
+              <w:t>Moyenne</w:t>
+            </w:r>
+          </w:p>
+        </w:tc>
+        <w:tc>
+          <w:tcPr>
+            <w:tcW w:type="dxa" w:w="1247"/>
+          </w:tcPr>
+          <w:p>
+            <w:r>
+              <w:rPr>
+                <w:b/>
+                <w:i w:val="0"/>
+                <w:sz w:val="16"/>
+              </w:rPr>
+              <w:t>S07</w:t>
+              <w:br/>
+            </w:r>
+            <w:r>
+              <w:rPr>
+                <w:b w:val="0"/>
+                <w:i w:val="0"/>
+                <w:color w:val="64748B"/>
+                <w:sz w:val="14"/>
+              </w:rPr>
+              <w:t>Consommation alimentaire</w:t>
+            </w:r>
+          </w:p>
+        </w:tc>
+        <w:tc>
+          <w:tcPr>
+            <w:tcW w:type="dxa" w:w="1531"/>
+          </w:tcPr>
+          <w:p>
+            <w:r>
+              <w:rPr>
+                <w:b/>
+                <w:i w:val="0"/>
+                <w:color w:val="16A34A"/>
+                <w:sz w:val="16"/>
+              </w:rPr>
+              <w:t>s02q16, s03q05, s03q08, s03q15, s06q18, s07bq01, s07bq04, s07bq03b1</w:t>
+            </w:r>
+          </w:p>
+        </w:tc>
+        <w:tc>
+          <w:tcPr>
+            <w:tcW w:type="dxa" w:w="1191"/>
+          </w:tcPr>
+          <w:p>
+            <w:r>
+              <w:rPr>
+                <w:b w:val="0"/>
+                <w:i w:val="0"/>
+                <w:color w:val="64748B"/>
+                <w:sz w:val="16"/>
+              </w:rPr>
+              <w:t>GT-CQ</w:t>
+            </w:r>
+          </w:p>
+        </w:tc>
+        <w:tc>
+          <w:tcPr>
+            <w:tcW w:type="dxa" w:w="4706"/>
+          </w:tcPr>
+          <w:p>
+            <w:r>
+              <w:rPr>
+                <w:b w:val="0"/>
+                <w:i w:val="0"/>
+                <w:sz w:val="17"/>
+              </w:rPr>
+              <w:t>La consommation de 10 Pièce en Moyen de Pamplemousse provient de la propre production du ménage mais le ménage n'est pas agriculteur, prière de reprendre la section agriculture ou verifier cette quantité s'elle ne provient pas d'autre source.</w:t>
+            </w:r>
+          </w:p>
+        </w:tc>
+      </w:tr>
+      <w:tr>
+        <w:tc>
+          <w:tcPr>
+            <w:tcW w:type="dxa" w:w="964"/>
+          </w:tcPr>
+          <w:p>
+            <w:r>
+              <w:rPr>
+                <w:b/>
+                <w:i w:val="0"/>
+                <w:color w:val="EA580C"/>
+                <w:sz w:val="16"/>
+              </w:rPr>
+              <w:t>Moyenne</w:t>
+            </w:r>
+          </w:p>
+        </w:tc>
+        <w:tc>
+          <w:tcPr>
+            <w:tcW w:type="dxa" w:w="1247"/>
+          </w:tcPr>
+          <w:p>
+            <w:r>
+              <w:rPr>
+                <w:b/>
+                <w:i w:val="0"/>
+                <w:sz w:val="16"/>
+              </w:rPr>
+              <w:t>S07</w:t>
+              <w:br/>
+            </w:r>
+            <w:r>
+              <w:rPr>
+                <w:b w:val="0"/>
+                <w:i w:val="0"/>
+                <w:color w:val="64748B"/>
+                <w:sz w:val="14"/>
+              </w:rPr>
+              <w:t>Consommation alimentaire</w:t>
+            </w:r>
+          </w:p>
+        </w:tc>
+        <w:tc>
+          <w:tcPr>
+            <w:tcW w:type="dxa" w:w="1531"/>
+          </w:tcPr>
+          <w:p>
+            <w:r>
+              <w:rPr>
+                <w:b/>
+                <w:i w:val="0"/>
+                <w:color w:val="16A34A"/>
+                <w:sz w:val="16"/>
+              </w:rPr>
+              <w:t>s02q16, s03q05, s03q08, s03q15, s06q18, s07bq01, s07bq04, s07bq03b1</w:t>
+            </w:r>
+          </w:p>
+        </w:tc>
+        <w:tc>
+          <w:tcPr>
+            <w:tcW w:type="dxa" w:w="1191"/>
+          </w:tcPr>
+          <w:p>
+            <w:r>
+              <w:rPr>
+                <w:b w:val="0"/>
+                <w:i w:val="0"/>
+                <w:color w:val="64748B"/>
+                <w:sz w:val="16"/>
+              </w:rPr>
+              <w:t>GT-CQ</w:t>
+            </w:r>
+          </w:p>
+        </w:tc>
+        <w:tc>
+          <w:tcPr>
+            <w:tcW w:type="dxa" w:w="4706"/>
+          </w:tcPr>
+          <w:p>
+            <w:r>
+              <w:rPr>
+                <w:b w:val="0"/>
+                <w:i w:val="0"/>
+                <w:sz w:val="17"/>
+              </w:rPr>
+              <w:t>La consommation de 21 Cuillère en Tres petit de Sel provient de la propre production du ménage mais le ménage n'est pas agriculteur, prière de reprendre la section agriculture ou verifier cette quantité s'elle ne provient pas d'autre source.</w:t>
+            </w:r>
+          </w:p>
+        </w:tc>
+      </w:tr>
+      <w:tr>
+        <w:tc>
+          <w:tcPr>
+            <w:tcW w:type="dxa" w:w="964"/>
+          </w:tcPr>
+          <w:p>
+            <w:r>
+              <w:rPr>
+                <w:b/>
+                <w:i w:val="0"/>
+                <w:color w:val="EA580C"/>
+                <w:sz w:val="16"/>
+              </w:rPr>
+              <w:t>Moyenne</w:t>
+            </w:r>
+          </w:p>
+        </w:tc>
+        <w:tc>
+          <w:tcPr>
+            <w:tcW w:type="dxa" w:w="1247"/>
+          </w:tcPr>
+          <w:p>
+            <w:r>
+              <w:rPr>
+                <w:b/>
+                <w:i w:val="0"/>
+                <w:sz w:val="16"/>
+              </w:rPr>
+              <w:t>S07</w:t>
+              <w:br/>
+            </w:r>
+            <w:r>
+              <w:rPr>
+                <w:b w:val="0"/>
+                <w:i w:val="0"/>
+                <w:color w:val="64748B"/>
+                <w:sz w:val="14"/>
+              </w:rPr>
+              <w:t>Consommation alimentaire</w:t>
+            </w:r>
+          </w:p>
+        </w:tc>
+        <w:tc>
+          <w:tcPr>
+            <w:tcW w:type="dxa" w:w="1531"/>
+          </w:tcPr>
+          <w:p>
+            <w:r>
+              <w:rPr>
+                <w:b/>
+                <w:i w:val="0"/>
+                <w:color w:val="16A34A"/>
+                <w:sz w:val="16"/>
+              </w:rPr>
+              <w:t>s02q16, s03q05, s03q08, s03q15, s06q18, s07bq01, s07bq04, s07bq03b1</w:t>
+            </w:r>
+          </w:p>
+        </w:tc>
+        <w:tc>
+          <w:tcPr>
+            <w:tcW w:type="dxa" w:w="1191"/>
+          </w:tcPr>
+          <w:p>
+            <w:r>
+              <w:rPr>
+                <w:b w:val="0"/>
+                <w:i w:val="0"/>
+                <w:color w:val="64748B"/>
+                <w:sz w:val="16"/>
+              </w:rPr>
+              <w:t>GT-CQ</w:t>
+            </w:r>
+          </w:p>
+        </w:tc>
+        <w:tc>
+          <w:tcPr>
+            <w:tcW w:type="dxa" w:w="4706"/>
+          </w:tcPr>
+          <w:p>
+            <w:r>
+              <w:rPr>
+                <w:b w:val="0"/>
+                <w:i w:val="0"/>
+                <w:sz w:val="17"/>
+              </w:rPr>
+              <w:t>La consommation de 27 Pièce en Moyen de Orange provient de la propre production du ménage mais le ménage n'est pas agriculteur, prière de reprendre la section agriculture ou verifier cette quantité s'elle ne provient pas d'autre source.</w:t>
+            </w:r>
+          </w:p>
+        </w:tc>
+      </w:tr>
+      <w:tr>
+        <w:tc>
+          <w:tcPr>
+            <w:tcW w:type="dxa" w:w="964"/>
+          </w:tcPr>
+          <w:p>
+            <w:r>
+              <w:rPr>
+                <w:b/>
+                <w:i w:val="0"/>
+                <w:color w:val="EA580C"/>
+                <w:sz w:val="16"/>
+              </w:rPr>
+              <w:t>Moyenne</w:t>
+            </w:r>
+          </w:p>
+        </w:tc>
+        <w:tc>
+          <w:tcPr>
+            <w:tcW w:type="dxa" w:w="1247"/>
+          </w:tcPr>
+          <w:p>
+            <w:r>
+              <w:rPr>
+                <w:b/>
+                <w:i w:val="0"/>
+                <w:sz w:val="16"/>
+              </w:rPr>
+              <w:t>S07</w:t>
+              <w:br/>
+            </w:r>
+            <w:r>
+              <w:rPr>
+                <w:b w:val="0"/>
+                <w:i w:val="0"/>
+                <w:color w:val="64748B"/>
+                <w:sz w:val="14"/>
+              </w:rPr>
+              <w:t>Consommation alimentaire</w:t>
+            </w:r>
+          </w:p>
+        </w:tc>
+        <w:tc>
+          <w:tcPr>
+            <w:tcW w:type="dxa" w:w="1531"/>
+          </w:tcPr>
+          <w:p>
+            <w:r>
+              <w:rPr>
+                <w:b/>
+                <w:i w:val="0"/>
+                <w:color w:val="16A34A"/>
+                <w:sz w:val="16"/>
+              </w:rPr>
+              <w:t>s02q16, s03q05, s03q08, s03q15, s06q18, s07bq01, s07bq04, s07bq03b1</w:t>
+            </w:r>
+          </w:p>
+        </w:tc>
+        <w:tc>
+          <w:tcPr>
+            <w:tcW w:type="dxa" w:w="1191"/>
+          </w:tcPr>
+          <w:p>
+            <w:r>
+              <w:rPr>
+                <w:b w:val="0"/>
+                <w:i w:val="0"/>
+                <w:color w:val="64748B"/>
+                <w:sz w:val="16"/>
+              </w:rPr>
+              <w:t>GT-CQ</w:t>
+            </w:r>
+          </w:p>
+        </w:tc>
+        <w:tc>
+          <w:tcPr>
+            <w:tcW w:type="dxa" w:w="4706"/>
+          </w:tcPr>
+          <w:p>
+            <w:r>
+              <w:rPr>
+                <w:b w:val="0"/>
+                <w:i w:val="0"/>
+                <w:sz w:val="17"/>
+              </w:rPr>
+              <w:t>La consommation de 3 Pièce en Grand de Madd, Zaban (Fole) provient de la propre production du ménage mais le ménage n'est pas agriculteur, prière de reprendre la section agriculture ou verifier cette quantité s'elle ne provient pas d'autre source.</w:t>
+            </w:r>
+          </w:p>
+        </w:tc>
+      </w:tr>
+      <w:tr>
+        <w:tc>
+          <w:tcPr>
+            <w:tcW w:type="dxa" w:w="964"/>
+          </w:tcPr>
+          <w:p>
+            <w:r>
+              <w:rPr>
+                <w:b/>
+                <w:i w:val="0"/>
+                <w:color w:val="EA580C"/>
+                <w:sz w:val="16"/>
+              </w:rPr>
+              <w:t>Moyenne</w:t>
+            </w:r>
+          </w:p>
+        </w:tc>
+        <w:tc>
+          <w:tcPr>
+            <w:tcW w:type="dxa" w:w="1247"/>
+          </w:tcPr>
+          <w:p>
+            <w:r>
+              <w:rPr>
+                <w:b/>
+                <w:i w:val="0"/>
+                <w:sz w:val="16"/>
+              </w:rPr>
+              <w:t>S07</w:t>
+              <w:br/>
+            </w:r>
+            <w:r>
+              <w:rPr>
+                <w:b w:val="0"/>
+                <w:i w:val="0"/>
+                <w:color w:val="64748B"/>
+                <w:sz w:val="14"/>
+              </w:rPr>
+              <w:t>Consommation alimentaire</w:t>
+            </w:r>
+          </w:p>
+        </w:tc>
+        <w:tc>
+          <w:tcPr>
+            <w:tcW w:type="dxa" w:w="1531"/>
+          </w:tcPr>
+          <w:p>
+            <w:r>
+              <w:rPr>
+                <w:b/>
+                <w:i w:val="0"/>
+                <w:color w:val="16A34A"/>
+                <w:sz w:val="16"/>
+              </w:rPr>
+              <w:t>s02q16, s03q05, s03q08, s03q15, s06q18, s07bq01, s07bq04, s07bq03b1</w:t>
+            </w:r>
+          </w:p>
+        </w:tc>
+        <w:tc>
+          <w:tcPr>
+            <w:tcW w:type="dxa" w:w="1191"/>
+          </w:tcPr>
+          <w:p>
+            <w:r>
+              <w:rPr>
+                <w:b w:val="0"/>
+                <w:i w:val="0"/>
+                <w:color w:val="64748B"/>
+                <w:sz w:val="16"/>
+              </w:rPr>
+              <w:t>GT-CQ</w:t>
+            </w:r>
+          </w:p>
+        </w:tc>
+        <w:tc>
+          <w:tcPr>
+            <w:tcW w:type="dxa" w:w="4706"/>
+          </w:tcPr>
+          <w:p>
+            <w:r>
+              <w:rPr>
+                <w:b w:val="0"/>
+                <w:i w:val="0"/>
+                <w:sz w:val="17"/>
+              </w:rPr>
+              <w:t>La consommation de 5 Pièce en Moyen de Mandarine/Clémentine provient de la propre production du ménage mais le ménage n'est pas agriculteur, prière de reprendre la section agriculture ou verifier cette quantité s'elle ne provient pas d'autre source.</w:t>
+            </w:r>
+          </w:p>
+        </w:tc>
+      </w:tr>
+      <w:tr>
+        <w:tc>
+          <w:tcPr>
+            <w:tcW w:type="dxa" w:w="964"/>
+          </w:tcPr>
+          <w:p>
+            <w:r>
+              <w:rPr>
+                <w:b/>
+                <w:i w:val="0"/>
+                <w:color w:val="EA580C"/>
+                <w:sz w:val="16"/>
+              </w:rPr>
+              <w:t>Moyenne</w:t>
+            </w:r>
+          </w:p>
+        </w:tc>
+        <w:tc>
+          <w:tcPr>
+            <w:tcW w:type="dxa" w:w="1247"/>
+          </w:tcPr>
+          <w:p>
+            <w:r>
+              <w:rPr>
+                <w:b/>
+                <w:i w:val="0"/>
+                <w:sz w:val="16"/>
+              </w:rPr>
+              <w:t>S07</w:t>
+              <w:br/>
+            </w:r>
+            <w:r>
+              <w:rPr>
+                <w:b w:val="0"/>
+                <w:i w:val="0"/>
+                <w:color w:val="64748B"/>
+                <w:sz w:val="14"/>
+              </w:rPr>
+              <w:t>Consommation alimentaire</w:t>
+            </w:r>
+          </w:p>
+        </w:tc>
+        <w:tc>
+          <w:tcPr>
+            <w:tcW w:type="dxa" w:w="1531"/>
+          </w:tcPr>
+          <w:p>
+            <w:r>
+              <w:rPr>
+                <w:b/>
+                <w:i w:val="0"/>
+                <w:color w:val="16A34A"/>
+                <w:sz w:val="16"/>
+              </w:rPr>
+              <w:t>s02q16, s03q05, s03q08, s03q15, s06q18, s07bq01, s07bq04, s07bq03b1</w:t>
+            </w:r>
+          </w:p>
+        </w:tc>
+        <w:tc>
+          <w:tcPr>
+            <w:tcW w:type="dxa" w:w="1191"/>
+          </w:tcPr>
+          <w:p>
+            <w:r>
+              <w:rPr>
+                <w:b w:val="0"/>
+                <w:i w:val="0"/>
+                <w:color w:val="64748B"/>
+                <w:sz w:val="16"/>
+              </w:rPr>
+              <w:t>GT-CQ</w:t>
+            </w:r>
+          </w:p>
+        </w:tc>
+        <w:tc>
+          <w:tcPr>
+            <w:tcW w:type="dxa" w:w="4706"/>
+          </w:tcPr>
+          <w:p>
+            <w:r>
+              <w:rPr>
+                <w:b w:val="0"/>
+                <w:i w:val="0"/>
+                <w:sz w:val="17"/>
+              </w:rPr>
+              <w:t>La consommation de 6 Pièce en Grand de Mangue provient de la propre production du ménage mais le ménage n'est pas agriculteur, prière de reprendre la section agriculture ou verifier cette quantité s'elle ne provient pas d'autre source.</w:t>
+            </w:r>
+          </w:p>
+        </w:tc>
+      </w:tr>
+      <w:tr>
+        <w:tc>
+          <w:tcPr>
+            <w:tcW w:type="dxa" w:w="964"/>
+          </w:tcPr>
+          <w:p>
+            <w:r>
+              <w:rPr>
+                <w:b/>
+                <w:i w:val="0"/>
+                <w:color w:val="EA580C"/>
+                <w:sz w:val="16"/>
+              </w:rPr>
+              <w:t>Moyenne</w:t>
+            </w:r>
+          </w:p>
+        </w:tc>
+        <w:tc>
+          <w:tcPr>
+            <w:tcW w:type="dxa" w:w="1247"/>
+          </w:tcPr>
+          <w:p>
+            <w:r>
+              <w:rPr>
+                <w:b/>
+                <w:i w:val="0"/>
+                <w:sz w:val="16"/>
+              </w:rPr>
+              <w:t>S09</w:t>
+              <w:br/>
+            </w:r>
+            <w:r>
+              <w:rPr>
+                <w:b w:val="0"/>
+                <w:i w:val="0"/>
+                <w:color w:val="64748B"/>
+                <w:sz w:val="14"/>
+              </w:rPr>
+              <w:t>Dépenses non alimentaires</w:t>
+            </w:r>
+          </w:p>
+        </w:tc>
+        <w:tc>
+          <w:tcPr>
+            <w:tcW w:type="dxa" w:w="1531"/>
+          </w:tcPr>
+          <w:p>
+            <w:r>
+              <w:rPr>
+                <w:b/>
+                <w:i w:val="0"/>
+                <w:color w:val="16A34A"/>
+                <w:sz w:val="16"/>
+              </w:rPr>
+              <w:t>—</w:t>
+            </w:r>
+          </w:p>
+        </w:tc>
+        <w:tc>
+          <w:tcPr>
+            <w:tcW w:type="dxa" w:w="1191"/>
+          </w:tcPr>
+          <w:p>
+            <w:r>
+              <w:rPr>
+                <w:b w:val="0"/>
+                <w:i w:val="0"/>
+                <w:color w:val="64748B"/>
+                <w:sz w:val="16"/>
+              </w:rPr>
+              <w:t>GT-CQ</w:t>
+            </w:r>
+          </w:p>
+        </w:tc>
+        <w:tc>
+          <w:tcPr>
+            <w:tcW w:type="dxa" w:w="4706"/>
+          </w:tcPr>
+          <w:p>
+            <w:r>
+              <w:rPr>
+                <w:b w:val="0"/>
+                <w:i w:val="0"/>
+                <w:sz w:val="17"/>
+              </w:rPr>
+              <w:t>Attention ! La dépense totale du ménage de DIARKA MENDY (32400 Fcfa) de la fête de Noël 2025 est relativement élevé.</w:t>
+            </w:r>
+          </w:p>
+        </w:tc>
+      </w:tr>
+      <w:tr>
+        <w:tc>
+          <w:tcPr>
+            <w:tcW w:type="dxa" w:w="964"/>
+          </w:tcPr>
+          <w:p>
+            <w:r>
+              <w:rPr>
+                <w:b/>
+                <w:i w:val="0"/>
+                <w:color w:val="EA580C"/>
+                <w:sz w:val="16"/>
+              </w:rPr>
+              <w:t>Moyenne</w:t>
+            </w:r>
+          </w:p>
+        </w:tc>
+        <w:tc>
+          <w:tcPr>
+            <w:tcW w:type="dxa" w:w="1247"/>
+          </w:tcPr>
+          <w:p>
+            <w:r>
+              <w:rPr>
+                <w:b/>
+                <w:i w:val="0"/>
+                <w:sz w:val="16"/>
+              </w:rPr>
+              <w:t>S09</w:t>
+              <w:br/>
+            </w:r>
+            <w:r>
+              <w:rPr>
+                <w:b w:val="0"/>
+                <w:i w:val="0"/>
+                <w:color w:val="64748B"/>
+                <w:sz w:val="14"/>
+              </w:rPr>
+              <w:t>Dépenses non alimentaires</w:t>
+            </w:r>
+          </w:p>
+        </w:tc>
+        <w:tc>
+          <w:tcPr>
+            <w:tcW w:type="dxa" w:w="1531"/>
+          </w:tcPr>
+          <w:p>
+            <w:r>
+              <w:rPr>
+                <w:b/>
+                <w:i w:val="0"/>
+                <w:color w:val="16A34A"/>
+                <w:sz w:val="16"/>
+              </w:rPr>
+              <w:t>—</w:t>
+            </w:r>
+          </w:p>
+        </w:tc>
+        <w:tc>
+          <w:tcPr>
+            <w:tcW w:type="dxa" w:w="1191"/>
+          </w:tcPr>
+          <w:p>
+            <w:r>
+              <w:rPr>
+                <w:b w:val="0"/>
+                <w:i w:val="0"/>
+                <w:color w:val="64748B"/>
+                <w:sz w:val="16"/>
+              </w:rPr>
+              <w:t>GT-CQ</w:t>
+            </w:r>
+          </w:p>
+        </w:tc>
+        <w:tc>
+          <w:tcPr>
+            <w:tcW w:type="dxa" w:w="4706"/>
+          </w:tcPr>
+          <w:p>
+            <w:r>
+              <w:rPr>
+                <w:b w:val="0"/>
+                <w:i w:val="0"/>
+                <w:sz w:val="17"/>
+              </w:rPr>
+              <w:t>Prière de corriger ou de confirmer avec le QG.</w:t>
+            </w:r>
+          </w:p>
+        </w:tc>
+      </w:tr>
+      <w:tr>
+        <w:tc>
+          <w:tcPr>
+            <w:tcW w:type="dxa" w:w="964"/>
+          </w:tcPr>
+          <w:p>
+            <w:r>
+              <w:rPr>
+                <w:b/>
+                <w:i w:val="0"/>
+                <w:color w:val="EA580C"/>
+                <w:sz w:val="16"/>
+              </w:rPr>
+              <w:t>Moyenne</w:t>
+            </w:r>
+          </w:p>
+        </w:tc>
+        <w:tc>
+          <w:tcPr>
+            <w:tcW w:type="dxa" w:w="1247"/>
+          </w:tcPr>
+          <w:p>
+            <w:r>
+              <w:rPr>
+                <w:b/>
+                <w:i w:val="0"/>
+                <w:sz w:val="16"/>
+              </w:rPr>
+              <w:t>S09</w:t>
+              <w:br/>
+            </w:r>
+            <w:r>
+              <w:rPr>
+                <w:b w:val="0"/>
+                <w:i w:val="0"/>
+                <w:color w:val="64748B"/>
+                <w:sz w:val="14"/>
+              </w:rPr>
+              <w:t>Dépenses non alimentaires</w:t>
+            </w:r>
+          </w:p>
+        </w:tc>
+        <w:tc>
+          <w:tcPr>
+            <w:tcW w:type="dxa" w:w="1531"/>
+          </w:tcPr>
+          <w:p>
+            <w:r>
+              <w:rPr>
+                <w:b/>
+                <w:i w:val="0"/>
+                <w:color w:val="16A34A"/>
+                <w:sz w:val="16"/>
+              </w:rPr>
+              <w:t>—</w:t>
+            </w:r>
+          </w:p>
+        </w:tc>
+        <w:tc>
+          <w:tcPr>
+            <w:tcW w:type="dxa" w:w="1191"/>
+          </w:tcPr>
+          <w:p>
+            <w:r>
+              <w:rPr>
+                <w:b w:val="0"/>
+                <w:i w:val="0"/>
+                <w:color w:val="64748B"/>
+                <w:sz w:val="16"/>
+              </w:rPr>
+              <w:t>GT-CQ</w:t>
+            </w:r>
+          </w:p>
+        </w:tc>
+        <w:tc>
+          <w:tcPr>
+            <w:tcW w:type="dxa" w:w="4706"/>
+          </w:tcPr>
+          <w:p>
+            <w:r>
+              <w:rPr>
+                <w:b w:val="0"/>
+                <w:i w:val="0"/>
+                <w:sz w:val="17"/>
+              </w:rPr>
+              <w:t>Attention ! La dépense totale du ménage de DIARKA MENDY (37400 Fcfa) de la fête de Pâques 2026 est relativement élevé.</w:t>
+            </w:r>
+          </w:p>
+        </w:tc>
+      </w:tr>
+      <w:tr>
+        <w:tc>
+          <w:tcPr>
+            <w:tcW w:type="dxa" w:w="964"/>
+          </w:tcPr>
+          <w:p>
+            <w:r>
+              <w:rPr>
+                <w:b/>
+                <w:i w:val="0"/>
+                <w:color w:val="EA580C"/>
+                <w:sz w:val="16"/>
+              </w:rPr>
+              <w:t>Moyenne</w:t>
+            </w:r>
+          </w:p>
+        </w:tc>
+        <w:tc>
+          <w:tcPr>
+            <w:tcW w:type="dxa" w:w="1247"/>
+          </w:tcPr>
+          <w:p>
+            <w:r>
+              <w:rPr>
+                <w:b/>
+                <w:i w:val="0"/>
+                <w:sz w:val="16"/>
+              </w:rPr>
+              <w:t>S09</w:t>
+              <w:br/>
+            </w:r>
+            <w:r>
+              <w:rPr>
+                <w:b w:val="0"/>
+                <w:i w:val="0"/>
+                <w:color w:val="64748B"/>
+                <w:sz w:val="14"/>
+              </w:rPr>
+              <w:t>Dépenses non alimentaires</w:t>
+            </w:r>
+          </w:p>
+        </w:tc>
+        <w:tc>
+          <w:tcPr>
+            <w:tcW w:type="dxa" w:w="1531"/>
+          </w:tcPr>
+          <w:p>
+            <w:r>
+              <w:rPr>
+                <w:b/>
+                <w:i w:val="0"/>
+                <w:color w:val="16A34A"/>
+                <w:sz w:val="16"/>
+              </w:rPr>
+              <w:t>—</w:t>
+            </w:r>
+          </w:p>
+        </w:tc>
+        <w:tc>
+          <w:tcPr>
+            <w:tcW w:type="dxa" w:w="1191"/>
+          </w:tcPr>
+          <w:p>
+            <w:r>
+              <w:rPr>
+                <w:b w:val="0"/>
+                <w:i w:val="0"/>
+                <w:color w:val="64748B"/>
+                <w:sz w:val="16"/>
+              </w:rPr>
+              <w:t>GT-CQ</w:t>
+            </w:r>
+          </w:p>
+        </w:tc>
+        <w:tc>
+          <w:tcPr>
+            <w:tcW w:type="dxa" w:w="4706"/>
+          </w:tcPr>
+          <w:p>
+            <w:r>
+              <w:rPr>
+                <w:b w:val="0"/>
+                <w:i w:val="0"/>
+                <w:sz w:val="17"/>
+              </w:rPr>
+              <w:t>Attention ! La dépense totale du ménage de DIARKA MENDY (9900 Fcfa) de la fête de Nouvel an 2026 est relativement élevé.</w:t>
+            </w:r>
+          </w:p>
+        </w:tc>
+      </w:tr>
+      <w:tr>
+        <w:tc>
+          <w:tcPr>
+            <w:tcW w:type="dxa" w:w="964"/>
+          </w:tcPr>
+          <w:p>
+            <w:r>
+              <w:rPr>
+                <w:b/>
+                <w:i w:val="0"/>
+                <w:color w:val="EA580C"/>
+                <w:sz w:val="16"/>
+              </w:rPr>
+              <w:t>Moyenne</w:t>
+            </w:r>
+          </w:p>
+        </w:tc>
+        <w:tc>
+          <w:tcPr>
+            <w:tcW w:type="dxa" w:w="1247"/>
+          </w:tcPr>
+          <w:p>
+            <w:r>
+              <w:rPr>
+                <w:b/>
+                <w:i w:val="0"/>
+                <w:sz w:val="16"/>
+              </w:rPr>
+              <w:t>S09</w:t>
+              <w:br/>
+            </w:r>
+            <w:r>
+              <w:rPr>
+                <w:b w:val="0"/>
+                <w:i w:val="0"/>
+                <w:color w:val="64748B"/>
+                <w:sz w:val="14"/>
+              </w:rPr>
+              <w:t>Dépenses non alimentaires</w:t>
+            </w:r>
+          </w:p>
+        </w:tc>
+        <w:tc>
+          <w:tcPr>
+            <w:tcW w:type="dxa" w:w="1531"/>
+          </w:tcPr>
+          <w:p>
+            <w:r>
+              <w:rPr>
+                <w:b/>
+                <w:i w:val="0"/>
+                <w:color w:val="16A34A"/>
+                <w:sz w:val="16"/>
+              </w:rPr>
+              <w:t>s01q23, s01q00b, s01q23_autre</w:t>
+            </w:r>
+          </w:p>
+        </w:tc>
+        <w:tc>
+          <w:tcPr>
+            <w:tcW w:type="dxa" w:w="1191"/>
+          </w:tcPr>
+          <w:p>
+            <w:r>
+              <w:rPr>
+                <w:b w:val="0"/>
+                <w:i w:val="0"/>
+                <w:color w:val="64748B"/>
+                <w:sz w:val="16"/>
+              </w:rPr>
+              <w:t>GT-CQ</w:t>
+            </w:r>
+          </w:p>
+        </w:tc>
+        <w:tc>
+          <w:tcPr>
+            <w:tcW w:type="dxa" w:w="4706"/>
+          </w:tcPr>
+          <w:p>
+            <w:r>
+              <w:rPr>
+                <w:b w:val="0"/>
+                <w:i w:val="0"/>
+                <w:sz w:val="17"/>
+              </w:rPr>
+              <w:t>La dernière fois que vous avez acheté Bois de chauffe ramassé/coupé (estimer la valeur) est ramassa et semble exister dans les modalités, prière de prendre attache avec le QG pour plus d'explication afin de la classer bien.</w:t>
+            </w:r>
+          </w:p>
+        </w:tc>
+      </w:tr>
+      <w:tr>
+        <w:tc>
+          <w:tcPr>
+            <w:tcW w:type="dxa" w:w="964"/>
+          </w:tcPr>
+          <w:p>
+            <w:r>
+              <w:rPr>
+                <w:b/>
+                <w:i w:val="0"/>
+                <w:color w:val="EA580C"/>
+                <w:sz w:val="16"/>
+              </w:rPr>
+              <w:t>Moyenne</w:t>
+            </w:r>
+          </w:p>
+        </w:tc>
+        <w:tc>
+          <w:tcPr>
+            <w:tcW w:type="dxa" w:w="1247"/>
+          </w:tcPr>
+          <w:p>
+            <w:r>
+              <w:rPr>
+                <w:b/>
+                <w:i w:val="0"/>
+                <w:sz w:val="16"/>
+              </w:rPr>
+              <w:t>S09</w:t>
+              <w:br/>
+            </w:r>
+            <w:r>
+              <w:rPr>
+                <w:b w:val="0"/>
+                <w:i w:val="0"/>
+                <w:color w:val="64748B"/>
+                <w:sz w:val="14"/>
+              </w:rPr>
+              <w:t>Dépenses non alimentaires</w:t>
+            </w:r>
+          </w:p>
+        </w:tc>
+        <w:tc>
+          <w:tcPr>
+            <w:tcW w:type="dxa" w:w="1531"/>
+          </w:tcPr>
+          <w:p>
+            <w:r>
+              <w:rPr>
+                <w:b/>
+                <w:i w:val="0"/>
+                <w:color w:val="16A34A"/>
+                <w:sz w:val="16"/>
+              </w:rPr>
+              <w:t>—</w:t>
+            </w:r>
+          </w:p>
+        </w:tc>
+        <w:tc>
+          <w:tcPr>
+            <w:tcW w:type="dxa" w:w="1191"/>
+          </w:tcPr>
+          <w:p>
+            <w:r>
+              <w:rPr>
+                <w:b w:val="0"/>
+                <w:i w:val="0"/>
+                <w:color w:val="64748B"/>
+                <w:sz w:val="16"/>
+              </w:rPr>
+              <w:t>GT-CQ</w:t>
+            </w:r>
+          </w:p>
+        </w:tc>
+        <w:tc>
+          <w:tcPr>
+            <w:tcW w:type="dxa" w:w="4706"/>
+          </w:tcPr>
+          <w:p>
+            <w:r>
+              <w:rPr>
+                <w:b w:val="0"/>
+                <w:i w:val="0"/>
+                <w:sz w:val="17"/>
+              </w:rPr>
+              <w:t>Attention ! La dépense du ménage de DIARKA MENDY (500 Fcfa) au cours de 30 derniers jours de Whisky et autres liqueurs est relativement élevé.</w:t>
+            </w:r>
+          </w:p>
+        </w:tc>
+      </w:tr>
+      <w:tr>
+        <w:tc>
+          <w:tcPr>
+            <w:tcW w:type="dxa" w:w="964"/>
+          </w:tcPr>
+          <w:p>
+            <w:r>
+              <w:rPr>
+                <w:b/>
+                <w:i w:val="0"/>
+                <w:color w:val="EA580C"/>
+                <w:sz w:val="16"/>
+              </w:rPr>
+              <w:t>Moyenne</w:t>
+            </w:r>
+          </w:p>
+        </w:tc>
+        <w:tc>
+          <w:tcPr>
+            <w:tcW w:type="dxa" w:w="1247"/>
+          </w:tcPr>
+          <w:p>
+            <w:r>
+              <w:rPr>
+                <w:b/>
+                <w:i w:val="0"/>
+                <w:sz w:val="16"/>
+              </w:rPr>
+              <w:t>S09</w:t>
+              <w:br/>
+            </w:r>
+            <w:r>
+              <w:rPr>
+                <w:b w:val="0"/>
+                <w:i w:val="0"/>
+                <w:color w:val="64748B"/>
+                <w:sz w:val="14"/>
+              </w:rPr>
+              <w:t>Dépenses non alimentaires</w:t>
+            </w:r>
+          </w:p>
+        </w:tc>
+        <w:tc>
+          <w:tcPr>
+            <w:tcW w:type="dxa" w:w="1531"/>
+          </w:tcPr>
+          <w:p>
+            <w:r>
+              <w:rPr>
+                <w:b/>
+                <w:i w:val="0"/>
+                <w:color w:val="16A34A"/>
+                <w:sz w:val="16"/>
+              </w:rPr>
+              <w:t>—</w:t>
+            </w:r>
+          </w:p>
+        </w:tc>
+        <w:tc>
+          <w:tcPr>
+            <w:tcW w:type="dxa" w:w="1191"/>
+          </w:tcPr>
+          <w:p>
+            <w:r>
+              <w:rPr>
+                <w:b w:val="0"/>
+                <w:i w:val="0"/>
+                <w:color w:val="64748B"/>
+                <w:sz w:val="16"/>
+              </w:rPr>
+              <w:t>GT-CQ</w:t>
+            </w:r>
+          </w:p>
+        </w:tc>
+        <w:tc>
+          <w:tcPr>
+            <w:tcW w:type="dxa" w:w="4706"/>
+          </w:tcPr>
+          <w:p>
+            <w:r>
+              <w:rPr>
+                <w:b w:val="0"/>
+                <w:i w:val="0"/>
+                <w:sz w:val="17"/>
+              </w:rPr>
+              <w:t>Prière de corriger ou de confirmer avec le QG.</w:t>
+            </w:r>
+          </w:p>
+        </w:tc>
+      </w:tr>
+      <w:tr>
+        <w:tc>
+          <w:tcPr>
+            <w:tcW w:type="dxa" w:w="964"/>
+          </w:tcPr>
+          <w:p>
+            <w:r>
+              <w:rPr>
+                <w:b/>
+                <w:i w:val="0"/>
+                <w:color w:val="EA580C"/>
+                <w:sz w:val="16"/>
+              </w:rPr>
+              <w:t>Moyenne</w:t>
+            </w:r>
+          </w:p>
+        </w:tc>
+        <w:tc>
+          <w:tcPr>
+            <w:tcW w:type="dxa" w:w="1247"/>
+          </w:tcPr>
+          <w:p>
+            <w:r>
+              <w:rPr>
+                <w:b/>
+                <w:i w:val="0"/>
+                <w:sz w:val="16"/>
+              </w:rPr>
+              <w:t>S09</w:t>
+              <w:br/>
+            </w:r>
+            <w:r>
+              <w:rPr>
+                <w:b w:val="0"/>
+                <w:i w:val="0"/>
+                <w:color w:val="64748B"/>
+                <w:sz w:val="14"/>
+              </w:rPr>
+              <w:t>Dépenses non alimentaires</w:t>
+            </w:r>
+          </w:p>
+        </w:tc>
+        <w:tc>
+          <w:tcPr>
+            <w:tcW w:type="dxa" w:w="1531"/>
+          </w:tcPr>
+          <w:p>
+            <w:r>
+              <w:rPr>
+                <w:b/>
+                <w:i w:val="0"/>
+                <w:color w:val="16A34A"/>
+                <w:sz w:val="16"/>
+              </w:rPr>
+              <w:t>—</w:t>
+            </w:r>
+          </w:p>
+        </w:tc>
+        <w:tc>
+          <w:tcPr>
+            <w:tcW w:type="dxa" w:w="1191"/>
+          </w:tcPr>
+          <w:p>
+            <w:r>
+              <w:rPr>
+                <w:b w:val="0"/>
+                <w:i w:val="0"/>
+                <w:color w:val="64748B"/>
+                <w:sz w:val="16"/>
+              </w:rPr>
+              <w:t>GT-CQ</w:t>
+            </w:r>
+          </w:p>
+        </w:tc>
+        <w:tc>
+          <w:tcPr>
+            <w:tcW w:type="dxa" w:w="4706"/>
+          </w:tcPr>
+          <w:p>
+            <w:r>
+              <w:rPr>
+                <w:b w:val="0"/>
+                <w:i w:val="0"/>
+                <w:sz w:val="17"/>
+              </w:rPr>
+              <w:t>Attention ! La dépense du ménage de DIARKA MENDY (3000 Fcfa) au cours de 3 derniers mois de Frais de livraison d'un achat, non inclus dans le prix d'acquisition est relativement élevé.</w:t>
+            </w:r>
+          </w:p>
+        </w:tc>
+      </w:tr>
+      <w:tr>
+        <w:tc>
+          <w:tcPr>
+            <w:tcW w:type="dxa" w:w="964"/>
+          </w:tcPr>
+          <w:p>
+            <w:r>
+              <w:rPr>
+                <w:b/>
+                <w:i w:val="0"/>
+                <w:color w:val="EA580C"/>
+                <w:sz w:val="16"/>
+              </w:rPr>
+              <w:t>Moyenne</w:t>
+            </w:r>
+          </w:p>
+        </w:tc>
+        <w:tc>
+          <w:tcPr>
+            <w:tcW w:type="dxa" w:w="1247"/>
+          </w:tcPr>
+          <w:p>
+            <w:r>
+              <w:rPr>
+                <w:b/>
+                <w:i w:val="0"/>
+                <w:sz w:val="16"/>
+              </w:rPr>
+              <w:t>S09</w:t>
+              <w:br/>
+            </w:r>
+            <w:r>
+              <w:rPr>
+                <w:b w:val="0"/>
+                <w:i w:val="0"/>
+                <w:color w:val="64748B"/>
+                <w:sz w:val="14"/>
+              </w:rPr>
+              <w:t>Dépenses non alimentaires</w:t>
+            </w:r>
+          </w:p>
+        </w:tc>
+        <w:tc>
+          <w:tcPr>
+            <w:tcW w:type="dxa" w:w="1531"/>
+          </w:tcPr>
+          <w:p>
+            <w:r>
+              <w:rPr>
+                <w:b/>
+                <w:i w:val="0"/>
+                <w:color w:val="16A34A"/>
+                <w:sz w:val="16"/>
+              </w:rPr>
+              <w:t>—</w:t>
+            </w:r>
+          </w:p>
+        </w:tc>
+        <w:tc>
+          <w:tcPr>
+            <w:tcW w:type="dxa" w:w="1191"/>
+          </w:tcPr>
+          <w:p>
+            <w:r>
+              <w:rPr>
+                <w:b w:val="0"/>
+                <w:i w:val="0"/>
+                <w:color w:val="64748B"/>
+                <w:sz w:val="16"/>
+              </w:rPr>
+              <w:t>GT-CQ</w:t>
+            </w:r>
+          </w:p>
+        </w:tc>
+        <w:tc>
+          <w:tcPr>
+            <w:tcW w:type="dxa" w:w="4706"/>
+          </w:tcPr>
+          <w:p>
+            <w:r>
+              <w:rPr>
+                <w:b w:val="0"/>
+                <w:i w:val="0"/>
+                <w:sz w:val="17"/>
+              </w:rPr>
+              <w:t>Prière de corriger ou de confirmer avec le QG.</w:t>
+            </w:r>
+          </w:p>
+        </w:tc>
+      </w:tr>
+      <w:tr>
+        <w:tc>
+          <w:tcPr>
+            <w:tcW w:type="dxa" w:w="964"/>
+          </w:tcPr>
+          <w:p>
+            <w:r>
+              <w:rPr>
+                <w:b/>
+                <w:i w:val="0"/>
+                <w:color w:val="EA580C"/>
+                <w:sz w:val="16"/>
+              </w:rPr>
+              <w:t>Moyenne</w:t>
+            </w:r>
+          </w:p>
+        </w:tc>
+        <w:tc>
+          <w:tcPr>
+            <w:tcW w:type="dxa" w:w="1247"/>
+          </w:tcPr>
+          <w:p>
+            <w:r>
+              <w:rPr>
+                <w:b/>
+                <w:i w:val="0"/>
+                <w:sz w:val="16"/>
+              </w:rPr>
+              <w:t>S09</w:t>
+              <w:br/>
+            </w:r>
+            <w:r>
+              <w:rPr>
+                <w:b w:val="0"/>
+                <w:i w:val="0"/>
+                <w:color w:val="64748B"/>
+                <w:sz w:val="14"/>
+              </w:rPr>
+              <w:t>Dépenses non alimentaires</w:t>
+            </w:r>
+          </w:p>
+        </w:tc>
+        <w:tc>
+          <w:tcPr>
+            <w:tcW w:type="dxa" w:w="1531"/>
+          </w:tcPr>
+          <w:p>
+            <w:r>
+              <w:rPr>
+                <w:b/>
+                <w:i w:val="0"/>
+                <w:color w:val="16A34A"/>
+                <w:sz w:val="16"/>
+              </w:rPr>
+              <w:t>—</w:t>
+            </w:r>
+          </w:p>
+        </w:tc>
+        <w:tc>
+          <w:tcPr>
+            <w:tcW w:type="dxa" w:w="1191"/>
+          </w:tcPr>
+          <w:p>
+            <w:r>
+              <w:rPr>
+                <w:b w:val="0"/>
+                <w:i w:val="0"/>
+                <w:color w:val="64748B"/>
+                <w:sz w:val="16"/>
+              </w:rPr>
+              <w:t>GT-CQ</w:t>
+            </w:r>
+          </w:p>
+        </w:tc>
+        <w:tc>
+          <w:tcPr>
+            <w:tcW w:type="dxa" w:w="4706"/>
+          </w:tcPr>
+          <w:p>
+            <w:r>
+              <w:rPr>
+                <w:b w:val="0"/>
+                <w:i w:val="0"/>
+                <w:sz w:val="17"/>
+              </w:rPr>
+              <w:t>Attention ! La dépense du ménage de DIARKA MENDY (2000 Fcfa) au cours de 6 derniers mois de Lubrifiants (huile moteur; huile de frein; liquide batterie (acide); graisses; autres lubrifiants n.d.a.) est relativement élevé.</w:t>
+            </w:r>
+          </w:p>
+        </w:tc>
+      </w:tr>
+      <w:tr>
+        <w:tc>
+          <w:tcPr>
+            <w:tcW w:type="dxa" w:w="964"/>
+          </w:tcPr>
+          <w:p>
+            <w:r>
+              <w:rPr>
+                <w:b/>
+                <w:i w:val="0"/>
+                <w:color w:val="EA580C"/>
+                <w:sz w:val="16"/>
+              </w:rPr>
+              <w:t>Moyenne</w:t>
+            </w:r>
+          </w:p>
+        </w:tc>
+        <w:tc>
+          <w:tcPr>
+            <w:tcW w:type="dxa" w:w="1247"/>
+          </w:tcPr>
+          <w:p>
+            <w:r>
+              <w:rPr>
+                <w:b/>
+                <w:i w:val="0"/>
+                <w:sz w:val="16"/>
+              </w:rPr>
+              <w:t>S09</w:t>
+              <w:br/>
+            </w:r>
+            <w:r>
+              <w:rPr>
+                <w:b w:val="0"/>
+                <w:i w:val="0"/>
+                <w:color w:val="64748B"/>
+                <w:sz w:val="14"/>
+              </w:rPr>
+              <w:t>Dépenses non alimentaires</w:t>
+            </w:r>
+          </w:p>
+        </w:tc>
+        <w:tc>
+          <w:tcPr>
+            <w:tcW w:type="dxa" w:w="1531"/>
+          </w:tcPr>
+          <w:p>
+            <w:r>
+              <w:rPr>
+                <w:b/>
+                <w:i w:val="0"/>
+                <w:color w:val="16A34A"/>
+                <w:sz w:val="16"/>
+              </w:rPr>
+              <w:t>—</w:t>
+            </w:r>
+          </w:p>
+        </w:tc>
+        <w:tc>
+          <w:tcPr>
+            <w:tcW w:type="dxa" w:w="1191"/>
+          </w:tcPr>
+          <w:p>
+            <w:r>
+              <w:rPr>
+                <w:b w:val="0"/>
+                <w:i w:val="0"/>
+                <w:color w:val="64748B"/>
+                <w:sz w:val="16"/>
+              </w:rPr>
+              <w:t>GT-CQ</w:t>
+            </w:r>
+          </w:p>
+        </w:tc>
+        <w:tc>
+          <w:tcPr>
+            <w:tcW w:type="dxa" w:w="4706"/>
+          </w:tcPr>
+          <w:p>
+            <w:r>
+              <w:rPr>
+                <w:b w:val="0"/>
+                <w:i w:val="0"/>
+                <w:sz w:val="17"/>
+              </w:rPr>
+              <w:t>Prière de corriger ou de confirmer avec le QG.</w:t>
+            </w:r>
+          </w:p>
+        </w:tc>
+      </w:tr>
+      <w:tr>
+        <w:tc>
+          <w:tcPr>
+            <w:tcW w:type="dxa" w:w="964"/>
+          </w:tcPr>
+          <w:p>
+            <w:r>
+              <w:rPr>
+                <w:b/>
+                <w:i w:val="0"/>
+                <w:color w:val="EA580C"/>
+                <w:sz w:val="16"/>
+              </w:rPr>
+              <w:t>Moyenne</w:t>
+            </w:r>
+          </w:p>
+        </w:tc>
+        <w:tc>
+          <w:tcPr>
+            <w:tcW w:type="dxa" w:w="1247"/>
+          </w:tcPr>
+          <w:p>
+            <w:r>
+              <w:rPr>
+                <w:b/>
+                <w:i w:val="0"/>
+                <w:sz w:val="16"/>
+              </w:rPr>
+              <w:t>S10</w:t>
+              <w:br/>
+            </w:r>
+            <w:r>
+              <w:rPr>
+                <w:b w:val="0"/>
+                <w:i w:val="0"/>
+                <w:color w:val="64748B"/>
+                <w:sz w:val="14"/>
+              </w:rPr>
+              <w:t>Logement</w:t>
+            </w:r>
+          </w:p>
+        </w:tc>
+        <w:tc>
+          <w:tcPr>
+            <w:tcW w:type="dxa" w:w="1531"/>
+          </w:tcPr>
+          <w:p>
+            <w:r>
+              <w:rPr>
+                <w:b/>
+                <w:i w:val="0"/>
+                <w:color w:val="16A34A"/>
+                <w:sz w:val="16"/>
+              </w:rPr>
+              <w:t>s10q48, s10q49</w:t>
+            </w:r>
+          </w:p>
+        </w:tc>
+        <w:tc>
+          <w:tcPr>
+            <w:tcW w:type="dxa" w:w="1191"/>
+          </w:tcPr>
+          <w:p>
+            <w:r>
+              <w:rPr>
+                <w:b w:val="0"/>
+                <w:i w:val="0"/>
+                <w:color w:val="64748B"/>
+                <w:sz w:val="16"/>
+              </w:rPr>
+              <w:t>GT-CQ</w:t>
+            </w:r>
+          </w:p>
+        </w:tc>
+        <w:tc>
+          <w:tcPr>
+            <w:tcW w:type="dxa" w:w="4706"/>
+          </w:tcPr>
+          <w:p>
+            <w:r>
+              <w:rPr>
+                <w:b w:val="0"/>
+                <w:i w:val="0"/>
+                <w:sz w:val="17"/>
+              </w:rPr>
+              <w:t>L'entreprise fabrication dit avoir réçu une somme sur la vente de ces produits transformés (s10q48 est differnt de 0) mais n'a depensé aucune somme sur l'achat des matières premières (s10q49==0), prière de fournir de l'effort pour estimer le montant obtenu en achat de matières premières.</w:t>
+            </w:r>
+          </w:p>
+        </w:tc>
+      </w:tr>
+      <w:tr>
+        <w:tc>
+          <w:tcPr>
+            <w:tcW w:type="dxa" w:w="964"/>
+          </w:tcPr>
+          <w:p>
+            <w:r>
+              <w:rPr>
+                <w:b/>
+                <w:i w:val="0"/>
+                <w:color w:val="EA580C"/>
+                <w:sz w:val="16"/>
+              </w:rPr>
+              <w:t>Moyenne</w:t>
+            </w:r>
+          </w:p>
+        </w:tc>
+        <w:tc>
+          <w:tcPr>
+            <w:tcW w:type="dxa" w:w="1247"/>
+          </w:tcPr>
+          <w:p>
+            <w:r>
+              <w:rPr>
+                <w:b/>
+                <w:i w:val="0"/>
+                <w:sz w:val="16"/>
+              </w:rPr>
+              <w:t>S10</w:t>
+              <w:br/>
+            </w:r>
+            <w:r>
+              <w:rPr>
+                <w:b w:val="0"/>
+                <w:i w:val="0"/>
+                <w:color w:val="64748B"/>
+                <w:sz w:val="14"/>
+              </w:rPr>
+              <w:t>Logement</w:t>
+            </w:r>
+          </w:p>
+        </w:tc>
+        <w:tc>
+          <w:tcPr>
+            <w:tcW w:type="dxa" w:w="1531"/>
+          </w:tcPr>
+          <w:p>
+            <w:r>
+              <w:rPr>
+                <w:b/>
+                <w:i w:val="0"/>
+                <w:color w:val="16A34A"/>
+                <w:sz w:val="16"/>
+              </w:rPr>
+              <w:t>s01q23, s02q23, s03q55, s04q51, s04q67, s06q19, s06q20, s06q22a</w:t>
+            </w:r>
+          </w:p>
+        </w:tc>
+        <w:tc>
+          <w:tcPr>
+            <w:tcW w:type="dxa" w:w="1191"/>
+          </w:tcPr>
+          <w:p>
+            <w:r>
+              <w:rPr>
+                <w:b w:val="0"/>
+                <w:i w:val="0"/>
+                <w:color w:val="64748B"/>
+                <w:sz w:val="16"/>
+              </w:rPr>
+              <w:t>GT-CQ</w:t>
+            </w:r>
+          </w:p>
+        </w:tc>
+        <w:tc>
+          <w:tcPr>
+            <w:tcW w:type="dxa" w:w="4706"/>
+          </w:tcPr>
+          <w:p>
+            <w:r>
+              <w:rPr>
+                <w:b w:val="0"/>
+                <w:i w:val="0"/>
+                <w:sz w:val="17"/>
+              </w:rPr>
+              <w:t>Le salaire qu'une personne de cette catégorie (10.62) a travaillé(e) dans cette entreprise fabrication est élevé ou faible.</w:t>
+            </w:r>
+          </w:p>
+        </w:tc>
+      </w:tr>
+      <w:tr>
+        <w:tc>
+          <w:tcPr>
+            <w:tcW w:type="dxa" w:w="964"/>
+          </w:tcPr>
+          <w:p>
+            <w:r>
+              <w:rPr>
+                <w:b/>
+                <w:i w:val="0"/>
+                <w:color w:val="EA580C"/>
+                <w:sz w:val="16"/>
+              </w:rPr>
+              <w:t>Moyenne</w:t>
+            </w:r>
+          </w:p>
+        </w:tc>
+        <w:tc>
+          <w:tcPr>
+            <w:tcW w:type="dxa" w:w="1247"/>
+          </w:tcPr>
+          <w:p>
+            <w:r>
+              <w:rPr>
+                <w:b/>
+                <w:i w:val="0"/>
+                <w:sz w:val="16"/>
+              </w:rPr>
+              <w:t>S10</w:t>
+              <w:br/>
+            </w:r>
+            <w:r>
+              <w:rPr>
+                <w:b w:val="0"/>
+                <w:i w:val="0"/>
+                <w:color w:val="64748B"/>
+                <w:sz w:val="14"/>
+              </w:rPr>
+              <w:t>Logement</w:t>
+            </w:r>
+          </w:p>
+        </w:tc>
+        <w:tc>
+          <w:tcPr>
+            <w:tcW w:type="dxa" w:w="1531"/>
+          </w:tcPr>
+          <w:p>
+            <w:r>
+              <w:rPr>
+                <w:b/>
+                <w:i w:val="0"/>
+                <w:color w:val="16A34A"/>
+                <w:sz w:val="16"/>
+              </w:rPr>
+              <w:t>—</w:t>
+            </w:r>
+          </w:p>
+        </w:tc>
+        <w:tc>
+          <w:tcPr>
+            <w:tcW w:type="dxa" w:w="1191"/>
+          </w:tcPr>
+          <w:p>
+            <w:r>
+              <w:rPr>
+                <w:b w:val="0"/>
+                <w:i w:val="0"/>
+                <w:color w:val="64748B"/>
+                <w:sz w:val="16"/>
+              </w:rPr>
+              <w:t>GT-CQ</w:t>
+            </w:r>
+          </w:p>
+        </w:tc>
+        <w:tc>
+          <w:tcPr>
+            <w:tcW w:type="dxa" w:w="4706"/>
+          </w:tcPr>
+          <w:p>
+            <w:r>
+              <w:rPr>
+                <w:b w:val="0"/>
+                <w:i w:val="0"/>
+                <w:sz w:val="17"/>
+              </w:rPr>
+              <w:t>Prière de confirmer cette information avec le QG ou de corriger.</w:t>
+            </w:r>
+          </w:p>
+        </w:tc>
+      </w:tr>
+      <w:tr>
+        <w:tc>
+          <w:tcPr>
+            <w:tcW w:type="dxa" w:w="964"/>
+          </w:tcPr>
+          <w:p>
+            <w:r>
+              <w:rPr>
+                <w:b/>
+                <w:i w:val="0"/>
+                <w:color w:val="EA580C"/>
+                <w:sz w:val="16"/>
+              </w:rPr>
+              <w:t>Moyenne</w:t>
             </w:r>
           </w:p>
         </w:tc>
@@ -814,7 +4684,7 @@
                 <w:color w:val="16A34A"/>
                 <w:sz w:val="16"/>
               </w:rPr>
-              <w:t>s01q10, s02q30, s02q34, s03q50, s04q23, s04q24, s04q37, s04q44</w:t>
+              <w:t>s01q23, s01q00b, s01q23_autre</w:t>
             </w:r>
           </w:p>
         </w:tc>
@@ -845,7 +4715,7 @@
                 <w:i w:val="0"/>
                 <w:sz w:val="17"/>
               </w:rPr>
-              <w:t>Le montant de la dernière facture d'eau est de 330 FCFA Trimestriel qui semble incohérent, Prière de vérifier les questions 11.23a et 11.23b auprès du ménage ou confirmer.</w:t>
+              <w:t>Le moyen que le ménage utilise pour se débarrasser des excréments hors de la concession est fermé et ouvrir une autre et semble exister dans les modalités, prière de prendre attache avec le QG pour plus d'explication afin de la classer bien.</w:t>
             </w:r>
           </w:p>
         </w:tc>
@@ -860,10 +4730,550 @@
               <w:rPr>
                 <w:b/>
                 <w:i w:val="0"/>
-                <w:color w:val="DC2626"/>
-                <w:sz w:val="16"/>
-              </w:rPr>
-              <w:t>Haute</w:t>
+                <w:color w:val="EA580C"/>
+                <w:sz w:val="16"/>
+              </w:rPr>
+              <w:t>Moyenne</w:t>
+            </w:r>
+          </w:p>
+        </w:tc>
+        <w:tc>
+          <w:tcPr>
+            <w:tcW w:type="dxa" w:w="1247"/>
+          </w:tcPr>
+          <w:p>
+            <w:r>
+              <w:rPr>
+                <w:b/>
+                <w:i w:val="0"/>
+                <w:sz w:val="16"/>
+              </w:rPr>
+              <w:t>S11</w:t>
+              <w:br/>
+            </w:r>
+            <w:r>
+              <w:rPr>
+                <w:b w:val="0"/>
+                <w:i w:val="0"/>
+                <w:color w:val="64748B"/>
+                <w:sz w:val="14"/>
+              </w:rPr>
+              <w:t>Logement / cadre de vie</w:t>
+            </w:r>
+          </w:p>
+        </w:tc>
+        <w:tc>
+          <w:tcPr>
+            <w:tcW w:type="dxa" w:w="1531"/>
+          </w:tcPr>
+          <w:p>
+            <w:r>
+              <w:rPr>
+                <w:b/>
+                <w:i w:val="0"/>
+                <w:color w:val="16A34A"/>
+                <w:sz w:val="16"/>
+              </w:rPr>
+              <w:t>—</w:t>
+            </w:r>
+          </w:p>
+        </w:tc>
+        <w:tc>
+          <w:tcPr>
+            <w:tcW w:type="dxa" w:w="1191"/>
+          </w:tcPr>
+          <w:p>
+            <w:r>
+              <w:rPr>
+                <w:b w:val="0"/>
+                <w:i w:val="0"/>
+                <w:color w:val="64748B"/>
+                <w:sz w:val="16"/>
+              </w:rPr>
+              <w:t>GT-CQ</w:t>
+            </w:r>
+          </w:p>
+        </w:tc>
+        <w:tc>
+          <w:tcPr>
+            <w:tcW w:type="dxa" w:w="4706"/>
+          </w:tcPr>
+          <w:p>
+            <w:r>
+              <w:rPr>
+                <w:b w:val="0"/>
+                <w:i w:val="0"/>
+                <w:sz w:val="17"/>
+              </w:rPr>
+              <w:t>Attention!!! Les ménages vivants dans un(e) Maison Basse à ZIGUINCHOR Rural ont généralement comme principal matériau de construction le/la Banco amélioré/ semi-dur, mais celui du ménage de DIARKA MENDY (Briques cuites) diffère de celui-ci.</w:t>
+            </w:r>
+          </w:p>
+        </w:tc>
+      </w:tr>
+      <w:tr>
+        <w:tc>
+          <w:tcPr>
+            <w:tcW w:type="dxa" w:w="964"/>
+          </w:tcPr>
+          <w:p>
+            <w:r>
+              <w:rPr>
+                <w:b/>
+                <w:i w:val="0"/>
+                <w:color w:val="EA580C"/>
+                <w:sz w:val="16"/>
+              </w:rPr>
+              <w:t>Moyenne</w:t>
+            </w:r>
+          </w:p>
+        </w:tc>
+        <w:tc>
+          <w:tcPr>
+            <w:tcW w:type="dxa" w:w="1247"/>
+          </w:tcPr>
+          <w:p>
+            <w:r>
+              <w:rPr>
+                <w:b/>
+                <w:i w:val="0"/>
+                <w:sz w:val="16"/>
+              </w:rPr>
+              <w:t>S11</w:t>
+              <w:br/>
+            </w:r>
+            <w:r>
+              <w:rPr>
+                <w:b w:val="0"/>
+                <w:i w:val="0"/>
+                <w:color w:val="64748B"/>
+                <w:sz w:val="14"/>
+              </w:rPr>
+              <w:t>Logement / cadre de vie</w:t>
+            </w:r>
+          </w:p>
+        </w:tc>
+        <w:tc>
+          <w:tcPr>
+            <w:tcW w:type="dxa" w:w="1531"/>
+          </w:tcPr>
+          <w:p>
+            <w:r>
+              <w:rPr>
+                <w:b/>
+                <w:i w:val="0"/>
+                <w:color w:val="16A34A"/>
+                <w:sz w:val="16"/>
+              </w:rPr>
+              <w:t>—</w:t>
+            </w:r>
+          </w:p>
+        </w:tc>
+        <w:tc>
+          <w:tcPr>
+            <w:tcW w:type="dxa" w:w="1191"/>
+          </w:tcPr>
+          <w:p>
+            <w:r>
+              <w:rPr>
+                <w:b w:val="0"/>
+                <w:i w:val="0"/>
+                <w:color w:val="64748B"/>
+                <w:sz w:val="16"/>
+              </w:rPr>
+              <w:t>GT-CQ</w:t>
+            </w:r>
+          </w:p>
+        </w:tc>
+        <w:tc>
+          <w:tcPr>
+            <w:tcW w:type="dxa" w:w="4706"/>
+          </w:tcPr>
+          <w:p>
+            <w:r>
+              <w:rPr>
+                <w:b w:val="0"/>
+                <w:i w:val="0"/>
+                <w:sz w:val="17"/>
+              </w:rPr>
+              <w:t>Prière de vérifier pour être sûr que vous avez choisi les bonnes modalités des questions 11.01 et 11.18 .</w:t>
+            </w:r>
+          </w:p>
+        </w:tc>
+      </w:tr>
+      <w:tr>
+        <w:tc>
+          <w:tcPr>
+            <w:tcW w:type="dxa" w:w="964"/>
+          </w:tcPr>
+          <w:p>
+            <w:r>
+              <w:rPr>
+                <w:b/>
+                <w:i w:val="0"/>
+                <w:color w:val="EA580C"/>
+                <w:sz w:val="16"/>
+              </w:rPr>
+              <w:t>Moyenne</w:t>
+            </w:r>
+          </w:p>
+        </w:tc>
+        <w:tc>
+          <w:tcPr>
+            <w:tcW w:type="dxa" w:w="1247"/>
+          </w:tcPr>
+          <w:p>
+            <w:r>
+              <w:rPr>
+                <w:b/>
+                <w:i w:val="0"/>
+                <w:sz w:val="16"/>
+              </w:rPr>
+              <w:t>S11</w:t>
+              <w:br/>
+            </w:r>
+            <w:r>
+              <w:rPr>
+                <w:b w:val="0"/>
+                <w:i w:val="0"/>
+                <w:color w:val="64748B"/>
+                <w:sz w:val="14"/>
+              </w:rPr>
+              <w:t>Logement / cadre de vie</w:t>
+            </w:r>
+          </w:p>
+        </w:tc>
+        <w:tc>
+          <w:tcPr>
+            <w:tcW w:type="dxa" w:w="1531"/>
+          </w:tcPr>
+          <w:p>
+            <w:r>
+              <w:rPr>
+                <w:b/>
+                <w:i w:val="0"/>
+                <w:color w:val="16A34A"/>
+                <w:sz w:val="16"/>
+              </w:rPr>
+              <w:t>—</w:t>
+            </w:r>
+          </w:p>
+        </w:tc>
+        <w:tc>
+          <w:tcPr>
+            <w:tcW w:type="dxa" w:w="1191"/>
+          </w:tcPr>
+          <w:p>
+            <w:r>
+              <w:rPr>
+                <w:b w:val="0"/>
+                <w:i w:val="0"/>
+                <w:color w:val="64748B"/>
+                <w:sz w:val="16"/>
+              </w:rPr>
+              <w:t>GT-CQ</w:t>
+            </w:r>
+          </w:p>
+        </w:tc>
+        <w:tc>
+          <w:tcPr>
+            <w:tcW w:type="dxa" w:w="4706"/>
+          </w:tcPr>
+          <w:p>
+            <w:r>
+              <w:rPr>
+                <w:b w:val="0"/>
+                <w:i w:val="0"/>
+                <w:sz w:val="17"/>
+              </w:rPr>
+              <w:t>Merci de ne pas corriger si vous êtes sûr de celui donné par le ménage et observé par vous.</w:t>
+            </w:r>
+          </w:p>
+        </w:tc>
+      </w:tr>
+      <w:tr>
+        <w:tc>
+          <w:tcPr>
+            <w:tcW w:type="dxa" w:w="964"/>
+          </w:tcPr>
+          <w:p>
+            <w:r>
+              <w:rPr>
+                <w:b/>
+                <w:i w:val="0"/>
+                <w:color w:val="EA580C"/>
+                <w:sz w:val="16"/>
+              </w:rPr>
+              <w:t>Moyenne</w:t>
+            </w:r>
+          </w:p>
+        </w:tc>
+        <w:tc>
+          <w:tcPr>
+            <w:tcW w:type="dxa" w:w="1247"/>
+          </w:tcPr>
+          <w:p>
+            <w:r>
+              <w:rPr>
+                <w:b/>
+                <w:i w:val="0"/>
+                <w:sz w:val="16"/>
+              </w:rPr>
+              <w:t>S11</w:t>
+              <w:br/>
+            </w:r>
+            <w:r>
+              <w:rPr>
+                <w:b w:val="0"/>
+                <w:i w:val="0"/>
+                <w:color w:val="64748B"/>
+                <w:sz w:val="14"/>
+              </w:rPr>
+              <w:t>Logement / cadre de vie</w:t>
+            </w:r>
+          </w:p>
+        </w:tc>
+        <w:tc>
+          <w:tcPr>
+            <w:tcW w:type="dxa" w:w="1531"/>
+          </w:tcPr>
+          <w:p>
+            <w:r>
+              <w:rPr>
+                <w:b/>
+                <w:i w:val="0"/>
+                <w:color w:val="16A34A"/>
+                <w:sz w:val="16"/>
+              </w:rPr>
+              <w:t>—</w:t>
+            </w:r>
+          </w:p>
+        </w:tc>
+        <w:tc>
+          <w:tcPr>
+            <w:tcW w:type="dxa" w:w="1191"/>
+          </w:tcPr>
+          <w:p>
+            <w:r>
+              <w:rPr>
+                <w:b w:val="0"/>
+                <w:i w:val="0"/>
+                <w:color w:val="64748B"/>
+                <w:sz w:val="16"/>
+              </w:rPr>
+              <w:t>GT-CQ</w:t>
+            </w:r>
+          </w:p>
+        </w:tc>
+        <w:tc>
+          <w:tcPr>
+            <w:tcW w:type="dxa" w:w="4706"/>
+          </w:tcPr>
+          <w:p>
+            <w:r>
+              <w:rPr>
+                <w:b w:val="0"/>
+                <w:i w:val="0"/>
+                <w:sz w:val="17"/>
+              </w:rPr>
+              <w:t>Attention!!! Les ménages vivants dans un(e) Maison Basse à ZIGUINCHOR Rural ont généralement comme principal matériau du toit le/la Tôles, mais celui du ménage de DIARKA MENDY (Tuile) diffère de celui-ci.</w:t>
+            </w:r>
+          </w:p>
+        </w:tc>
+      </w:tr>
+      <w:tr>
+        <w:tc>
+          <w:tcPr>
+            <w:tcW w:type="dxa" w:w="964"/>
+          </w:tcPr>
+          <w:p>
+            <w:r>
+              <w:rPr>
+                <w:b/>
+                <w:i w:val="0"/>
+                <w:color w:val="EA580C"/>
+                <w:sz w:val="16"/>
+              </w:rPr>
+              <w:t>Moyenne</w:t>
+            </w:r>
+          </w:p>
+        </w:tc>
+        <w:tc>
+          <w:tcPr>
+            <w:tcW w:type="dxa" w:w="1247"/>
+          </w:tcPr>
+          <w:p>
+            <w:r>
+              <w:rPr>
+                <w:b/>
+                <w:i w:val="0"/>
+                <w:sz w:val="16"/>
+              </w:rPr>
+              <w:t>S11</w:t>
+              <w:br/>
+            </w:r>
+            <w:r>
+              <w:rPr>
+                <w:b w:val="0"/>
+                <w:i w:val="0"/>
+                <w:color w:val="64748B"/>
+                <w:sz w:val="14"/>
+              </w:rPr>
+              <w:t>Logement / cadre de vie</w:t>
+            </w:r>
+          </w:p>
+        </w:tc>
+        <w:tc>
+          <w:tcPr>
+            <w:tcW w:type="dxa" w:w="1531"/>
+          </w:tcPr>
+          <w:p>
+            <w:r>
+              <w:rPr>
+                <w:b/>
+                <w:i w:val="0"/>
+                <w:color w:val="16A34A"/>
+                <w:sz w:val="16"/>
+              </w:rPr>
+              <w:t>—</w:t>
+            </w:r>
+          </w:p>
+        </w:tc>
+        <w:tc>
+          <w:tcPr>
+            <w:tcW w:type="dxa" w:w="1191"/>
+          </w:tcPr>
+          <w:p>
+            <w:r>
+              <w:rPr>
+                <w:b w:val="0"/>
+                <w:i w:val="0"/>
+                <w:color w:val="64748B"/>
+                <w:sz w:val="16"/>
+              </w:rPr>
+              <w:t>GT-CQ</w:t>
+            </w:r>
+          </w:p>
+        </w:tc>
+        <w:tc>
+          <w:tcPr>
+            <w:tcW w:type="dxa" w:w="4706"/>
+          </w:tcPr>
+          <w:p>
+            <w:r>
+              <w:rPr>
+                <w:b w:val="0"/>
+                <w:i w:val="0"/>
+                <w:sz w:val="17"/>
+              </w:rPr>
+              <w:t>Prière de vérifier pour être sûr que vous avez choisi les bonnes modalités des questions 11.01 et 11.19.</w:t>
+            </w:r>
+          </w:p>
+        </w:tc>
+      </w:tr>
+      <w:tr>
+        <w:tc>
+          <w:tcPr>
+            <w:tcW w:type="dxa" w:w="964"/>
+          </w:tcPr>
+          <w:p>
+            <w:r>
+              <w:rPr>
+                <w:b/>
+                <w:i w:val="0"/>
+                <w:color w:val="EA580C"/>
+                <w:sz w:val="16"/>
+              </w:rPr>
+              <w:t>Moyenne</w:t>
+            </w:r>
+          </w:p>
+        </w:tc>
+        <w:tc>
+          <w:tcPr>
+            <w:tcW w:type="dxa" w:w="1247"/>
+          </w:tcPr>
+          <w:p>
+            <w:r>
+              <w:rPr>
+                <w:b/>
+                <w:i w:val="0"/>
+                <w:sz w:val="16"/>
+              </w:rPr>
+              <w:t>S11</w:t>
+              <w:br/>
+            </w:r>
+            <w:r>
+              <w:rPr>
+                <w:b w:val="0"/>
+                <w:i w:val="0"/>
+                <w:color w:val="64748B"/>
+                <w:sz w:val="14"/>
+              </w:rPr>
+              <w:t>Logement / cadre de vie</w:t>
+            </w:r>
+          </w:p>
+        </w:tc>
+        <w:tc>
+          <w:tcPr>
+            <w:tcW w:type="dxa" w:w="1531"/>
+          </w:tcPr>
+          <w:p>
+            <w:r>
+              <w:rPr>
+                <w:b/>
+                <w:i w:val="0"/>
+                <w:color w:val="16A34A"/>
+                <w:sz w:val="16"/>
+              </w:rPr>
+              <w:t>—</w:t>
+            </w:r>
+          </w:p>
+        </w:tc>
+        <w:tc>
+          <w:tcPr>
+            <w:tcW w:type="dxa" w:w="1191"/>
+          </w:tcPr>
+          <w:p>
+            <w:r>
+              <w:rPr>
+                <w:b w:val="0"/>
+                <w:i w:val="0"/>
+                <w:color w:val="64748B"/>
+                <w:sz w:val="16"/>
+              </w:rPr>
+              <w:t>GT-CQ</w:t>
+            </w:r>
+          </w:p>
+        </w:tc>
+        <w:tc>
+          <w:tcPr>
+            <w:tcW w:type="dxa" w:w="4706"/>
+          </w:tcPr>
+          <w:p>
+            <w:r>
+              <w:rPr>
+                <w:b w:val="0"/>
+                <w:i w:val="0"/>
+                <w:sz w:val="17"/>
+              </w:rPr>
+              <w:t>Attention!!! Les ménages vivants dans un(e) Maison Basse à ZIGUINCHOR Rural ont généralement comme principal matériau de revêtement du sol du logement le/la Ciment/Béton, mais celui du ménage de DIARKA MENDY (Terre battue/Sable) diffère de celui-ci.</w:t>
+            </w:r>
+          </w:p>
+        </w:tc>
+      </w:tr>
+      <w:tr>
+        <w:tc>
+          <w:tcPr>
+            <w:tcW w:type="dxa" w:w="964"/>
+          </w:tcPr>
+          <w:p>
+            <w:r>
+              <w:rPr>
+                <w:b/>
+                <w:i w:val="0"/>
+                <w:color w:val="EA580C"/>
+                <w:sz w:val="16"/>
+              </w:rPr>
+              <w:t>Moyenne</w:t>
             </w:r>
           </w:p>
         </w:tc>
@@ -904,7 +5314,7 @@
                 <w:color w:val="16A34A"/>
                 <w:sz w:val="16"/>
               </w:rPr>
-              <w:t>s00q08, s01q28, s01q29, s01q30, s02q01__2, s02q02__2, s03q20, s04q22</w:t>
+              <w:t>s01q02, s02q01__1, s02q02__1, s02q03__1, s02q15, s03q17, s04q28, s04q35d</w:t>
             </w:r>
           </w:p>
         </w:tc>
@@ -935,7 +5345,7 @@
                 <w:i w:val="0"/>
                 <w:sz w:val="17"/>
               </w:rPr>
-              <w:t>Le prix d'achat de l'article  Bicyclette, vélo de course est nul (achété à 0fcfa) mais le prix de revente est different de 0 impossible, prière de verifier et corriger.</w:t>
+              <w:t>Le prix d'achat de l'article  Bicyclette, vélo de course ne doit pas être égal 0 même si le ménage l'a reçu en cadeau prière de leurs aider à faire une estimations.</w:t>
             </w:r>
           </w:p>
         </w:tc>
@@ -950,10 +5360,10 @@
               <w:rPr>
                 <w:b/>
                 <w:i w:val="0"/>
-                <w:color w:val="DC2626"/>
-                <w:sz w:val="16"/>
-              </w:rPr>
-              <w:t>Haute</w:t>
+                <w:color w:val="EA580C"/>
+                <w:sz w:val="16"/>
+              </w:rPr>
+              <w:t>Moyenne</w:t>
             </w:r>
           </w:p>
         </w:tc>
@@ -994,7 +5404,7 @@
                 <w:color w:val="16A34A"/>
                 <w:sz w:val="16"/>
               </w:rPr>
-              <w:t>s00q08, s01q28, s01q29, s01q30, s02q01__2, s02q02__2, s03q20, s04q22</w:t>
+              <w:t>—</w:t>
             </w:r>
           </w:p>
         </w:tc>
@@ -1025,7 +5435,7 @@
                 <w:i w:val="0"/>
                 <w:sz w:val="17"/>
               </w:rPr>
-              <w:t>Le prix d'achat de l'article  Lit est nul (achété à 0fcfa) mais le prix de revente est different de 0 impossible, prière de verifier et corriger.</w:t>
+              <w:t>Prière de vérifier ou confirmer avec l'enquêté et mettre les bonnes valeurs après verification, s'il le faut.</w:t>
             </w:r>
           </w:p>
         </w:tc>
@@ -1040,10 +5450,10 @@
               <w:rPr>
                 <w:b/>
                 <w:i w:val="0"/>
-                <w:color w:val="DC2626"/>
-                <w:sz w:val="16"/>
-              </w:rPr>
-              <w:t>Haute</w:t>
+                <w:color w:val="EA580C"/>
+                <w:sz w:val="16"/>
+              </w:rPr>
+              <w:t>Moyenne</w:t>
             </w:r>
           </w:p>
         </w:tc>
@@ -1058,7 +5468,7 @@
                 <w:i w:val="0"/>
                 <w:sz w:val="16"/>
               </w:rPr>
-              <w:t>S13</w:t>
+              <w:t>S12</w:t>
               <w:br/>
             </w:r>
             <w:r>
@@ -1068,7 +5478,7 @@
                 <w:color w:val="64748B"/>
                 <w:sz w:val="14"/>
               </w:rPr>
-              <w:t>Transferts</w:t>
+              <w:t>Avoirs / biens durables</w:t>
             </w:r>
           </w:p>
         </w:tc>
@@ -1084,7 +5494,7 @@
                 <w:color w:val="16A34A"/>
                 <w:sz w:val="16"/>
               </w:rPr>
-              <w:t>s00q27, s01q00a, s01q12, s01q13, s02q04, s03q11, s03q12, s01q01</w:t>
+              <w:t>s01q02, s02q01__1, s02q02__1, s02q03__1, s02q15, s03q17, s04q28, s04q35d</w:t>
             </w:r>
           </w:p>
         </w:tc>
@@ -1115,4867 +5525,7 @@
                 <w:i w:val="0"/>
                 <w:sz w:val="17"/>
               </w:rPr>
-              <w:t>L'âge du béneficiaire d'argent dans la section 13b (Transfert emis) semble incoherent voir élévé, prière de verifier ou corriger.</w:t>
-            </w:r>
-          </w:p>
-        </w:tc>
-      </w:tr>
-      <w:tr>
-        <w:tc>
-          <w:tcPr>
-            <w:tcW w:type="dxa" w:w="964"/>
-          </w:tcPr>
-          <w:p>
-            <w:r>
-              <w:rPr>
-                <w:b/>
-                <w:i w:val="0"/>
-                <w:color w:val="DC2626"/>
-                <w:sz w:val="16"/>
-              </w:rPr>
-              <w:t>Haute</w:t>
-            </w:r>
-          </w:p>
-        </w:tc>
-        <w:tc>
-          <w:tcPr>
-            <w:tcW w:type="dxa" w:w="1247"/>
-          </w:tcPr>
-          <w:p>
-            <w:r>
-              <w:rPr>
-                <w:b/>
-                <w:i w:val="0"/>
-                <w:sz w:val="16"/>
-              </w:rPr>
-              <w:t>S17</w:t>
-              <w:br/>
-            </w:r>
-            <w:r>
-              <w:rPr>
-                <w:b w:val="0"/>
-                <w:i w:val="0"/>
-                <w:color w:val="64748B"/>
-                <w:sz w:val="14"/>
-              </w:rPr>
-              <w:t>Élevage</w:t>
-            </w:r>
-          </w:p>
-        </w:tc>
-        <w:tc>
-          <w:tcPr>
-            <w:tcW w:type="dxa" w:w="1531"/>
-          </w:tcPr>
-          <w:p>
-            <w:r>
-              <w:rPr>
-                <w:b/>
-                <w:i w:val="0"/>
-                <w:color w:val="16A34A"/>
-                <w:sz w:val="16"/>
-              </w:rPr>
-              <w:t>s17q18a, s17q18b, s17q18c, s17q18d, s17q18e, s17q18f, s17q18g, s17q18h</w:t>
-            </w:r>
-          </w:p>
-        </w:tc>
-        <w:tc>
-          <w:tcPr>
-            <w:tcW w:type="dxa" w:w="1191"/>
-          </w:tcPr>
-          <w:p>
-            <w:r>
-              <w:rPr>
-                <w:b w:val="0"/>
-                <w:i w:val="0"/>
-                <w:color w:val="64748B"/>
-                <w:sz w:val="16"/>
-              </w:rPr>
-              <w:t>GT-CQ</w:t>
-            </w:r>
-          </w:p>
-        </w:tc>
-        <w:tc>
-          <w:tcPr>
-            <w:tcW w:type="dxa" w:w="4706"/>
-          </w:tcPr>
-          <w:p>
-            <w:r>
-              <w:rPr>
-                <w:b w:val="0"/>
-                <w:i w:val="0"/>
-                <w:sz w:val="17"/>
-              </w:rPr>
-              <w:t>Incohérence!! Le ménage a dit qu'il a abbatu un Poules / poulets dans les fêtes mais vous n'avez declaré aucun nombre d'animal abbatu dans les fêtes, prière de renseigner les nombre dans les questions (s17q18a s17q18b s17q18c s17q18d s17q18e s17q18f s17q18g s17q18h s17q18i).</w:t>
-            </w:r>
-          </w:p>
-        </w:tc>
-      </w:tr>
-      <w:tr>
-        <w:tc>
-          <w:tcPr>
-            <w:tcW w:type="dxa" w:w="964"/>
-          </w:tcPr>
-          <w:p>
-            <w:r>
-              <w:rPr>
-                <w:b/>
-                <w:i w:val="0"/>
-                <w:color w:val="EA580C"/>
-                <w:sz w:val="16"/>
-              </w:rPr>
-              <w:t>Moyenne</w:t>
-            </w:r>
-          </w:p>
-        </w:tc>
-        <w:tc>
-          <w:tcPr>
-            <w:tcW w:type="dxa" w:w="1247"/>
-          </w:tcPr>
-          <w:p>
-            <w:r>
-              <w:rPr>
-                <w:b/>
-                <w:i w:val="0"/>
-                <w:sz w:val="16"/>
-              </w:rPr>
-              <w:t>S00</w:t>
-              <w:br/>
-            </w:r>
-            <w:r>
-              <w:rPr>
-                <w:b w:val="0"/>
-                <w:i w:val="0"/>
-                <w:color w:val="64748B"/>
-                <w:sz w:val="14"/>
-              </w:rPr>
-              <w:t>Identification</w:t>
-            </w:r>
-          </w:p>
-        </w:tc>
-        <w:tc>
-          <w:tcPr>
-            <w:tcW w:type="dxa" w:w="1531"/>
-          </w:tcPr>
-          <w:p>
-            <w:r>
-              <w:rPr>
-                <w:b/>
-                <w:i w:val="0"/>
-                <w:color w:val="16A34A"/>
-                <w:sz w:val="16"/>
-              </w:rPr>
-              <w:t>s00q27</w:t>
-            </w:r>
-          </w:p>
-        </w:tc>
-        <w:tc>
-          <w:tcPr>
-            <w:tcW w:type="dxa" w:w="1191"/>
-          </w:tcPr>
-          <w:p>
-            <w:r>
-              <w:rPr>
-                <w:b w:val="0"/>
-                <w:i w:val="0"/>
-                <w:color w:val="64748B"/>
-                <w:sz w:val="16"/>
-              </w:rPr>
-              <w:t>GT-CQ</w:t>
-            </w:r>
-          </w:p>
-        </w:tc>
-        <w:tc>
-          <w:tcPr>
-            <w:tcW w:type="dxa" w:w="4706"/>
-          </w:tcPr>
-          <w:p>
-            <w:r>
-              <w:rPr>
-                <w:b w:val="0"/>
-                <w:i w:val="0"/>
-                <w:sz w:val="17"/>
-              </w:rPr>
-              <w:t>Le questionnaire semble ne pas être complètement fini mais le questionnaire est en statut complet, prière de compléter le questionnaire.</w:t>
-            </w:r>
-          </w:p>
-        </w:tc>
-      </w:tr>
-      <w:tr>
-        <w:tc>
-          <w:tcPr>
-            <w:tcW w:type="dxa" w:w="964"/>
-          </w:tcPr>
-          <w:p>
-            <w:r>
-              <w:rPr>
-                <w:b/>
-                <w:i w:val="0"/>
-                <w:color w:val="EA580C"/>
-                <w:sz w:val="16"/>
-              </w:rPr>
-              <w:t>Moyenne</w:t>
-            </w:r>
-          </w:p>
-        </w:tc>
-        <w:tc>
-          <w:tcPr>
-            <w:tcW w:type="dxa" w:w="1247"/>
-          </w:tcPr>
-          <w:p>
-            <w:r>
-              <w:rPr>
-                <w:b/>
-                <w:i w:val="0"/>
-                <w:sz w:val="16"/>
-              </w:rPr>
-              <w:t>S00</w:t>
-              <w:br/>
-            </w:r>
-            <w:r>
-              <w:rPr>
-                <w:b w:val="0"/>
-                <w:i w:val="0"/>
-                <w:color w:val="64748B"/>
-                <w:sz w:val="14"/>
-              </w:rPr>
-              <w:t>Identification</w:t>
-            </w:r>
-          </w:p>
-        </w:tc>
-        <w:tc>
-          <w:tcPr>
-            <w:tcW w:type="dxa" w:w="1531"/>
-          </w:tcPr>
-          <w:p>
-            <w:r>
-              <w:rPr>
-                <w:b/>
-                <w:i w:val="0"/>
-                <w:color w:val="16A34A"/>
-                <w:sz w:val="16"/>
-              </w:rPr>
-              <w:t>—</w:t>
-            </w:r>
-          </w:p>
-        </w:tc>
-        <w:tc>
-          <w:tcPr>
-            <w:tcW w:type="dxa" w:w="1191"/>
-          </w:tcPr>
-          <w:p>
-            <w:r>
-              <w:rPr>
-                <w:b w:val="0"/>
-                <w:i w:val="0"/>
-                <w:color w:val="64748B"/>
-                <w:sz w:val="16"/>
-              </w:rPr>
-              <w:t>GT-CQ</w:t>
-            </w:r>
-          </w:p>
-        </w:tc>
-        <w:tc>
-          <w:tcPr>
-            <w:tcW w:type="dxa" w:w="4706"/>
-          </w:tcPr>
-          <w:p>
-            <w:r>
-              <w:rPr>
-                <w:b w:val="0"/>
-                <w:i w:val="0"/>
-                <w:sz w:val="17"/>
-              </w:rPr>
-              <w:t>L'adresse ou la localisation du ménage doit être bien renseignée, ne doit pas contenir des numéros de téléphone et elle semble courte pour être une adresse.</w:t>
-            </w:r>
-          </w:p>
-        </w:tc>
-      </w:tr>
-      <w:tr>
-        <w:tc>
-          <w:tcPr>
-            <w:tcW w:type="dxa" w:w="964"/>
-          </w:tcPr>
-          <w:p>
-            <w:r>
-              <w:rPr>
-                <w:b/>
-                <w:i w:val="0"/>
-                <w:color w:val="EA580C"/>
-                <w:sz w:val="16"/>
-              </w:rPr>
-              <w:t>Moyenne</w:t>
-            </w:r>
-          </w:p>
-        </w:tc>
-        <w:tc>
-          <w:tcPr>
-            <w:tcW w:type="dxa" w:w="1247"/>
-          </w:tcPr>
-          <w:p>
-            <w:r>
-              <w:rPr>
-                <w:b/>
-                <w:i w:val="0"/>
-                <w:sz w:val="16"/>
-              </w:rPr>
-              <w:t>S00</w:t>
-              <w:br/>
-            </w:r>
-            <w:r>
-              <w:rPr>
-                <w:b w:val="0"/>
-                <w:i w:val="0"/>
-                <w:color w:val="64748B"/>
-                <w:sz w:val="14"/>
-              </w:rPr>
-              <w:t>Identification</w:t>
-            </w:r>
-          </w:p>
-        </w:tc>
-        <w:tc>
-          <w:tcPr>
-            <w:tcW w:type="dxa" w:w="1531"/>
-          </w:tcPr>
-          <w:p>
-            <w:r>
-              <w:rPr>
-                <w:b/>
-                <w:i w:val="0"/>
-                <w:color w:val="16A34A"/>
-                <w:sz w:val="16"/>
-              </w:rPr>
-              <w:t>—</w:t>
-            </w:r>
-          </w:p>
-        </w:tc>
-        <w:tc>
-          <w:tcPr>
-            <w:tcW w:type="dxa" w:w="1191"/>
-          </w:tcPr>
-          <w:p>
-            <w:r>
-              <w:rPr>
-                <w:b w:val="0"/>
-                <w:i w:val="0"/>
-                <w:color w:val="64748B"/>
-                <w:sz w:val="16"/>
-              </w:rPr>
-              <w:t>GT-CQ</w:t>
-            </w:r>
-          </w:p>
-        </w:tc>
-        <w:tc>
-          <w:tcPr>
-            <w:tcW w:type="dxa" w:w="4706"/>
-          </w:tcPr>
-          <w:p>
-            <w:r>
-              <w:rPr>
-                <w:b w:val="0"/>
-                <w:i w:val="0"/>
-                <w:sz w:val="17"/>
-              </w:rPr>
-              <w:t>Prière de renseigner la bonne adresse.</w:t>
-            </w:r>
-          </w:p>
-        </w:tc>
-      </w:tr>
-      <w:tr>
-        <w:tc>
-          <w:tcPr>
-            <w:tcW w:type="dxa" w:w="964"/>
-          </w:tcPr>
-          <w:p>
-            <w:r>
-              <w:rPr>
-                <w:b/>
-                <w:i w:val="0"/>
-                <w:color w:val="EA580C"/>
-                <w:sz w:val="16"/>
-              </w:rPr>
-              <w:t>Moyenne</w:t>
-            </w:r>
-          </w:p>
-        </w:tc>
-        <w:tc>
-          <w:tcPr>
-            <w:tcW w:type="dxa" w:w="1247"/>
-          </w:tcPr>
-          <w:p>
-            <w:r>
-              <w:rPr>
-                <w:b/>
-                <w:i w:val="0"/>
-                <w:sz w:val="16"/>
-              </w:rPr>
-              <w:t>S01</w:t>
-              <w:br/>
-            </w:r>
-            <w:r>
-              <w:rPr>
-                <w:b w:val="0"/>
-                <w:i w:val="0"/>
-                <w:color w:val="64748B"/>
-                <w:sz w:val="14"/>
-              </w:rPr>
-              <w:t>Démographie</w:t>
-            </w:r>
-          </w:p>
-        </w:tc>
-        <w:tc>
-          <w:tcPr>
-            <w:tcW w:type="dxa" w:w="1531"/>
-          </w:tcPr>
-          <w:p>
-            <w:r>
-              <w:rPr>
-                <w:b/>
-                <w:i w:val="0"/>
-                <w:color w:val="16A34A"/>
-                <w:sz w:val="16"/>
-              </w:rPr>
-              <w:t>s01q10_1</w:t>
-            </w:r>
-          </w:p>
-        </w:tc>
-        <w:tc>
-          <w:tcPr>
-            <w:tcW w:type="dxa" w:w="1191"/>
-          </w:tcPr>
-          <w:p>
-            <w:r>
-              <w:rPr>
-                <w:b w:val="0"/>
-                <w:i w:val="0"/>
-                <w:color w:val="64748B"/>
-                <w:sz w:val="16"/>
-              </w:rPr>
-              <w:t>GT-CQ</w:t>
-            </w:r>
-          </w:p>
-        </w:tc>
-        <w:tc>
-          <w:tcPr>
-            <w:tcW w:type="dxa" w:w="4706"/>
-          </w:tcPr>
-          <w:p>
-            <w:r>
-              <w:rPr>
-                <w:b w:val="0"/>
-                <w:i w:val="0"/>
-                <w:sz w:val="17"/>
-              </w:rPr>
-              <w:t>La taille du ménage lors de l'enquête principale (5) de ce ménage est inférieur à la taille du denombrement (6), prière de fournir des explications concrètes ou aller revisiter le ménage.</w:t>
-            </w:r>
-          </w:p>
-        </w:tc>
-      </w:tr>
-      <w:tr>
-        <w:tc>
-          <w:tcPr>
-            <w:tcW w:type="dxa" w:w="964"/>
-          </w:tcPr>
-          <w:p>
-            <w:r>
-              <w:rPr>
-                <w:b/>
-                <w:i w:val="0"/>
-                <w:color w:val="EA580C"/>
-                <w:sz w:val="16"/>
-              </w:rPr>
-              <w:t>Moyenne</w:t>
-            </w:r>
-          </w:p>
-        </w:tc>
-        <w:tc>
-          <w:tcPr>
-            <w:tcW w:type="dxa" w:w="1247"/>
-          </w:tcPr>
-          <w:p>
-            <w:r>
-              <w:rPr>
-                <w:b/>
-                <w:i w:val="0"/>
-                <w:sz w:val="16"/>
-              </w:rPr>
-              <w:t>S02</w:t>
-              <w:br/>
-            </w:r>
-            <w:r>
-              <w:rPr>
-                <w:b w:val="0"/>
-                <w:i w:val="0"/>
-                <w:color w:val="64748B"/>
-                <w:sz w:val="14"/>
-              </w:rPr>
-              <w:t>Éducation</w:t>
-            </w:r>
-          </w:p>
-        </w:tc>
-        <w:tc>
-          <w:tcPr>
-            <w:tcW w:type="dxa" w:w="1531"/>
-          </w:tcPr>
-          <w:p>
-            <w:r>
-              <w:rPr>
-                <w:b/>
-                <w:i w:val="0"/>
-                <w:color w:val="16A34A"/>
-                <w:sz w:val="16"/>
-              </w:rPr>
-              <w:t>—</w:t>
-            </w:r>
-          </w:p>
-        </w:tc>
-        <w:tc>
-          <w:tcPr>
-            <w:tcW w:type="dxa" w:w="1191"/>
-          </w:tcPr>
-          <w:p>
-            <w:r>
-              <w:rPr>
-                <w:b w:val="0"/>
-                <w:i w:val="0"/>
-                <w:color w:val="64748B"/>
-                <w:sz w:val="16"/>
-              </w:rPr>
-              <w:t>GT-CQ</w:t>
-            </w:r>
-          </w:p>
-        </w:tc>
-        <w:tc>
-          <w:tcPr>
-            <w:tcW w:type="dxa" w:w="4706"/>
-          </w:tcPr>
-          <w:p>
-            <w:r>
-              <w:rPr>
-                <w:b w:val="0"/>
-                <w:i w:val="0"/>
-                <w:sz w:val="17"/>
-              </w:rPr>
-              <w:t>veuillez, s'il vous plait, confirmer les frais de scolarité ( 2000 FCFA) payée de Marcaline Mendy avec le QG ou apporter les corrections nécessaires.</w:t>
-            </w:r>
-          </w:p>
-        </w:tc>
-      </w:tr>
-      <w:tr>
-        <w:tc>
-          <w:tcPr>
-            <w:tcW w:type="dxa" w:w="964"/>
-          </w:tcPr>
-          <w:p>
-            <w:r>
-              <w:rPr>
-                <w:b/>
-                <w:i w:val="0"/>
-                <w:color w:val="EA580C"/>
-                <w:sz w:val="16"/>
-              </w:rPr>
-              <w:t>Moyenne</w:t>
-            </w:r>
-          </w:p>
-        </w:tc>
-        <w:tc>
-          <w:tcPr>
-            <w:tcW w:type="dxa" w:w="1247"/>
-          </w:tcPr>
-          <w:p>
-            <w:r>
-              <w:rPr>
-                <w:b/>
-                <w:i w:val="0"/>
-                <w:sz w:val="16"/>
-              </w:rPr>
-              <w:t>S02</w:t>
-              <w:br/>
-            </w:r>
-            <w:r>
-              <w:rPr>
-                <w:b w:val="0"/>
-                <w:i w:val="0"/>
-                <w:color w:val="64748B"/>
-                <w:sz w:val="14"/>
-              </w:rPr>
-              <w:t>Éducation</w:t>
-            </w:r>
-          </w:p>
-        </w:tc>
-        <w:tc>
-          <w:tcPr>
-            <w:tcW w:type="dxa" w:w="1531"/>
-          </w:tcPr>
-          <w:p>
-            <w:r>
-              <w:rPr>
-                <w:b/>
-                <w:i w:val="0"/>
-                <w:color w:val="16A34A"/>
-                <w:sz w:val="16"/>
-              </w:rPr>
-              <w:t>—</w:t>
-            </w:r>
-          </w:p>
-        </w:tc>
-        <w:tc>
-          <w:tcPr>
-            <w:tcW w:type="dxa" w:w="1191"/>
-          </w:tcPr>
-          <w:p>
-            <w:r>
-              <w:rPr>
-                <w:b w:val="0"/>
-                <w:i w:val="0"/>
-                <w:color w:val="64748B"/>
-                <w:sz w:val="16"/>
-              </w:rPr>
-              <w:t>GT-CQ</w:t>
-            </w:r>
-          </w:p>
-        </w:tc>
-        <w:tc>
-          <w:tcPr>
-            <w:tcW w:type="dxa" w:w="4706"/>
-          </w:tcPr>
-          <w:p>
-            <w:r>
-              <w:rPr>
-                <w:b w:val="0"/>
-                <w:i w:val="0"/>
-                <w:sz w:val="17"/>
-              </w:rPr>
-              <w:t>veuillez, s'il vous plait, confirmer les frais de scolarité ( 2000 FCFA) payée de Marie Mendy (fille) avec le QG ou apporter les corrections nécessaires.</w:t>
-            </w:r>
-          </w:p>
-        </w:tc>
-      </w:tr>
-      <w:tr>
-        <w:tc>
-          <w:tcPr>
-            <w:tcW w:type="dxa" w:w="964"/>
-          </w:tcPr>
-          <w:p>
-            <w:r>
-              <w:rPr>
-                <w:b/>
-                <w:i w:val="0"/>
-                <w:color w:val="EA580C"/>
-                <w:sz w:val="16"/>
-              </w:rPr>
-              <w:t>Moyenne</w:t>
-            </w:r>
-          </w:p>
-        </w:tc>
-        <w:tc>
-          <w:tcPr>
-            <w:tcW w:type="dxa" w:w="1247"/>
-          </w:tcPr>
-          <w:p>
-            <w:r>
-              <w:rPr>
-                <w:b/>
-                <w:i w:val="0"/>
-                <w:sz w:val="16"/>
-              </w:rPr>
-              <w:t>S02</w:t>
-              <w:br/>
-            </w:r>
-            <w:r>
-              <w:rPr>
-                <w:b w:val="0"/>
-                <w:i w:val="0"/>
-                <w:color w:val="64748B"/>
-                <w:sz w:val="14"/>
-              </w:rPr>
-              <w:t>Éducation</w:t>
-            </w:r>
-          </w:p>
-        </w:tc>
-        <w:tc>
-          <w:tcPr>
-            <w:tcW w:type="dxa" w:w="1531"/>
-          </w:tcPr>
-          <w:p>
-            <w:r>
-              <w:rPr>
-                <w:b/>
-                <w:i w:val="0"/>
-                <w:color w:val="16A34A"/>
-                <w:sz w:val="16"/>
-              </w:rPr>
-              <w:t>—</w:t>
-            </w:r>
-          </w:p>
-        </w:tc>
-        <w:tc>
-          <w:tcPr>
-            <w:tcW w:type="dxa" w:w="1191"/>
-          </w:tcPr>
-          <w:p>
-            <w:r>
-              <w:rPr>
-                <w:b w:val="0"/>
-                <w:i w:val="0"/>
-                <w:color w:val="64748B"/>
-                <w:sz w:val="16"/>
-              </w:rPr>
-              <w:t>GT-CQ</w:t>
-            </w:r>
-          </w:p>
-        </w:tc>
-        <w:tc>
-          <w:tcPr>
-            <w:tcW w:type="dxa" w:w="4706"/>
-          </w:tcPr>
-          <w:p>
-            <w:r>
-              <w:rPr>
-                <w:b w:val="0"/>
-                <w:i w:val="0"/>
-                <w:sz w:val="17"/>
-              </w:rPr>
-              <w:t>veuillez, s'il vous plait, confirmer les frais de scolarité ( 2000 FCFA) payée de Rolince Mendy avec le QG ou apporter les corrections nécessaires.</w:t>
-            </w:r>
-          </w:p>
-        </w:tc>
-      </w:tr>
-      <w:tr>
-        <w:tc>
-          <w:tcPr>
-            <w:tcW w:type="dxa" w:w="964"/>
-          </w:tcPr>
-          <w:p>
-            <w:r>
-              <w:rPr>
-                <w:b/>
-                <w:i w:val="0"/>
-                <w:color w:val="EA580C"/>
-                <w:sz w:val="16"/>
-              </w:rPr>
-              <w:t>Moyenne</w:t>
-            </w:r>
-          </w:p>
-        </w:tc>
-        <w:tc>
-          <w:tcPr>
-            <w:tcW w:type="dxa" w:w="1247"/>
-          </w:tcPr>
-          <w:p>
-            <w:r>
-              <w:rPr>
-                <w:b/>
-                <w:i w:val="0"/>
-                <w:sz w:val="16"/>
-              </w:rPr>
-              <w:t>S02</w:t>
-              <w:br/>
-            </w:r>
-            <w:r>
-              <w:rPr>
-                <w:b w:val="0"/>
-                <w:i w:val="0"/>
-                <w:color w:val="64748B"/>
-                <w:sz w:val="14"/>
-              </w:rPr>
-              <w:t>Éducation</w:t>
-            </w:r>
-          </w:p>
-        </w:tc>
-        <w:tc>
-          <w:tcPr>
-            <w:tcW w:type="dxa" w:w="1531"/>
-          </w:tcPr>
-          <w:p>
-            <w:r>
-              <w:rPr>
-                <w:b/>
-                <w:i w:val="0"/>
-                <w:color w:val="16A34A"/>
-                <w:sz w:val="16"/>
-              </w:rPr>
-              <w:t>s02q15</w:t>
-            </w:r>
-          </w:p>
-        </w:tc>
-        <w:tc>
-          <w:tcPr>
-            <w:tcW w:type="dxa" w:w="1191"/>
-          </w:tcPr>
-          <w:p>
-            <w:r>
-              <w:rPr>
-                <w:b w:val="0"/>
-                <w:i w:val="0"/>
-                <w:color w:val="64748B"/>
-                <w:sz w:val="16"/>
-              </w:rPr>
-              <w:t>Natif SuSo</w:t>
-            </w:r>
-          </w:p>
-        </w:tc>
-        <w:tc>
-          <w:tcPr>
-            <w:tcW w:type="dxa" w:w="4706"/>
-          </w:tcPr>
-          <w:p>
-            <w:r>
-              <w:rPr>
-                <w:b w:val="0"/>
-                <w:i w:val="0"/>
-                <w:sz w:val="17"/>
-              </w:rPr>
-              <w:t>Incohérence. %rostertitle% a %AgeAnnee% ans. Il est donc moins probable qu'il ait suivie la maternelle en %anneeScolaireEnCours%. Veuillez vérifier et corriger.</w:t>
-            </w:r>
-          </w:p>
-        </w:tc>
-      </w:tr>
-      <w:tr>
-        <w:tc>
-          <w:tcPr>
-            <w:tcW w:type="dxa" w:w="964"/>
-          </w:tcPr>
-          <w:p>
-            <w:r>
-              <w:rPr>
-                <w:b/>
-                <w:i w:val="0"/>
-                <w:color w:val="EA580C"/>
-                <w:sz w:val="16"/>
-              </w:rPr>
-              <w:t>Moyenne</w:t>
-            </w:r>
-          </w:p>
-        </w:tc>
-        <w:tc>
-          <w:tcPr>
-            <w:tcW w:type="dxa" w:w="1247"/>
-          </w:tcPr>
-          <w:p>
-            <w:r>
-              <w:rPr>
-                <w:b/>
-                <w:i w:val="0"/>
-                <w:sz w:val="16"/>
-              </w:rPr>
-              <w:t>S04</w:t>
-              <w:br/>
-            </w:r>
-            <w:r>
-              <w:rPr>
-                <w:b w:val="0"/>
-                <w:i w:val="0"/>
-                <w:color w:val="64748B"/>
-                <w:sz w:val="14"/>
-              </w:rPr>
-              <w:t>Emploi</w:t>
-            </w:r>
-          </w:p>
-        </w:tc>
-        <w:tc>
-          <w:tcPr>
-            <w:tcW w:type="dxa" w:w="1531"/>
-          </w:tcPr>
-          <w:p>
-            <w:r>
-              <w:rPr>
-                <w:b/>
-                <w:i w:val="0"/>
-                <w:color w:val="16A34A"/>
-                <w:sz w:val="16"/>
-              </w:rPr>
-              <w:t>s01q35, s01q36, s01q37, s02q04, s02q15, s03q13, s03q14, s03q15</w:t>
-            </w:r>
-          </w:p>
-        </w:tc>
-        <w:tc>
-          <w:tcPr>
-            <w:tcW w:type="dxa" w:w="1191"/>
-          </w:tcPr>
-          <w:p>
-            <w:r>
-              <w:rPr>
-                <w:b w:val="0"/>
-                <w:i w:val="0"/>
-                <w:color w:val="64748B"/>
-                <w:sz w:val="16"/>
-              </w:rPr>
-              <w:t>GT-CQ</w:t>
-            </w:r>
-          </w:p>
-        </w:tc>
-        <w:tc>
-          <w:tcPr>
-            <w:tcW w:type="dxa" w:w="4706"/>
-          </w:tcPr>
-          <w:p>
-            <w:r>
-              <w:rPr>
-                <w:b w:val="0"/>
-                <w:i w:val="0"/>
-                <w:sz w:val="17"/>
-              </w:rPr>
-              <w:t>Nombre de mois exercé  (1 mois) par Marcaline Mendy dans l'emploi au cours des 12 derniers mois semble faible, veuillez corriger s'il vous plait ou comfirmer avec le QG.</w:t>
-            </w:r>
-          </w:p>
-        </w:tc>
-      </w:tr>
-      <w:tr>
-        <w:tc>
-          <w:tcPr>
-            <w:tcW w:type="dxa" w:w="964"/>
-          </w:tcPr>
-          <w:p>
-            <w:r>
-              <w:rPr>
-                <w:b/>
-                <w:i w:val="0"/>
-                <w:color w:val="EA580C"/>
-                <w:sz w:val="16"/>
-              </w:rPr>
-              <w:t>Moyenne</w:t>
-            </w:r>
-          </w:p>
-        </w:tc>
-        <w:tc>
-          <w:tcPr>
-            <w:tcW w:type="dxa" w:w="1247"/>
-          </w:tcPr>
-          <w:p>
-            <w:r>
-              <w:rPr>
-                <w:b/>
-                <w:i w:val="0"/>
-                <w:sz w:val="16"/>
-              </w:rPr>
-              <w:t>S04</w:t>
-              <w:br/>
-            </w:r>
-            <w:r>
-              <w:rPr>
-                <w:b w:val="0"/>
-                <w:i w:val="0"/>
-                <w:color w:val="64748B"/>
-                <w:sz w:val="14"/>
-              </w:rPr>
-              <w:t>Emploi</w:t>
-            </w:r>
-          </w:p>
-        </w:tc>
-        <w:tc>
-          <w:tcPr>
-            <w:tcW w:type="dxa" w:w="1531"/>
-          </w:tcPr>
-          <w:p>
-            <w:r>
-              <w:rPr>
-                <w:b/>
-                <w:i w:val="0"/>
-                <w:color w:val="16A34A"/>
-                <w:sz w:val="16"/>
-              </w:rPr>
-              <w:t>—</w:t>
-            </w:r>
-          </w:p>
-        </w:tc>
-        <w:tc>
-          <w:tcPr>
-            <w:tcW w:type="dxa" w:w="1191"/>
-          </w:tcPr>
-          <w:p>
-            <w:r>
-              <w:rPr>
-                <w:b w:val="0"/>
-                <w:i w:val="0"/>
-                <w:color w:val="64748B"/>
-                <w:sz w:val="16"/>
-              </w:rPr>
-              <w:t>GT-CQ</w:t>
-            </w:r>
-          </w:p>
-        </w:tc>
-        <w:tc>
-          <w:tcPr>
-            <w:tcW w:type="dxa" w:w="4706"/>
-          </w:tcPr>
-          <w:p>
-            <w:r>
-              <w:rPr>
-                <w:b w:val="0"/>
-                <w:i w:val="0"/>
-                <w:sz w:val="17"/>
-              </w:rPr>
-              <w:t>Attention ! Le nombre de jours (9 jours) que Marcaline Mendy a travaillés par mois semble être inférieur à 15.</w:t>
-            </w:r>
-          </w:p>
-        </w:tc>
-      </w:tr>
-      <w:tr>
-        <w:tc>
-          <w:tcPr>
-            <w:tcW w:type="dxa" w:w="964"/>
-          </w:tcPr>
-          <w:p>
-            <w:r>
-              <w:rPr>
-                <w:b/>
-                <w:i w:val="0"/>
-                <w:color w:val="EA580C"/>
-                <w:sz w:val="16"/>
-              </w:rPr>
-              <w:t>Moyenne</w:t>
-            </w:r>
-          </w:p>
-        </w:tc>
-        <w:tc>
-          <w:tcPr>
-            <w:tcW w:type="dxa" w:w="1247"/>
-          </w:tcPr>
-          <w:p>
-            <w:r>
-              <w:rPr>
-                <w:b/>
-                <w:i w:val="0"/>
-                <w:sz w:val="16"/>
-              </w:rPr>
-              <w:t>S04</w:t>
-              <w:br/>
-            </w:r>
-            <w:r>
-              <w:rPr>
-                <w:b w:val="0"/>
-                <w:i w:val="0"/>
-                <w:color w:val="64748B"/>
-                <w:sz w:val="14"/>
-              </w:rPr>
-              <w:t>Emploi</w:t>
-            </w:r>
-          </w:p>
-        </w:tc>
-        <w:tc>
-          <w:tcPr>
-            <w:tcW w:type="dxa" w:w="1531"/>
-          </w:tcPr>
-          <w:p>
-            <w:r>
-              <w:rPr>
-                <w:b/>
-                <w:i w:val="0"/>
-                <w:color w:val="16A34A"/>
-                <w:sz w:val="16"/>
-              </w:rPr>
-              <w:t>—</w:t>
-            </w:r>
-          </w:p>
-        </w:tc>
-        <w:tc>
-          <w:tcPr>
-            <w:tcW w:type="dxa" w:w="1191"/>
-          </w:tcPr>
-          <w:p>
-            <w:r>
-              <w:rPr>
-                <w:b w:val="0"/>
-                <w:i w:val="0"/>
-                <w:color w:val="64748B"/>
-                <w:sz w:val="16"/>
-              </w:rPr>
-              <w:t>GT-CQ</w:t>
-            </w:r>
-          </w:p>
-        </w:tc>
-        <w:tc>
-          <w:tcPr>
-            <w:tcW w:type="dxa" w:w="4706"/>
-          </w:tcPr>
-          <w:p>
-            <w:r>
-              <w:rPr>
-                <w:b w:val="0"/>
-                <w:i w:val="0"/>
-                <w:sz w:val="17"/>
-              </w:rPr>
-              <w:t>Veuillez, s'il vous plaît, confirmer cette information.</w:t>
-            </w:r>
-          </w:p>
-        </w:tc>
-      </w:tr>
-      <w:tr>
-        <w:tc>
-          <w:tcPr>
-            <w:tcW w:type="dxa" w:w="964"/>
-          </w:tcPr>
-          <w:p>
-            <w:r>
-              <w:rPr>
-                <w:b/>
-                <w:i w:val="0"/>
-                <w:color w:val="EA580C"/>
-                <w:sz w:val="16"/>
-              </w:rPr>
-              <w:t>Moyenne</w:t>
-            </w:r>
-          </w:p>
-        </w:tc>
-        <w:tc>
-          <w:tcPr>
-            <w:tcW w:type="dxa" w:w="1247"/>
-          </w:tcPr>
-          <w:p>
-            <w:r>
-              <w:rPr>
-                <w:b/>
-                <w:i w:val="0"/>
-                <w:sz w:val="16"/>
-              </w:rPr>
-              <w:t>S04</w:t>
-              <w:br/>
-            </w:r>
-            <w:r>
-              <w:rPr>
-                <w:b w:val="0"/>
-                <w:i w:val="0"/>
-                <w:color w:val="64748B"/>
-                <w:sz w:val="14"/>
-              </w:rPr>
-              <w:t>Emploi</w:t>
-            </w:r>
-          </w:p>
-        </w:tc>
-        <w:tc>
-          <w:tcPr>
-            <w:tcW w:type="dxa" w:w="1531"/>
-          </w:tcPr>
-          <w:p>
-            <w:r>
-              <w:rPr>
-                <w:b/>
-                <w:i w:val="0"/>
-                <w:color w:val="16A34A"/>
-                <w:sz w:val="16"/>
-              </w:rPr>
-              <w:t>s01q35, s01q36, s01q37, s02q04, s02q15, s03q13, s03q14, s03q15</w:t>
-            </w:r>
-          </w:p>
-        </w:tc>
-        <w:tc>
-          <w:tcPr>
-            <w:tcW w:type="dxa" w:w="1191"/>
-          </w:tcPr>
-          <w:p>
-            <w:r>
-              <w:rPr>
-                <w:b w:val="0"/>
-                <w:i w:val="0"/>
-                <w:color w:val="64748B"/>
-                <w:sz w:val="16"/>
-              </w:rPr>
-              <w:t>GT-CQ</w:t>
-            </w:r>
-          </w:p>
-        </w:tc>
-        <w:tc>
-          <w:tcPr>
-            <w:tcW w:type="dxa" w:w="4706"/>
-          </w:tcPr>
-          <w:p>
-            <w:r>
-              <w:rPr>
-                <w:b w:val="0"/>
-                <w:i w:val="0"/>
-                <w:sz w:val="17"/>
-              </w:rPr>
-              <w:t>Nombre de mois exercé  (1 mois) par Marie Mendy (fille) dans l'emploi au cours des 12 derniers mois semble faible, veuillez corriger s'il vous plait ou comfirmer avec le QG.</w:t>
-            </w:r>
-          </w:p>
-        </w:tc>
-      </w:tr>
-      <w:tr>
-        <w:tc>
-          <w:tcPr>
-            <w:tcW w:type="dxa" w:w="964"/>
-          </w:tcPr>
-          <w:p>
-            <w:r>
-              <w:rPr>
-                <w:b/>
-                <w:i w:val="0"/>
-                <w:color w:val="EA580C"/>
-                <w:sz w:val="16"/>
-              </w:rPr>
-              <w:t>Moyenne</w:t>
-            </w:r>
-          </w:p>
-        </w:tc>
-        <w:tc>
-          <w:tcPr>
-            <w:tcW w:type="dxa" w:w="1247"/>
-          </w:tcPr>
-          <w:p>
-            <w:r>
-              <w:rPr>
-                <w:b/>
-                <w:i w:val="0"/>
-                <w:sz w:val="16"/>
-              </w:rPr>
-              <w:t>S04</w:t>
-              <w:br/>
-            </w:r>
-            <w:r>
-              <w:rPr>
-                <w:b w:val="0"/>
-                <w:i w:val="0"/>
-                <w:color w:val="64748B"/>
-                <w:sz w:val="14"/>
-              </w:rPr>
-              <w:t>Emploi</w:t>
-            </w:r>
-          </w:p>
-        </w:tc>
-        <w:tc>
-          <w:tcPr>
-            <w:tcW w:type="dxa" w:w="1531"/>
-          </w:tcPr>
-          <w:p>
-            <w:r>
-              <w:rPr>
-                <w:b/>
-                <w:i w:val="0"/>
-                <w:color w:val="16A34A"/>
-                <w:sz w:val="16"/>
-              </w:rPr>
-              <w:t>—</w:t>
-            </w:r>
-          </w:p>
-        </w:tc>
-        <w:tc>
-          <w:tcPr>
-            <w:tcW w:type="dxa" w:w="1191"/>
-          </w:tcPr>
-          <w:p>
-            <w:r>
-              <w:rPr>
-                <w:b w:val="0"/>
-                <w:i w:val="0"/>
-                <w:color w:val="64748B"/>
-                <w:sz w:val="16"/>
-              </w:rPr>
-              <w:t>GT-CQ</w:t>
-            </w:r>
-          </w:p>
-        </w:tc>
-        <w:tc>
-          <w:tcPr>
-            <w:tcW w:type="dxa" w:w="4706"/>
-          </w:tcPr>
-          <w:p>
-            <w:r>
-              <w:rPr>
-                <w:b w:val="0"/>
-                <w:i w:val="0"/>
-                <w:sz w:val="17"/>
-              </w:rPr>
-              <w:t>Attention ! Le nombre de jours (9 jours) que Marie Mendy (fille) a travaillés par mois semble être inférieur à 15.</w:t>
-            </w:r>
-          </w:p>
-        </w:tc>
-      </w:tr>
-      <w:tr>
-        <w:tc>
-          <w:tcPr>
-            <w:tcW w:type="dxa" w:w="964"/>
-          </w:tcPr>
-          <w:p>
-            <w:r>
-              <w:rPr>
-                <w:b/>
-                <w:i w:val="0"/>
-                <w:color w:val="EA580C"/>
-                <w:sz w:val="16"/>
-              </w:rPr>
-              <w:t>Moyenne</w:t>
-            </w:r>
-          </w:p>
-        </w:tc>
-        <w:tc>
-          <w:tcPr>
-            <w:tcW w:type="dxa" w:w="1247"/>
-          </w:tcPr>
-          <w:p>
-            <w:r>
-              <w:rPr>
-                <w:b/>
-                <w:i w:val="0"/>
-                <w:sz w:val="16"/>
-              </w:rPr>
-              <w:t>S04</w:t>
-              <w:br/>
-            </w:r>
-            <w:r>
-              <w:rPr>
-                <w:b w:val="0"/>
-                <w:i w:val="0"/>
-                <w:color w:val="64748B"/>
-                <w:sz w:val="14"/>
-              </w:rPr>
-              <w:t>Emploi</w:t>
-            </w:r>
-          </w:p>
-        </w:tc>
-        <w:tc>
-          <w:tcPr>
-            <w:tcW w:type="dxa" w:w="1531"/>
-          </w:tcPr>
-          <w:p>
-            <w:r>
-              <w:rPr>
-                <w:b/>
-                <w:i w:val="0"/>
-                <w:color w:val="16A34A"/>
-                <w:sz w:val="16"/>
-              </w:rPr>
-              <w:t>s01q35, s01q36, s01q37, s02q04, s02q15, s03q13, s03q14, s03q15</w:t>
-            </w:r>
-          </w:p>
-        </w:tc>
-        <w:tc>
-          <w:tcPr>
-            <w:tcW w:type="dxa" w:w="1191"/>
-          </w:tcPr>
-          <w:p>
-            <w:r>
-              <w:rPr>
-                <w:b w:val="0"/>
-                <w:i w:val="0"/>
-                <w:color w:val="64748B"/>
-                <w:sz w:val="16"/>
-              </w:rPr>
-              <w:t>GT-CQ</w:t>
-            </w:r>
-          </w:p>
-        </w:tc>
-        <w:tc>
-          <w:tcPr>
-            <w:tcW w:type="dxa" w:w="4706"/>
-          </w:tcPr>
-          <w:p>
-            <w:r>
-              <w:rPr>
-                <w:b w:val="0"/>
-                <w:i w:val="0"/>
-                <w:sz w:val="17"/>
-              </w:rPr>
-              <w:t>Nombre de mois exercé  (1 mois) par Rolince Mendy dans l'emploi au cours des 12 derniers mois semble faible, veuillez corriger s'il vous plait ou comfirmer avec le QG.</w:t>
-            </w:r>
-          </w:p>
-        </w:tc>
-      </w:tr>
-      <w:tr>
-        <w:tc>
-          <w:tcPr>
-            <w:tcW w:type="dxa" w:w="964"/>
-          </w:tcPr>
-          <w:p>
-            <w:r>
-              <w:rPr>
-                <w:b/>
-                <w:i w:val="0"/>
-                <w:color w:val="EA580C"/>
-                <w:sz w:val="16"/>
-              </w:rPr>
-              <w:t>Moyenne</w:t>
-            </w:r>
-          </w:p>
-        </w:tc>
-        <w:tc>
-          <w:tcPr>
-            <w:tcW w:type="dxa" w:w="1247"/>
-          </w:tcPr>
-          <w:p>
-            <w:r>
-              <w:rPr>
-                <w:b/>
-                <w:i w:val="0"/>
-                <w:sz w:val="16"/>
-              </w:rPr>
-              <w:t>S04</w:t>
-              <w:br/>
-            </w:r>
-            <w:r>
-              <w:rPr>
-                <w:b w:val="0"/>
-                <w:i w:val="0"/>
-                <w:color w:val="64748B"/>
-                <w:sz w:val="14"/>
-              </w:rPr>
-              <w:t>Emploi</w:t>
-            </w:r>
-          </w:p>
-        </w:tc>
-        <w:tc>
-          <w:tcPr>
-            <w:tcW w:type="dxa" w:w="1531"/>
-          </w:tcPr>
-          <w:p>
-            <w:r>
-              <w:rPr>
-                <w:b/>
-                <w:i w:val="0"/>
-                <w:color w:val="16A34A"/>
-                <w:sz w:val="16"/>
-              </w:rPr>
-              <w:t>—</w:t>
-            </w:r>
-          </w:p>
-        </w:tc>
-        <w:tc>
-          <w:tcPr>
-            <w:tcW w:type="dxa" w:w="1191"/>
-          </w:tcPr>
-          <w:p>
-            <w:r>
-              <w:rPr>
-                <w:b w:val="0"/>
-                <w:i w:val="0"/>
-                <w:color w:val="64748B"/>
-                <w:sz w:val="16"/>
-              </w:rPr>
-              <w:t>GT-CQ</w:t>
-            </w:r>
-          </w:p>
-        </w:tc>
-        <w:tc>
-          <w:tcPr>
-            <w:tcW w:type="dxa" w:w="4706"/>
-          </w:tcPr>
-          <w:p>
-            <w:r>
-              <w:rPr>
-                <w:b w:val="0"/>
-                <w:i w:val="0"/>
-                <w:sz w:val="17"/>
-              </w:rPr>
-              <w:t>Attention ! Le nombre de jours (9 jours) que Rolince Mendy a travaillés par mois semble être inférieur à 15.</w:t>
-            </w:r>
-          </w:p>
-        </w:tc>
-      </w:tr>
-      <w:tr>
-        <w:tc>
-          <w:tcPr>
-            <w:tcW w:type="dxa" w:w="964"/>
-          </w:tcPr>
-          <w:p>
-            <w:r>
-              <w:rPr>
-                <w:b/>
-                <w:i w:val="0"/>
-                <w:color w:val="EA580C"/>
-                <w:sz w:val="16"/>
-              </w:rPr>
-              <w:t>Moyenne</w:t>
-            </w:r>
-          </w:p>
-        </w:tc>
-        <w:tc>
-          <w:tcPr>
-            <w:tcW w:type="dxa" w:w="1247"/>
-          </w:tcPr>
-          <w:p>
-            <w:r>
-              <w:rPr>
-                <w:b/>
-                <w:i w:val="0"/>
-                <w:sz w:val="16"/>
-              </w:rPr>
-              <w:t>S04</w:t>
-              <w:br/>
-            </w:r>
-            <w:r>
-              <w:rPr>
-                <w:b w:val="0"/>
-                <w:i w:val="0"/>
-                <w:color w:val="64748B"/>
-                <w:sz w:val="14"/>
-              </w:rPr>
-              <w:t>Emploi</w:t>
-            </w:r>
-          </w:p>
-        </w:tc>
-        <w:tc>
-          <w:tcPr>
-            <w:tcW w:type="dxa" w:w="1531"/>
-          </w:tcPr>
-          <w:p>
-            <w:r>
-              <w:rPr>
-                <w:b/>
-                <w:i w:val="0"/>
-                <w:color w:val="16A34A"/>
-                <w:sz w:val="16"/>
-              </w:rPr>
-              <w:t>s01q35, s01q36, s01q37, s02q04, s02q15, s03q13, s03q14, s03q15</w:t>
-            </w:r>
-          </w:p>
-        </w:tc>
-        <w:tc>
-          <w:tcPr>
-            <w:tcW w:type="dxa" w:w="1191"/>
-          </w:tcPr>
-          <w:p>
-            <w:r>
-              <w:rPr>
-                <w:b w:val="0"/>
-                <w:i w:val="0"/>
-                <w:color w:val="64748B"/>
-                <w:sz w:val="16"/>
-              </w:rPr>
-              <w:t>GT-CQ</w:t>
-            </w:r>
-          </w:p>
-        </w:tc>
-        <w:tc>
-          <w:tcPr>
-            <w:tcW w:type="dxa" w:w="4706"/>
-          </w:tcPr>
-          <w:p>
-            <w:r>
-              <w:rPr>
-                <w:b w:val="0"/>
-                <w:i w:val="0"/>
-                <w:sz w:val="17"/>
-              </w:rPr>
-              <w:t>Nombre de mois exercé  (1 mois) par Épouse Marie Mendy dans l'emploi au cours des 12 derniers mois semble faible, veuillez corriger s'il vous plait ou comfirmer avec le QG.</w:t>
-            </w:r>
-          </w:p>
-        </w:tc>
-      </w:tr>
-      <w:tr>
-        <w:tc>
-          <w:tcPr>
-            <w:tcW w:type="dxa" w:w="964"/>
-          </w:tcPr>
-          <w:p>
-            <w:r>
-              <w:rPr>
-                <w:b/>
-                <w:i w:val="0"/>
-                <w:color w:val="EA580C"/>
-                <w:sz w:val="16"/>
-              </w:rPr>
-              <w:t>Moyenne</w:t>
-            </w:r>
-          </w:p>
-        </w:tc>
-        <w:tc>
-          <w:tcPr>
-            <w:tcW w:type="dxa" w:w="1247"/>
-          </w:tcPr>
-          <w:p>
-            <w:r>
-              <w:rPr>
-                <w:b/>
-                <w:i w:val="0"/>
-                <w:sz w:val="16"/>
-              </w:rPr>
-              <w:t>S04</w:t>
-              <w:br/>
-            </w:r>
-            <w:r>
-              <w:rPr>
-                <w:b w:val="0"/>
-                <w:i w:val="0"/>
-                <w:color w:val="64748B"/>
-                <w:sz w:val="14"/>
-              </w:rPr>
-              <w:t>Emploi</w:t>
-            </w:r>
-          </w:p>
-        </w:tc>
-        <w:tc>
-          <w:tcPr>
-            <w:tcW w:type="dxa" w:w="1531"/>
-          </w:tcPr>
-          <w:p>
-            <w:r>
-              <w:rPr>
-                <w:b/>
-                <w:i w:val="0"/>
-                <w:color w:val="16A34A"/>
-                <w:sz w:val="16"/>
-              </w:rPr>
-              <w:t>—</w:t>
-            </w:r>
-          </w:p>
-        </w:tc>
-        <w:tc>
-          <w:tcPr>
-            <w:tcW w:type="dxa" w:w="1191"/>
-          </w:tcPr>
-          <w:p>
-            <w:r>
-              <w:rPr>
-                <w:b w:val="0"/>
-                <w:i w:val="0"/>
-                <w:color w:val="64748B"/>
-                <w:sz w:val="16"/>
-              </w:rPr>
-              <w:t>GT-CQ</w:t>
-            </w:r>
-          </w:p>
-        </w:tc>
-        <w:tc>
-          <w:tcPr>
-            <w:tcW w:type="dxa" w:w="4706"/>
-          </w:tcPr>
-          <w:p>
-            <w:r>
-              <w:rPr>
-                <w:b w:val="0"/>
-                <w:i w:val="0"/>
-                <w:sz w:val="17"/>
-              </w:rPr>
-              <w:t>Attention ! Le nombre de jours (3 jours) que Épouse Marie Mendy a travaillés par mois semble être inférieur à 15.</w:t>
-            </w:r>
-          </w:p>
-        </w:tc>
-      </w:tr>
-      <w:tr>
-        <w:tc>
-          <w:tcPr>
-            <w:tcW w:type="dxa" w:w="964"/>
-          </w:tcPr>
-          <w:p>
-            <w:r>
-              <w:rPr>
-                <w:b/>
-                <w:i w:val="0"/>
-                <w:color w:val="EA580C"/>
-                <w:sz w:val="16"/>
-              </w:rPr>
-              <w:t>Moyenne</w:t>
-            </w:r>
-          </w:p>
-        </w:tc>
-        <w:tc>
-          <w:tcPr>
-            <w:tcW w:type="dxa" w:w="1247"/>
-          </w:tcPr>
-          <w:p>
-            <w:r>
-              <w:rPr>
-                <w:b/>
-                <w:i w:val="0"/>
-                <w:sz w:val="16"/>
-              </w:rPr>
-              <w:t>S04</w:t>
-              <w:br/>
-            </w:r>
-            <w:r>
-              <w:rPr>
-                <w:b w:val="0"/>
-                <w:i w:val="0"/>
-                <w:color w:val="64748B"/>
-                <w:sz w:val="14"/>
-              </w:rPr>
-              <w:t>Emploi</w:t>
-            </w:r>
-          </w:p>
-        </w:tc>
-        <w:tc>
-          <w:tcPr>
-            <w:tcW w:type="dxa" w:w="1531"/>
-          </w:tcPr>
-          <w:p>
-            <w:r>
-              <w:rPr>
-                <w:b/>
-                <w:i w:val="0"/>
-                <w:color w:val="16A34A"/>
-                <w:sz w:val="16"/>
-              </w:rPr>
-              <w:t>s01q35, s01q36, s01q37, s02q04, s02q15, s03q13, s03q14, s03q15</w:t>
-            </w:r>
-          </w:p>
-        </w:tc>
-        <w:tc>
-          <w:tcPr>
-            <w:tcW w:type="dxa" w:w="1191"/>
-          </w:tcPr>
-          <w:p>
-            <w:r>
-              <w:rPr>
-                <w:b w:val="0"/>
-                <w:i w:val="0"/>
-                <w:color w:val="64748B"/>
-                <w:sz w:val="16"/>
-              </w:rPr>
-              <w:t>GT-CQ</w:t>
-            </w:r>
-          </w:p>
-        </w:tc>
-        <w:tc>
-          <w:tcPr>
-            <w:tcW w:type="dxa" w:w="4706"/>
-          </w:tcPr>
-          <w:p>
-            <w:r>
-              <w:rPr>
-                <w:b w:val="0"/>
-                <w:i w:val="0"/>
-                <w:sz w:val="17"/>
-              </w:rPr>
-              <w:t>Nombre de mois exercé  (3 mois) par DIARKA MENDY dans l'emploi au cours des 12 derniers mois semble faible, veuillez corriger s'il vous plait ou comfirmer avec le QG.</w:t>
-            </w:r>
-          </w:p>
-        </w:tc>
-      </w:tr>
-      <w:tr>
-        <w:tc>
-          <w:tcPr>
-            <w:tcW w:type="dxa" w:w="964"/>
-          </w:tcPr>
-          <w:p>
-            <w:r>
-              <w:rPr>
-                <w:b/>
-                <w:i w:val="0"/>
-                <w:color w:val="EA580C"/>
-                <w:sz w:val="16"/>
-              </w:rPr>
-              <w:t>Moyenne</w:t>
-            </w:r>
-          </w:p>
-        </w:tc>
-        <w:tc>
-          <w:tcPr>
-            <w:tcW w:type="dxa" w:w="1247"/>
-          </w:tcPr>
-          <w:p>
-            <w:r>
-              <w:rPr>
-                <w:b/>
-                <w:i w:val="0"/>
-                <w:sz w:val="16"/>
-              </w:rPr>
-              <w:t>S04</w:t>
-              <w:br/>
-            </w:r>
-            <w:r>
-              <w:rPr>
-                <w:b w:val="0"/>
-                <w:i w:val="0"/>
-                <w:color w:val="64748B"/>
-                <w:sz w:val="14"/>
-              </w:rPr>
-              <w:t>Emploi</w:t>
-            </w:r>
-          </w:p>
-        </w:tc>
-        <w:tc>
-          <w:tcPr>
-            <w:tcW w:type="dxa" w:w="1531"/>
-          </w:tcPr>
-          <w:p>
-            <w:r>
-              <w:rPr>
-                <w:b/>
-                <w:i w:val="0"/>
-                <w:color w:val="16A34A"/>
-                <w:sz w:val="16"/>
-              </w:rPr>
-              <w:t>—</w:t>
-            </w:r>
-          </w:p>
-        </w:tc>
-        <w:tc>
-          <w:tcPr>
-            <w:tcW w:type="dxa" w:w="1191"/>
-          </w:tcPr>
-          <w:p>
-            <w:r>
-              <w:rPr>
-                <w:b w:val="0"/>
-                <w:i w:val="0"/>
-                <w:color w:val="64748B"/>
-                <w:sz w:val="16"/>
-              </w:rPr>
-              <w:t>GT-CQ</w:t>
-            </w:r>
-          </w:p>
-        </w:tc>
-        <w:tc>
-          <w:tcPr>
-            <w:tcW w:type="dxa" w:w="4706"/>
-          </w:tcPr>
-          <w:p>
-            <w:r>
-              <w:rPr>
-                <w:b w:val="0"/>
-                <w:i w:val="0"/>
-                <w:sz w:val="17"/>
-              </w:rPr>
-              <w:t>Attention ! Le nombre de jours (3 jours) que DIARKA MENDY a travaillés par mois semble être inférieur à 15.</w:t>
-            </w:r>
-          </w:p>
-        </w:tc>
-      </w:tr>
-      <w:tr>
-        <w:tc>
-          <w:tcPr>
-            <w:tcW w:type="dxa" w:w="964"/>
-          </w:tcPr>
-          <w:p>
-            <w:r>
-              <w:rPr>
-                <w:b/>
-                <w:i w:val="0"/>
-                <w:color w:val="EA580C"/>
-                <w:sz w:val="16"/>
-              </w:rPr>
-              <w:t>Moyenne</w:t>
-            </w:r>
-          </w:p>
-        </w:tc>
-        <w:tc>
-          <w:tcPr>
-            <w:tcW w:type="dxa" w:w="1247"/>
-          </w:tcPr>
-          <w:p>
-            <w:r>
-              <w:rPr>
-                <w:b/>
-                <w:i w:val="0"/>
-                <w:sz w:val="16"/>
-              </w:rPr>
-              <w:t>S07</w:t>
-              <w:br/>
-            </w:r>
-            <w:r>
-              <w:rPr>
-                <w:b w:val="0"/>
-                <w:i w:val="0"/>
-                <w:color w:val="64748B"/>
-                <w:sz w:val="14"/>
-              </w:rPr>
-              <w:t>Consommation alimentaire</w:t>
-            </w:r>
-          </w:p>
-        </w:tc>
-        <w:tc>
-          <w:tcPr>
-            <w:tcW w:type="dxa" w:w="1531"/>
-          </w:tcPr>
-          <w:p>
-            <w:r>
-              <w:rPr>
-                <w:b/>
-                <w:i w:val="0"/>
-                <w:color w:val="16A34A"/>
-                <w:sz w:val="16"/>
-              </w:rPr>
-              <w:t>—</w:t>
-            </w:r>
-          </w:p>
-        </w:tc>
-        <w:tc>
-          <w:tcPr>
-            <w:tcW w:type="dxa" w:w="1191"/>
-          </w:tcPr>
-          <w:p>
-            <w:r>
-              <w:rPr>
-                <w:b w:val="0"/>
-                <w:i w:val="0"/>
-                <w:color w:val="64748B"/>
-                <w:sz w:val="16"/>
-              </w:rPr>
-              <w:t>GT-CQ</w:t>
-            </w:r>
-          </w:p>
-        </w:tc>
-        <w:tc>
-          <w:tcPr>
-            <w:tcW w:type="dxa" w:w="4706"/>
-          </w:tcPr>
-          <w:p>
-            <w:r>
-              <w:rPr>
-                <w:b w:val="0"/>
-                <w:i w:val="0"/>
-                <w:sz w:val="17"/>
-              </w:rPr>
-              <w:t>Attention ! Soupçons de quantité anormale! Le ménage de DIARKA MENDY avec une taille de 5 personnes a consommé 2.33 Gousse en Grand de Ail qui est relativement élevé comme consommation par rapport à la condition de vie des autres ménages de même taille dans cette zone.</w:t>
-            </w:r>
-          </w:p>
-        </w:tc>
-      </w:tr>
-      <w:tr>
-        <w:tc>
-          <w:tcPr>
-            <w:tcW w:type="dxa" w:w="964"/>
-          </w:tcPr>
-          <w:p>
-            <w:r>
-              <w:rPr>
-                <w:b/>
-                <w:i w:val="0"/>
-                <w:color w:val="EA580C"/>
-                <w:sz w:val="16"/>
-              </w:rPr>
-              <w:t>Moyenne</w:t>
-            </w:r>
-          </w:p>
-        </w:tc>
-        <w:tc>
-          <w:tcPr>
-            <w:tcW w:type="dxa" w:w="1247"/>
-          </w:tcPr>
-          <w:p>
-            <w:r>
-              <w:rPr>
-                <w:b/>
-                <w:i w:val="0"/>
-                <w:sz w:val="16"/>
-              </w:rPr>
-              <w:t>S07</w:t>
-              <w:br/>
-            </w:r>
-            <w:r>
-              <w:rPr>
-                <w:b w:val="0"/>
-                <w:i w:val="0"/>
-                <w:color w:val="64748B"/>
-                <w:sz w:val="14"/>
-              </w:rPr>
-              <w:t>Consommation alimentaire</w:t>
-            </w:r>
-          </w:p>
-        </w:tc>
-        <w:tc>
-          <w:tcPr>
-            <w:tcW w:type="dxa" w:w="1531"/>
-          </w:tcPr>
-          <w:p>
-            <w:r>
-              <w:rPr>
-                <w:b/>
-                <w:i w:val="0"/>
-                <w:color w:val="16A34A"/>
-                <w:sz w:val="16"/>
-              </w:rPr>
-              <w:t>—</w:t>
-            </w:r>
-          </w:p>
-        </w:tc>
-        <w:tc>
-          <w:tcPr>
-            <w:tcW w:type="dxa" w:w="1191"/>
-          </w:tcPr>
-          <w:p>
-            <w:r>
-              <w:rPr>
-                <w:b w:val="0"/>
-                <w:i w:val="0"/>
-                <w:color w:val="64748B"/>
-                <w:sz w:val="16"/>
-              </w:rPr>
-              <w:t>GT-CQ</w:t>
-            </w:r>
-          </w:p>
-        </w:tc>
-        <w:tc>
-          <w:tcPr>
-            <w:tcW w:type="dxa" w:w="4706"/>
-          </w:tcPr>
-          <w:p>
-            <w:r>
-              <w:rPr>
-                <w:b w:val="0"/>
-                <w:i w:val="0"/>
-                <w:sz w:val="17"/>
-              </w:rPr>
-              <w:t>Prière de corriger ou de confirmer avec le QG.</w:t>
-            </w:r>
-          </w:p>
-        </w:tc>
-      </w:tr>
-      <w:tr>
-        <w:tc>
-          <w:tcPr>
-            <w:tcW w:type="dxa" w:w="964"/>
-          </w:tcPr>
-          <w:p>
-            <w:r>
-              <w:rPr>
-                <w:b/>
-                <w:i w:val="0"/>
-                <w:color w:val="EA580C"/>
-                <w:sz w:val="16"/>
-              </w:rPr>
-              <w:t>Moyenne</w:t>
-            </w:r>
-          </w:p>
-        </w:tc>
-        <w:tc>
-          <w:tcPr>
-            <w:tcW w:type="dxa" w:w="1247"/>
-          </w:tcPr>
-          <w:p>
-            <w:r>
-              <w:rPr>
-                <w:b/>
-                <w:i w:val="0"/>
-                <w:sz w:val="16"/>
-              </w:rPr>
-              <w:t>S07</w:t>
-              <w:br/>
-            </w:r>
-            <w:r>
-              <w:rPr>
-                <w:b w:val="0"/>
-                <w:i w:val="0"/>
-                <w:color w:val="64748B"/>
-                <w:sz w:val="14"/>
-              </w:rPr>
-              <w:t>Consommation alimentaire</w:t>
-            </w:r>
-          </w:p>
-        </w:tc>
-        <w:tc>
-          <w:tcPr>
-            <w:tcW w:type="dxa" w:w="1531"/>
-          </w:tcPr>
-          <w:p>
-            <w:r>
-              <w:rPr>
-                <w:b/>
-                <w:i w:val="0"/>
-                <w:color w:val="16A34A"/>
-                <w:sz w:val="16"/>
-              </w:rPr>
-              <w:t>—</w:t>
-            </w:r>
-          </w:p>
-        </w:tc>
-        <w:tc>
-          <w:tcPr>
-            <w:tcW w:type="dxa" w:w="1191"/>
-          </w:tcPr>
-          <w:p>
-            <w:r>
-              <w:rPr>
-                <w:b w:val="0"/>
-                <w:i w:val="0"/>
-                <w:color w:val="64748B"/>
-                <w:sz w:val="16"/>
-              </w:rPr>
-              <w:t>GT-CQ</w:t>
-            </w:r>
-          </w:p>
-        </w:tc>
-        <w:tc>
-          <w:tcPr>
-            <w:tcW w:type="dxa" w:w="4706"/>
-          </w:tcPr>
-          <w:p>
-            <w:r>
-              <w:rPr>
-                <w:b w:val="0"/>
-                <w:i w:val="0"/>
-                <w:sz w:val="17"/>
-              </w:rPr>
-              <w:t>Attention ! Le prix unitaire d'achat (1000 Fcfa) de Poisson frais yaboye ou obo (sardinelle) en Tas (Moyen) est relativement élevé par rapport aux autres prix observés dans cette zone.</w:t>
-            </w:r>
-          </w:p>
-        </w:tc>
-      </w:tr>
-      <w:tr>
-        <w:tc>
-          <w:tcPr>
-            <w:tcW w:type="dxa" w:w="964"/>
-          </w:tcPr>
-          <w:p>
-            <w:r>
-              <w:rPr>
-                <w:b/>
-                <w:i w:val="0"/>
-                <w:color w:val="EA580C"/>
-                <w:sz w:val="16"/>
-              </w:rPr>
-              <w:t>Moyenne</w:t>
-            </w:r>
-          </w:p>
-        </w:tc>
-        <w:tc>
-          <w:tcPr>
-            <w:tcW w:type="dxa" w:w="1247"/>
-          </w:tcPr>
-          <w:p>
-            <w:r>
-              <w:rPr>
-                <w:b/>
-                <w:i w:val="0"/>
-                <w:sz w:val="16"/>
-              </w:rPr>
-              <w:t>S07</w:t>
-              <w:br/>
-            </w:r>
-            <w:r>
-              <w:rPr>
-                <w:b w:val="0"/>
-                <w:i w:val="0"/>
-                <w:color w:val="64748B"/>
-                <w:sz w:val="14"/>
-              </w:rPr>
-              <w:t>Consommation alimentaire</w:t>
-            </w:r>
-          </w:p>
-        </w:tc>
-        <w:tc>
-          <w:tcPr>
-            <w:tcW w:type="dxa" w:w="1531"/>
-          </w:tcPr>
-          <w:p>
-            <w:r>
-              <w:rPr>
-                <w:b/>
-                <w:i w:val="0"/>
-                <w:color w:val="16A34A"/>
-                <w:sz w:val="16"/>
-              </w:rPr>
-              <w:t>s02q16, s03q05, s03q08, s03q15, s06q18, s07bq01, s07bq04, s07bq03b1</w:t>
-            </w:r>
-          </w:p>
-        </w:tc>
-        <w:tc>
-          <w:tcPr>
-            <w:tcW w:type="dxa" w:w="1191"/>
-          </w:tcPr>
-          <w:p>
-            <w:r>
-              <w:rPr>
-                <w:b w:val="0"/>
-                <w:i w:val="0"/>
-                <w:color w:val="64748B"/>
-                <w:sz w:val="16"/>
-              </w:rPr>
-              <w:t>GT-CQ</w:t>
-            </w:r>
-          </w:p>
-        </w:tc>
-        <w:tc>
-          <w:tcPr>
-            <w:tcW w:type="dxa" w:w="4706"/>
-          </w:tcPr>
-          <w:p>
-            <w:r>
-              <w:rPr>
-                <w:b w:val="0"/>
-                <w:i w:val="0"/>
-                <w:sz w:val="17"/>
-              </w:rPr>
-              <w:t>La consommation de 10 Pièce en Moyen de Pamplemousse provient de la propre production du ménage mais le ménage n'est pas agriculteur, prière de reprendre la section agriculture ou verifier cette quantité s'elle ne provient pas d'autre source.</w:t>
-            </w:r>
-          </w:p>
-        </w:tc>
-      </w:tr>
-      <w:tr>
-        <w:tc>
-          <w:tcPr>
-            <w:tcW w:type="dxa" w:w="964"/>
-          </w:tcPr>
-          <w:p>
-            <w:r>
-              <w:rPr>
-                <w:b/>
-                <w:i w:val="0"/>
-                <w:color w:val="EA580C"/>
-                <w:sz w:val="16"/>
-              </w:rPr>
-              <w:t>Moyenne</w:t>
-            </w:r>
-          </w:p>
-        </w:tc>
-        <w:tc>
-          <w:tcPr>
-            <w:tcW w:type="dxa" w:w="1247"/>
-          </w:tcPr>
-          <w:p>
-            <w:r>
-              <w:rPr>
-                <w:b/>
-                <w:i w:val="0"/>
-                <w:sz w:val="16"/>
-              </w:rPr>
-              <w:t>S07</w:t>
-              <w:br/>
-            </w:r>
-            <w:r>
-              <w:rPr>
-                <w:b w:val="0"/>
-                <w:i w:val="0"/>
-                <w:color w:val="64748B"/>
-                <w:sz w:val="14"/>
-              </w:rPr>
-              <w:t>Consommation alimentaire</w:t>
-            </w:r>
-          </w:p>
-        </w:tc>
-        <w:tc>
-          <w:tcPr>
-            <w:tcW w:type="dxa" w:w="1531"/>
-          </w:tcPr>
-          <w:p>
-            <w:r>
-              <w:rPr>
-                <w:b/>
-                <w:i w:val="0"/>
-                <w:color w:val="16A34A"/>
-                <w:sz w:val="16"/>
-              </w:rPr>
-              <w:t>s02q16, s03q05, s03q08, s03q15, s06q18, s07bq01, s07bq04, s07bq03b1</w:t>
-            </w:r>
-          </w:p>
-        </w:tc>
-        <w:tc>
-          <w:tcPr>
-            <w:tcW w:type="dxa" w:w="1191"/>
-          </w:tcPr>
-          <w:p>
-            <w:r>
-              <w:rPr>
-                <w:b w:val="0"/>
-                <w:i w:val="0"/>
-                <w:color w:val="64748B"/>
-                <w:sz w:val="16"/>
-              </w:rPr>
-              <w:t>GT-CQ</w:t>
-            </w:r>
-          </w:p>
-        </w:tc>
-        <w:tc>
-          <w:tcPr>
-            <w:tcW w:type="dxa" w:w="4706"/>
-          </w:tcPr>
-          <w:p>
-            <w:r>
-              <w:rPr>
-                <w:b w:val="0"/>
-                <w:i w:val="0"/>
-                <w:sz w:val="17"/>
-              </w:rPr>
-              <w:t>La consommation de 21 Cuillère en Tres petit de Sel provient de la propre production du ménage mais le ménage n'est pas agriculteur, prière de reprendre la section agriculture ou verifier cette quantité s'elle ne provient pas d'autre source.</w:t>
-            </w:r>
-          </w:p>
-        </w:tc>
-      </w:tr>
-      <w:tr>
-        <w:tc>
-          <w:tcPr>
-            <w:tcW w:type="dxa" w:w="964"/>
-          </w:tcPr>
-          <w:p>
-            <w:r>
-              <w:rPr>
-                <w:b/>
-                <w:i w:val="0"/>
-                <w:color w:val="EA580C"/>
-                <w:sz w:val="16"/>
-              </w:rPr>
-              <w:t>Moyenne</w:t>
-            </w:r>
-          </w:p>
-        </w:tc>
-        <w:tc>
-          <w:tcPr>
-            <w:tcW w:type="dxa" w:w="1247"/>
-          </w:tcPr>
-          <w:p>
-            <w:r>
-              <w:rPr>
-                <w:b/>
-                <w:i w:val="0"/>
-                <w:sz w:val="16"/>
-              </w:rPr>
-              <w:t>S07</w:t>
-              <w:br/>
-            </w:r>
-            <w:r>
-              <w:rPr>
-                <w:b w:val="0"/>
-                <w:i w:val="0"/>
-                <w:color w:val="64748B"/>
-                <w:sz w:val="14"/>
-              </w:rPr>
-              <w:t>Consommation alimentaire</w:t>
-            </w:r>
-          </w:p>
-        </w:tc>
-        <w:tc>
-          <w:tcPr>
-            <w:tcW w:type="dxa" w:w="1531"/>
-          </w:tcPr>
-          <w:p>
-            <w:r>
-              <w:rPr>
-                <w:b/>
-                <w:i w:val="0"/>
-                <w:color w:val="16A34A"/>
-                <w:sz w:val="16"/>
-              </w:rPr>
-              <w:t>s02q16, s03q05, s03q08, s03q15, s06q18, s07bq01, s07bq04, s07bq03b1</w:t>
-            </w:r>
-          </w:p>
-        </w:tc>
-        <w:tc>
-          <w:tcPr>
-            <w:tcW w:type="dxa" w:w="1191"/>
-          </w:tcPr>
-          <w:p>
-            <w:r>
-              <w:rPr>
-                <w:b w:val="0"/>
-                <w:i w:val="0"/>
-                <w:color w:val="64748B"/>
-                <w:sz w:val="16"/>
-              </w:rPr>
-              <w:t>GT-CQ</w:t>
-            </w:r>
-          </w:p>
-        </w:tc>
-        <w:tc>
-          <w:tcPr>
-            <w:tcW w:type="dxa" w:w="4706"/>
-          </w:tcPr>
-          <w:p>
-            <w:r>
-              <w:rPr>
-                <w:b w:val="0"/>
-                <w:i w:val="0"/>
-                <w:sz w:val="17"/>
-              </w:rPr>
-              <w:t>La consommation de 27 Pièce en Moyen de Orange provient de la propre production du ménage mais le ménage n'est pas agriculteur, prière de reprendre la section agriculture ou verifier cette quantité s'elle ne provient pas d'autre source.</w:t>
-            </w:r>
-          </w:p>
-        </w:tc>
-      </w:tr>
-      <w:tr>
-        <w:tc>
-          <w:tcPr>
-            <w:tcW w:type="dxa" w:w="964"/>
-          </w:tcPr>
-          <w:p>
-            <w:r>
-              <w:rPr>
-                <w:b/>
-                <w:i w:val="0"/>
-                <w:color w:val="EA580C"/>
-                <w:sz w:val="16"/>
-              </w:rPr>
-              <w:t>Moyenne</w:t>
-            </w:r>
-          </w:p>
-        </w:tc>
-        <w:tc>
-          <w:tcPr>
-            <w:tcW w:type="dxa" w:w="1247"/>
-          </w:tcPr>
-          <w:p>
-            <w:r>
-              <w:rPr>
-                <w:b/>
-                <w:i w:val="0"/>
-                <w:sz w:val="16"/>
-              </w:rPr>
-              <w:t>S07</w:t>
-              <w:br/>
-            </w:r>
-            <w:r>
-              <w:rPr>
-                <w:b w:val="0"/>
-                <w:i w:val="0"/>
-                <w:color w:val="64748B"/>
-                <w:sz w:val="14"/>
-              </w:rPr>
-              <w:t>Consommation alimentaire</w:t>
-            </w:r>
-          </w:p>
-        </w:tc>
-        <w:tc>
-          <w:tcPr>
-            <w:tcW w:type="dxa" w:w="1531"/>
-          </w:tcPr>
-          <w:p>
-            <w:r>
-              <w:rPr>
-                <w:b/>
-                <w:i w:val="0"/>
-                <w:color w:val="16A34A"/>
-                <w:sz w:val="16"/>
-              </w:rPr>
-              <w:t>s02q16, s03q05, s03q08, s03q15, s06q18, s07bq01, s07bq04, s07bq03b1</w:t>
-            </w:r>
-          </w:p>
-        </w:tc>
-        <w:tc>
-          <w:tcPr>
-            <w:tcW w:type="dxa" w:w="1191"/>
-          </w:tcPr>
-          <w:p>
-            <w:r>
-              <w:rPr>
-                <w:b w:val="0"/>
-                <w:i w:val="0"/>
-                <w:color w:val="64748B"/>
-                <w:sz w:val="16"/>
-              </w:rPr>
-              <w:t>GT-CQ</w:t>
-            </w:r>
-          </w:p>
-        </w:tc>
-        <w:tc>
-          <w:tcPr>
-            <w:tcW w:type="dxa" w:w="4706"/>
-          </w:tcPr>
-          <w:p>
-            <w:r>
-              <w:rPr>
-                <w:b w:val="0"/>
-                <w:i w:val="0"/>
-                <w:sz w:val="17"/>
-              </w:rPr>
-              <w:t>La consommation de 3 Pièce en Grand de Madd, Zaban (Fole) provient de la propre production du ménage mais le ménage n'est pas agriculteur, prière de reprendre la section agriculture ou verifier cette quantité s'elle ne provient pas d'autre source.</w:t>
-            </w:r>
-          </w:p>
-        </w:tc>
-      </w:tr>
-      <w:tr>
-        <w:tc>
-          <w:tcPr>
-            <w:tcW w:type="dxa" w:w="964"/>
-          </w:tcPr>
-          <w:p>
-            <w:r>
-              <w:rPr>
-                <w:b/>
-                <w:i w:val="0"/>
-                <w:color w:val="EA580C"/>
-                <w:sz w:val="16"/>
-              </w:rPr>
-              <w:t>Moyenne</w:t>
-            </w:r>
-          </w:p>
-        </w:tc>
-        <w:tc>
-          <w:tcPr>
-            <w:tcW w:type="dxa" w:w="1247"/>
-          </w:tcPr>
-          <w:p>
-            <w:r>
-              <w:rPr>
-                <w:b/>
-                <w:i w:val="0"/>
-                <w:sz w:val="16"/>
-              </w:rPr>
-              <w:t>S07</w:t>
-              <w:br/>
-            </w:r>
-            <w:r>
-              <w:rPr>
-                <w:b w:val="0"/>
-                <w:i w:val="0"/>
-                <w:color w:val="64748B"/>
-                <w:sz w:val="14"/>
-              </w:rPr>
-              <w:t>Consommation alimentaire</w:t>
-            </w:r>
-          </w:p>
-        </w:tc>
-        <w:tc>
-          <w:tcPr>
-            <w:tcW w:type="dxa" w:w="1531"/>
-          </w:tcPr>
-          <w:p>
-            <w:r>
-              <w:rPr>
-                <w:b/>
-                <w:i w:val="0"/>
-                <w:color w:val="16A34A"/>
-                <w:sz w:val="16"/>
-              </w:rPr>
-              <w:t>s02q16, s03q05, s03q08, s03q15, s06q18, s07bq01, s07bq04, s07bq03b1</w:t>
-            </w:r>
-          </w:p>
-        </w:tc>
-        <w:tc>
-          <w:tcPr>
-            <w:tcW w:type="dxa" w:w="1191"/>
-          </w:tcPr>
-          <w:p>
-            <w:r>
-              <w:rPr>
-                <w:b w:val="0"/>
-                <w:i w:val="0"/>
-                <w:color w:val="64748B"/>
-                <w:sz w:val="16"/>
-              </w:rPr>
-              <w:t>GT-CQ</w:t>
-            </w:r>
-          </w:p>
-        </w:tc>
-        <w:tc>
-          <w:tcPr>
-            <w:tcW w:type="dxa" w:w="4706"/>
-          </w:tcPr>
-          <w:p>
-            <w:r>
-              <w:rPr>
-                <w:b w:val="0"/>
-                <w:i w:val="0"/>
-                <w:sz w:val="17"/>
-              </w:rPr>
-              <w:t>La consommation de 5 Pièce en Moyen de Mandarine/Clémentine provient de la propre production du ménage mais le ménage n'est pas agriculteur, prière de reprendre la section agriculture ou verifier cette quantité s'elle ne provient pas d'autre source.</w:t>
-            </w:r>
-          </w:p>
-        </w:tc>
-      </w:tr>
-      <w:tr>
-        <w:tc>
-          <w:tcPr>
-            <w:tcW w:type="dxa" w:w="964"/>
-          </w:tcPr>
-          <w:p>
-            <w:r>
-              <w:rPr>
-                <w:b/>
-                <w:i w:val="0"/>
-                <w:color w:val="EA580C"/>
-                <w:sz w:val="16"/>
-              </w:rPr>
-              <w:t>Moyenne</w:t>
-            </w:r>
-          </w:p>
-        </w:tc>
-        <w:tc>
-          <w:tcPr>
-            <w:tcW w:type="dxa" w:w="1247"/>
-          </w:tcPr>
-          <w:p>
-            <w:r>
-              <w:rPr>
-                <w:b/>
-                <w:i w:val="0"/>
-                <w:sz w:val="16"/>
-              </w:rPr>
-              <w:t>S07</w:t>
-              <w:br/>
-            </w:r>
-            <w:r>
-              <w:rPr>
-                <w:b w:val="0"/>
-                <w:i w:val="0"/>
-                <w:color w:val="64748B"/>
-                <w:sz w:val="14"/>
-              </w:rPr>
-              <w:t>Consommation alimentaire</w:t>
-            </w:r>
-          </w:p>
-        </w:tc>
-        <w:tc>
-          <w:tcPr>
-            <w:tcW w:type="dxa" w:w="1531"/>
-          </w:tcPr>
-          <w:p>
-            <w:r>
-              <w:rPr>
-                <w:b/>
-                <w:i w:val="0"/>
-                <w:color w:val="16A34A"/>
-                <w:sz w:val="16"/>
-              </w:rPr>
-              <w:t>s02q16, s03q05, s03q08, s03q15, s06q18, s07bq01, s07bq04, s07bq03b1</w:t>
-            </w:r>
-          </w:p>
-        </w:tc>
-        <w:tc>
-          <w:tcPr>
-            <w:tcW w:type="dxa" w:w="1191"/>
-          </w:tcPr>
-          <w:p>
-            <w:r>
-              <w:rPr>
-                <w:b w:val="0"/>
-                <w:i w:val="0"/>
-                <w:color w:val="64748B"/>
-                <w:sz w:val="16"/>
-              </w:rPr>
-              <w:t>GT-CQ</w:t>
-            </w:r>
-          </w:p>
-        </w:tc>
-        <w:tc>
-          <w:tcPr>
-            <w:tcW w:type="dxa" w:w="4706"/>
-          </w:tcPr>
-          <w:p>
-            <w:r>
-              <w:rPr>
-                <w:b w:val="0"/>
-                <w:i w:val="0"/>
-                <w:sz w:val="17"/>
-              </w:rPr>
-              <w:t>La consommation de 6 Pièce en Grand de Mangue provient de la propre production du ménage mais le ménage n'est pas agriculteur, prière de reprendre la section agriculture ou verifier cette quantité s'elle ne provient pas d'autre source.</w:t>
-            </w:r>
-          </w:p>
-        </w:tc>
-      </w:tr>
-      <w:tr>
-        <w:tc>
-          <w:tcPr>
-            <w:tcW w:type="dxa" w:w="964"/>
-          </w:tcPr>
-          <w:p>
-            <w:r>
-              <w:rPr>
-                <w:b/>
-                <w:i w:val="0"/>
-                <w:color w:val="EA580C"/>
-                <w:sz w:val="16"/>
-              </w:rPr>
-              <w:t>Moyenne</w:t>
-            </w:r>
-          </w:p>
-        </w:tc>
-        <w:tc>
-          <w:tcPr>
-            <w:tcW w:type="dxa" w:w="1247"/>
-          </w:tcPr>
-          <w:p>
-            <w:r>
-              <w:rPr>
-                <w:b/>
-                <w:i w:val="0"/>
-                <w:sz w:val="16"/>
-              </w:rPr>
-              <w:t>S09</w:t>
-              <w:br/>
-            </w:r>
-            <w:r>
-              <w:rPr>
-                <w:b w:val="0"/>
-                <w:i w:val="0"/>
-                <w:color w:val="64748B"/>
-                <w:sz w:val="14"/>
-              </w:rPr>
-              <w:t>Dépenses non alimentaires</w:t>
-            </w:r>
-          </w:p>
-        </w:tc>
-        <w:tc>
-          <w:tcPr>
-            <w:tcW w:type="dxa" w:w="1531"/>
-          </w:tcPr>
-          <w:p>
-            <w:r>
-              <w:rPr>
-                <w:b/>
-                <w:i w:val="0"/>
-                <w:color w:val="16A34A"/>
-                <w:sz w:val="16"/>
-              </w:rPr>
-              <w:t>—</w:t>
-            </w:r>
-          </w:p>
-        </w:tc>
-        <w:tc>
-          <w:tcPr>
-            <w:tcW w:type="dxa" w:w="1191"/>
-          </w:tcPr>
-          <w:p>
-            <w:r>
-              <w:rPr>
-                <w:b w:val="0"/>
-                <w:i w:val="0"/>
-                <w:color w:val="64748B"/>
-                <w:sz w:val="16"/>
-              </w:rPr>
-              <w:t>GT-CQ</w:t>
-            </w:r>
-          </w:p>
-        </w:tc>
-        <w:tc>
-          <w:tcPr>
-            <w:tcW w:type="dxa" w:w="4706"/>
-          </w:tcPr>
-          <w:p>
-            <w:r>
-              <w:rPr>
-                <w:b w:val="0"/>
-                <w:i w:val="0"/>
-                <w:sz w:val="17"/>
-              </w:rPr>
-              <w:t>Attention ! La dépense totale du ménage de DIARKA MENDY (32400 Fcfa) de la fête de Noël 2025 est relativement élevé.</w:t>
-            </w:r>
-          </w:p>
-        </w:tc>
-      </w:tr>
-      <w:tr>
-        <w:tc>
-          <w:tcPr>
-            <w:tcW w:type="dxa" w:w="964"/>
-          </w:tcPr>
-          <w:p>
-            <w:r>
-              <w:rPr>
-                <w:b/>
-                <w:i w:val="0"/>
-                <w:color w:val="EA580C"/>
-                <w:sz w:val="16"/>
-              </w:rPr>
-              <w:t>Moyenne</w:t>
-            </w:r>
-          </w:p>
-        </w:tc>
-        <w:tc>
-          <w:tcPr>
-            <w:tcW w:type="dxa" w:w="1247"/>
-          </w:tcPr>
-          <w:p>
-            <w:r>
-              <w:rPr>
-                <w:b/>
-                <w:i w:val="0"/>
-                <w:sz w:val="16"/>
-              </w:rPr>
-              <w:t>S09</w:t>
-              <w:br/>
-            </w:r>
-            <w:r>
-              <w:rPr>
-                <w:b w:val="0"/>
-                <w:i w:val="0"/>
-                <w:color w:val="64748B"/>
-                <w:sz w:val="14"/>
-              </w:rPr>
-              <w:t>Dépenses non alimentaires</w:t>
-            </w:r>
-          </w:p>
-        </w:tc>
-        <w:tc>
-          <w:tcPr>
-            <w:tcW w:type="dxa" w:w="1531"/>
-          </w:tcPr>
-          <w:p>
-            <w:r>
-              <w:rPr>
-                <w:b/>
-                <w:i w:val="0"/>
-                <w:color w:val="16A34A"/>
-                <w:sz w:val="16"/>
-              </w:rPr>
-              <w:t>—</w:t>
-            </w:r>
-          </w:p>
-        </w:tc>
-        <w:tc>
-          <w:tcPr>
-            <w:tcW w:type="dxa" w:w="1191"/>
-          </w:tcPr>
-          <w:p>
-            <w:r>
-              <w:rPr>
-                <w:b w:val="0"/>
-                <w:i w:val="0"/>
-                <w:color w:val="64748B"/>
-                <w:sz w:val="16"/>
-              </w:rPr>
-              <w:t>GT-CQ</w:t>
-            </w:r>
-          </w:p>
-        </w:tc>
-        <w:tc>
-          <w:tcPr>
-            <w:tcW w:type="dxa" w:w="4706"/>
-          </w:tcPr>
-          <w:p>
-            <w:r>
-              <w:rPr>
-                <w:b w:val="0"/>
-                <w:i w:val="0"/>
-                <w:sz w:val="17"/>
-              </w:rPr>
-              <w:t>Prière de corriger ou de confirmer avec le QG.</w:t>
-            </w:r>
-          </w:p>
-        </w:tc>
-      </w:tr>
-      <w:tr>
-        <w:tc>
-          <w:tcPr>
-            <w:tcW w:type="dxa" w:w="964"/>
-          </w:tcPr>
-          <w:p>
-            <w:r>
-              <w:rPr>
-                <w:b/>
-                <w:i w:val="0"/>
-                <w:color w:val="EA580C"/>
-                <w:sz w:val="16"/>
-              </w:rPr>
-              <w:t>Moyenne</w:t>
-            </w:r>
-          </w:p>
-        </w:tc>
-        <w:tc>
-          <w:tcPr>
-            <w:tcW w:type="dxa" w:w="1247"/>
-          </w:tcPr>
-          <w:p>
-            <w:r>
-              <w:rPr>
-                <w:b/>
-                <w:i w:val="0"/>
-                <w:sz w:val="16"/>
-              </w:rPr>
-              <w:t>S09</w:t>
-              <w:br/>
-            </w:r>
-            <w:r>
-              <w:rPr>
-                <w:b w:val="0"/>
-                <w:i w:val="0"/>
-                <w:color w:val="64748B"/>
-                <w:sz w:val="14"/>
-              </w:rPr>
-              <w:t>Dépenses non alimentaires</w:t>
-            </w:r>
-          </w:p>
-        </w:tc>
-        <w:tc>
-          <w:tcPr>
-            <w:tcW w:type="dxa" w:w="1531"/>
-          </w:tcPr>
-          <w:p>
-            <w:r>
-              <w:rPr>
-                <w:b/>
-                <w:i w:val="0"/>
-                <w:color w:val="16A34A"/>
-                <w:sz w:val="16"/>
-              </w:rPr>
-              <w:t>—</w:t>
-            </w:r>
-          </w:p>
-        </w:tc>
-        <w:tc>
-          <w:tcPr>
-            <w:tcW w:type="dxa" w:w="1191"/>
-          </w:tcPr>
-          <w:p>
-            <w:r>
-              <w:rPr>
-                <w:b w:val="0"/>
-                <w:i w:val="0"/>
-                <w:color w:val="64748B"/>
-                <w:sz w:val="16"/>
-              </w:rPr>
-              <w:t>GT-CQ</w:t>
-            </w:r>
-          </w:p>
-        </w:tc>
-        <w:tc>
-          <w:tcPr>
-            <w:tcW w:type="dxa" w:w="4706"/>
-          </w:tcPr>
-          <w:p>
-            <w:r>
-              <w:rPr>
-                <w:b w:val="0"/>
-                <w:i w:val="0"/>
-                <w:sz w:val="17"/>
-              </w:rPr>
-              <w:t>Attention ! La dépense totale du ménage de DIARKA MENDY (37400 Fcfa) de la fête de Pâques 2026 est relativement élevé.</w:t>
-            </w:r>
-          </w:p>
-        </w:tc>
-      </w:tr>
-      <w:tr>
-        <w:tc>
-          <w:tcPr>
-            <w:tcW w:type="dxa" w:w="964"/>
-          </w:tcPr>
-          <w:p>
-            <w:r>
-              <w:rPr>
-                <w:b/>
-                <w:i w:val="0"/>
-                <w:color w:val="EA580C"/>
-                <w:sz w:val="16"/>
-              </w:rPr>
-              <w:t>Moyenne</w:t>
-            </w:r>
-          </w:p>
-        </w:tc>
-        <w:tc>
-          <w:tcPr>
-            <w:tcW w:type="dxa" w:w="1247"/>
-          </w:tcPr>
-          <w:p>
-            <w:r>
-              <w:rPr>
-                <w:b/>
-                <w:i w:val="0"/>
-                <w:sz w:val="16"/>
-              </w:rPr>
-              <w:t>S09</w:t>
-              <w:br/>
-            </w:r>
-            <w:r>
-              <w:rPr>
-                <w:b w:val="0"/>
-                <w:i w:val="0"/>
-                <w:color w:val="64748B"/>
-                <w:sz w:val="14"/>
-              </w:rPr>
-              <w:t>Dépenses non alimentaires</w:t>
-            </w:r>
-          </w:p>
-        </w:tc>
-        <w:tc>
-          <w:tcPr>
-            <w:tcW w:type="dxa" w:w="1531"/>
-          </w:tcPr>
-          <w:p>
-            <w:r>
-              <w:rPr>
-                <w:b/>
-                <w:i w:val="0"/>
-                <w:color w:val="16A34A"/>
-                <w:sz w:val="16"/>
-              </w:rPr>
-              <w:t>—</w:t>
-            </w:r>
-          </w:p>
-        </w:tc>
-        <w:tc>
-          <w:tcPr>
-            <w:tcW w:type="dxa" w:w="1191"/>
-          </w:tcPr>
-          <w:p>
-            <w:r>
-              <w:rPr>
-                <w:b w:val="0"/>
-                <w:i w:val="0"/>
-                <w:color w:val="64748B"/>
-                <w:sz w:val="16"/>
-              </w:rPr>
-              <w:t>GT-CQ</w:t>
-            </w:r>
-          </w:p>
-        </w:tc>
-        <w:tc>
-          <w:tcPr>
-            <w:tcW w:type="dxa" w:w="4706"/>
-          </w:tcPr>
-          <w:p>
-            <w:r>
-              <w:rPr>
-                <w:b w:val="0"/>
-                <w:i w:val="0"/>
-                <w:sz w:val="17"/>
-              </w:rPr>
-              <w:t>Attention ! La dépense totale du ménage de DIARKA MENDY (9900 Fcfa) de la fête de Nouvel an 2026 est relativement élevé.</w:t>
-            </w:r>
-          </w:p>
-        </w:tc>
-      </w:tr>
-      <w:tr>
-        <w:tc>
-          <w:tcPr>
-            <w:tcW w:type="dxa" w:w="964"/>
-          </w:tcPr>
-          <w:p>
-            <w:r>
-              <w:rPr>
-                <w:b/>
-                <w:i w:val="0"/>
-                <w:color w:val="EA580C"/>
-                <w:sz w:val="16"/>
-              </w:rPr>
-              <w:t>Moyenne</w:t>
-            </w:r>
-          </w:p>
-        </w:tc>
-        <w:tc>
-          <w:tcPr>
-            <w:tcW w:type="dxa" w:w="1247"/>
-          </w:tcPr>
-          <w:p>
-            <w:r>
-              <w:rPr>
-                <w:b/>
-                <w:i w:val="0"/>
-                <w:sz w:val="16"/>
-              </w:rPr>
-              <w:t>S09</w:t>
-              <w:br/>
-            </w:r>
-            <w:r>
-              <w:rPr>
-                <w:b w:val="0"/>
-                <w:i w:val="0"/>
-                <w:color w:val="64748B"/>
-                <w:sz w:val="14"/>
-              </w:rPr>
-              <w:t>Dépenses non alimentaires</w:t>
-            </w:r>
-          </w:p>
-        </w:tc>
-        <w:tc>
-          <w:tcPr>
-            <w:tcW w:type="dxa" w:w="1531"/>
-          </w:tcPr>
-          <w:p>
-            <w:r>
-              <w:rPr>
-                <w:b/>
-                <w:i w:val="0"/>
-                <w:color w:val="16A34A"/>
-                <w:sz w:val="16"/>
-              </w:rPr>
-              <w:t>s01q23, s01q00b, s01q23_autre</w:t>
-            </w:r>
-          </w:p>
-        </w:tc>
-        <w:tc>
-          <w:tcPr>
-            <w:tcW w:type="dxa" w:w="1191"/>
-          </w:tcPr>
-          <w:p>
-            <w:r>
-              <w:rPr>
-                <w:b w:val="0"/>
-                <w:i w:val="0"/>
-                <w:color w:val="64748B"/>
-                <w:sz w:val="16"/>
-              </w:rPr>
-              <w:t>GT-CQ</w:t>
-            </w:r>
-          </w:p>
-        </w:tc>
-        <w:tc>
-          <w:tcPr>
-            <w:tcW w:type="dxa" w:w="4706"/>
-          </w:tcPr>
-          <w:p>
-            <w:r>
-              <w:rPr>
-                <w:b w:val="0"/>
-                <w:i w:val="0"/>
-                <w:sz w:val="17"/>
-              </w:rPr>
-              <w:t>La dernière fois que vous avez acheté Bois de chauffe ramassé/coupé (estimer la valeur) est ramassa et semble exister dans les modalités, prière de prendre attache avec le QG pour plus d'explication afin de la classer bien.</w:t>
-            </w:r>
-          </w:p>
-        </w:tc>
-      </w:tr>
-      <w:tr>
-        <w:tc>
-          <w:tcPr>
-            <w:tcW w:type="dxa" w:w="964"/>
-          </w:tcPr>
-          <w:p>
-            <w:r>
-              <w:rPr>
-                <w:b/>
-                <w:i w:val="0"/>
-                <w:color w:val="EA580C"/>
-                <w:sz w:val="16"/>
-              </w:rPr>
-              <w:t>Moyenne</w:t>
-            </w:r>
-          </w:p>
-        </w:tc>
-        <w:tc>
-          <w:tcPr>
-            <w:tcW w:type="dxa" w:w="1247"/>
-          </w:tcPr>
-          <w:p>
-            <w:r>
-              <w:rPr>
-                <w:b/>
-                <w:i w:val="0"/>
-                <w:sz w:val="16"/>
-              </w:rPr>
-              <w:t>S09</w:t>
-              <w:br/>
-            </w:r>
-            <w:r>
-              <w:rPr>
-                <w:b w:val="0"/>
-                <w:i w:val="0"/>
-                <w:color w:val="64748B"/>
-                <w:sz w:val="14"/>
-              </w:rPr>
-              <w:t>Dépenses non alimentaires</w:t>
-            </w:r>
-          </w:p>
-        </w:tc>
-        <w:tc>
-          <w:tcPr>
-            <w:tcW w:type="dxa" w:w="1531"/>
-          </w:tcPr>
-          <w:p>
-            <w:r>
-              <w:rPr>
-                <w:b/>
-                <w:i w:val="0"/>
-                <w:color w:val="16A34A"/>
-                <w:sz w:val="16"/>
-              </w:rPr>
-              <w:t>—</w:t>
-            </w:r>
-          </w:p>
-        </w:tc>
-        <w:tc>
-          <w:tcPr>
-            <w:tcW w:type="dxa" w:w="1191"/>
-          </w:tcPr>
-          <w:p>
-            <w:r>
-              <w:rPr>
-                <w:b w:val="0"/>
-                <w:i w:val="0"/>
-                <w:color w:val="64748B"/>
-                <w:sz w:val="16"/>
-              </w:rPr>
-              <w:t>GT-CQ</w:t>
-            </w:r>
-          </w:p>
-        </w:tc>
-        <w:tc>
-          <w:tcPr>
-            <w:tcW w:type="dxa" w:w="4706"/>
-          </w:tcPr>
-          <w:p>
-            <w:r>
-              <w:rPr>
-                <w:b w:val="0"/>
-                <w:i w:val="0"/>
-                <w:sz w:val="17"/>
-              </w:rPr>
-              <w:t>Attention ! La dépense du ménage de DIARKA MENDY (500 Fcfa) au cours de 30 derniers jours de Whisky et autres liqueurs est relativement élevé.</w:t>
-            </w:r>
-          </w:p>
-        </w:tc>
-      </w:tr>
-      <w:tr>
-        <w:tc>
-          <w:tcPr>
-            <w:tcW w:type="dxa" w:w="964"/>
-          </w:tcPr>
-          <w:p>
-            <w:r>
-              <w:rPr>
-                <w:b/>
-                <w:i w:val="0"/>
-                <w:color w:val="EA580C"/>
-                <w:sz w:val="16"/>
-              </w:rPr>
-              <w:t>Moyenne</w:t>
-            </w:r>
-          </w:p>
-        </w:tc>
-        <w:tc>
-          <w:tcPr>
-            <w:tcW w:type="dxa" w:w="1247"/>
-          </w:tcPr>
-          <w:p>
-            <w:r>
-              <w:rPr>
-                <w:b/>
-                <w:i w:val="0"/>
-                <w:sz w:val="16"/>
-              </w:rPr>
-              <w:t>S09</w:t>
-              <w:br/>
-            </w:r>
-            <w:r>
-              <w:rPr>
-                <w:b w:val="0"/>
-                <w:i w:val="0"/>
-                <w:color w:val="64748B"/>
-                <w:sz w:val="14"/>
-              </w:rPr>
-              <w:t>Dépenses non alimentaires</w:t>
-            </w:r>
-          </w:p>
-        </w:tc>
-        <w:tc>
-          <w:tcPr>
-            <w:tcW w:type="dxa" w:w="1531"/>
-          </w:tcPr>
-          <w:p>
-            <w:r>
-              <w:rPr>
-                <w:b/>
-                <w:i w:val="0"/>
-                <w:color w:val="16A34A"/>
-                <w:sz w:val="16"/>
-              </w:rPr>
-              <w:t>—</w:t>
-            </w:r>
-          </w:p>
-        </w:tc>
-        <w:tc>
-          <w:tcPr>
-            <w:tcW w:type="dxa" w:w="1191"/>
-          </w:tcPr>
-          <w:p>
-            <w:r>
-              <w:rPr>
-                <w:b w:val="0"/>
-                <w:i w:val="0"/>
-                <w:color w:val="64748B"/>
-                <w:sz w:val="16"/>
-              </w:rPr>
-              <w:t>GT-CQ</w:t>
-            </w:r>
-          </w:p>
-        </w:tc>
-        <w:tc>
-          <w:tcPr>
-            <w:tcW w:type="dxa" w:w="4706"/>
-          </w:tcPr>
-          <w:p>
-            <w:r>
-              <w:rPr>
-                <w:b w:val="0"/>
-                <w:i w:val="0"/>
-                <w:sz w:val="17"/>
-              </w:rPr>
-              <w:t>Prière de corriger ou de confirmer avec le QG.</w:t>
-            </w:r>
-          </w:p>
-        </w:tc>
-      </w:tr>
-      <w:tr>
-        <w:tc>
-          <w:tcPr>
-            <w:tcW w:type="dxa" w:w="964"/>
-          </w:tcPr>
-          <w:p>
-            <w:r>
-              <w:rPr>
-                <w:b/>
-                <w:i w:val="0"/>
-                <w:color w:val="EA580C"/>
-                <w:sz w:val="16"/>
-              </w:rPr>
-              <w:t>Moyenne</w:t>
-            </w:r>
-          </w:p>
-        </w:tc>
-        <w:tc>
-          <w:tcPr>
-            <w:tcW w:type="dxa" w:w="1247"/>
-          </w:tcPr>
-          <w:p>
-            <w:r>
-              <w:rPr>
-                <w:b/>
-                <w:i w:val="0"/>
-                <w:sz w:val="16"/>
-              </w:rPr>
-              <w:t>S09</w:t>
-              <w:br/>
-            </w:r>
-            <w:r>
-              <w:rPr>
-                <w:b w:val="0"/>
-                <w:i w:val="0"/>
-                <w:color w:val="64748B"/>
-                <w:sz w:val="14"/>
-              </w:rPr>
-              <w:t>Dépenses non alimentaires</w:t>
-            </w:r>
-          </w:p>
-        </w:tc>
-        <w:tc>
-          <w:tcPr>
-            <w:tcW w:type="dxa" w:w="1531"/>
-          </w:tcPr>
-          <w:p>
-            <w:r>
-              <w:rPr>
-                <w:b/>
-                <w:i w:val="0"/>
-                <w:color w:val="16A34A"/>
-                <w:sz w:val="16"/>
-              </w:rPr>
-              <w:t>—</w:t>
-            </w:r>
-          </w:p>
-        </w:tc>
-        <w:tc>
-          <w:tcPr>
-            <w:tcW w:type="dxa" w:w="1191"/>
-          </w:tcPr>
-          <w:p>
-            <w:r>
-              <w:rPr>
-                <w:b w:val="0"/>
-                <w:i w:val="0"/>
-                <w:color w:val="64748B"/>
-                <w:sz w:val="16"/>
-              </w:rPr>
-              <w:t>GT-CQ</w:t>
-            </w:r>
-          </w:p>
-        </w:tc>
-        <w:tc>
-          <w:tcPr>
-            <w:tcW w:type="dxa" w:w="4706"/>
-          </w:tcPr>
-          <w:p>
-            <w:r>
-              <w:rPr>
-                <w:b w:val="0"/>
-                <w:i w:val="0"/>
-                <w:sz w:val="17"/>
-              </w:rPr>
-              <w:t>Attention ! La dépense du ménage de DIARKA MENDY (3000 Fcfa) au cours de 3 derniers mois de Frais de livraison d'un achat, non inclus dans le prix d'acquisition est relativement élevé.</w:t>
-            </w:r>
-          </w:p>
-        </w:tc>
-      </w:tr>
-      <w:tr>
-        <w:tc>
-          <w:tcPr>
-            <w:tcW w:type="dxa" w:w="964"/>
-          </w:tcPr>
-          <w:p>
-            <w:r>
-              <w:rPr>
-                <w:b/>
-                <w:i w:val="0"/>
-                <w:color w:val="EA580C"/>
-                <w:sz w:val="16"/>
-              </w:rPr>
-              <w:t>Moyenne</w:t>
-            </w:r>
-          </w:p>
-        </w:tc>
-        <w:tc>
-          <w:tcPr>
-            <w:tcW w:type="dxa" w:w="1247"/>
-          </w:tcPr>
-          <w:p>
-            <w:r>
-              <w:rPr>
-                <w:b/>
-                <w:i w:val="0"/>
-                <w:sz w:val="16"/>
-              </w:rPr>
-              <w:t>S09</w:t>
-              <w:br/>
-            </w:r>
-            <w:r>
-              <w:rPr>
-                <w:b w:val="0"/>
-                <w:i w:val="0"/>
-                <w:color w:val="64748B"/>
-                <w:sz w:val="14"/>
-              </w:rPr>
-              <w:t>Dépenses non alimentaires</w:t>
-            </w:r>
-          </w:p>
-        </w:tc>
-        <w:tc>
-          <w:tcPr>
-            <w:tcW w:type="dxa" w:w="1531"/>
-          </w:tcPr>
-          <w:p>
-            <w:r>
-              <w:rPr>
-                <w:b/>
-                <w:i w:val="0"/>
-                <w:color w:val="16A34A"/>
-                <w:sz w:val="16"/>
-              </w:rPr>
-              <w:t>—</w:t>
-            </w:r>
-          </w:p>
-        </w:tc>
-        <w:tc>
-          <w:tcPr>
-            <w:tcW w:type="dxa" w:w="1191"/>
-          </w:tcPr>
-          <w:p>
-            <w:r>
-              <w:rPr>
-                <w:b w:val="0"/>
-                <w:i w:val="0"/>
-                <w:color w:val="64748B"/>
-                <w:sz w:val="16"/>
-              </w:rPr>
-              <w:t>GT-CQ</w:t>
-            </w:r>
-          </w:p>
-        </w:tc>
-        <w:tc>
-          <w:tcPr>
-            <w:tcW w:type="dxa" w:w="4706"/>
-          </w:tcPr>
-          <w:p>
-            <w:r>
-              <w:rPr>
-                <w:b w:val="0"/>
-                <w:i w:val="0"/>
-                <w:sz w:val="17"/>
-              </w:rPr>
-              <w:t>Prière de corriger ou de confirmer avec le QG.</w:t>
-            </w:r>
-          </w:p>
-        </w:tc>
-      </w:tr>
-      <w:tr>
-        <w:tc>
-          <w:tcPr>
-            <w:tcW w:type="dxa" w:w="964"/>
-          </w:tcPr>
-          <w:p>
-            <w:r>
-              <w:rPr>
-                <w:b/>
-                <w:i w:val="0"/>
-                <w:color w:val="EA580C"/>
-                <w:sz w:val="16"/>
-              </w:rPr>
-              <w:t>Moyenne</w:t>
-            </w:r>
-          </w:p>
-        </w:tc>
-        <w:tc>
-          <w:tcPr>
-            <w:tcW w:type="dxa" w:w="1247"/>
-          </w:tcPr>
-          <w:p>
-            <w:r>
-              <w:rPr>
-                <w:b/>
-                <w:i w:val="0"/>
-                <w:sz w:val="16"/>
-              </w:rPr>
-              <w:t>S09</w:t>
-              <w:br/>
-            </w:r>
-            <w:r>
-              <w:rPr>
-                <w:b w:val="0"/>
-                <w:i w:val="0"/>
-                <w:color w:val="64748B"/>
-                <w:sz w:val="14"/>
-              </w:rPr>
-              <w:t>Dépenses non alimentaires</w:t>
-            </w:r>
-          </w:p>
-        </w:tc>
-        <w:tc>
-          <w:tcPr>
-            <w:tcW w:type="dxa" w:w="1531"/>
-          </w:tcPr>
-          <w:p>
-            <w:r>
-              <w:rPr>
-                <w:b/>
-                <w:i w:val="0"/>
-                <w:color w:val="16A34A"/>
-                <w:sz w:val="16"/>
-              </w:rPr>
-              <w:t>—</w:t>
-            </w:r>
-          </w:p>
-        </w:tc>
-        <w:tc>
-          <w:tcPr>
-            <w:tcW w:type="dxa" w:w="1191"/>
-          </w:tcPr>
-          <w:p>
-            <w:r>
-              <w:rPr>
-                <w:b w:val="0"/>
-                <w:i w:val="0"/>
-                <w:color w:val="64748B"/>
-                <w:sz w:val="16"/>
-              </w:rPr>
-              <w:t>GT-CQ</w:t>
-            </w:r>
-          </w:p>
-        </w:tc>
-        <w:tc>
-          <w:tcPr>
-            <w:tcW w:type="dxa" w:w="4706"/>
-          </w:tcPr>
-          <w:p>
-            <w:r>
-              <w:rPr>
-                <w:b w:val="0"/>
-                <w:i w:val="0"/>
-                <w:sz w:val="17"/>
-              </w:rPr>
-              <w:t>Attention ! La dépense du ménage de DIARKA MENDY (2000 Fcfa) au cours de 6 derniers mois de Lubrifiants (huile moteur; huile de frein; liquide batterie (acide); graisses; autres lubrifiants n.d.a.) est relativement élevé.</w:t>
-            </w:r>
-          </w:p>
-        </w:tc>
-      </w:tr>
-      <w:tr>
-        <w:tc>
-          <w:tcPr>
-            <w:tcW w:type="dxa" w:w="964"/>
-          </w:tcPr>
-          <w:p>
-            <w:r>
-              <w:rPr>
-                <w:b/>
-                <w:i w:val="0"/>
-                <w:color w:val="EA580C"/>
-                <w:sz w:val="16"/>
-              </w:rPr>
-              <w:t>Moyenne</w:t>
-            </w:r>
-          </w:p>
-        </w:tc>
-        <w:tc>
-          <w:tcPr>
-            <w:tcW w:type="dxa" w:w="1247"/>
-          </w:tcPr>
-          <w:p>
-            <w:r>
-              <w:rPr>
-                <w:b/>
-                <w:i w:val="0"/>
-                <w:sz w:val="16"/>
-              </w:rPr>
-              <w:t>S09</w:t>
-              <w:br/>
-            </w:r>
-            <w:r>
-              <w:rPr>
-                <w:b w:val="0"/>
-                <w:i w:val="0"/>
-                <w:color w:val="64748B"/>
-                <w:sz w:val="14"/>
-              </w:rPr>
-              <w:t>Dépenses non alimentaires</w:t>
-            </w:r>
-          </w:p>
-        </w:tc>
-        <w:tc>
-          <w:tcPr>
-            <w:tcW w:type="dxa" w:w="1531"/>
-          </w:tcPr>
-          <w:p>
-            <w:r>
-              <w:rPr>
-                <w:b/>
-                <w:i w:val="0"/>
-                <w:color w:val="16A34A"/>
-                <w:sz w:val="16"/>
-              </w:rPr>
-              <w:t>—</w:t>
-            </w:r>
-          </w:p>
-        </w:tc>
-        <w:tc>
-          <w:tcPr>
-            <w:tcW w:type="dxa" w:w="1191"/>
-          </w:tcPr>
-          <w:p>
-            <w:r>
-              <w:rPr>
-                <w:b w:val="0"/>
-                <w:i w:val="0"/>
-                <w:color w:val="64748B"/>
-                <w:sz w:val="16"/>
-              </w:rPr>
-              <w:t>GT-CQ</w:t>
-            </w:r>
-          </w:p>
-        </w:tc>
-        <w:tc>
-          <w:tcPr>
-            <w:tcW w:type="dxa" w:w="4706"/>
-          </w:tcPr>
-          <w:p>
-            <w:r>
-              <w:rPr>
-                <w:b w:val="0"/>
-                <w:i w:val="0"/>
-                <w:sz w:val="17"/>
-              </w:rPr>
-              <w:t>Prière de corriger ou de confirmer avec le QG.</w:t>
-            </w:r>
-          </w:p>
-        </w:tc>
-      </w:tr>
-      <w:tr>
-        <w:tc>
-          <w:tcPr>
-            <w:tcW w:type="dxa" w:w="964"/>
-          </w:tcPr>
-          <w:p>
-            <w:r>
-              <w:rPr>
-                <w:b/>
-                <w:i w:val="0"/>
-                <w:color w:val="EA580C"/>
-                <w:sz w:val="16"/>
-              </w:rPr>
-              <w:t>Moyenne</w:t>
-            </w:r>
-          </w:p>
-        </w:tc>
-        <w:tc>
-          <w:tcPr>
-            <w:tcW w:type="dxa" w:w="1247"/>
-          </w:tcPr>
-          <w:p>
-            <w:r>
-              <w:rPr>
-                <w:b/>
-                <w:i w:val="0"/>
-                <w:sz w:val="16"/>
-              </w:rPr>
-              <w:t>S10</w:t>
-              <w:br/>
-            </w:r>
-            <w:r>
-              <w:rPr>
-                <w:b w:val="0"/>
-                <w:i w:val="0"/>
-                <w:color w:val="64748B"/>
-                <w:sz w:val="14"/>
-              </w:rPr>
-              <w:t>Logement</w:t>
-            </w:r>
-          </w:p>
-        </w:tc>
-        <w:tc>
-          <w:tcPr>
-            <w:tcW w:type="dxa" w:w="1531"/>
-          </w:tcPr>
-          <w:p>
-            <w:r>
-              <w:rPr>
-                <w:b/>
-                <w:i w:val="0"/>
-                <w:color w:val="16A34A"/>
-                <w:sz w:val="16"/>
-              </w:rPr>
-              <w:t>s10q48, s10q49</w:t>
-            </w:r>
-          </w:p>
-        </w:tc>
-        <w:tc>
-          <w:tcPr>
-            <w:tcW w:type="dxa" w:w="1191"/>
-          </w:tcPr>
-          <w:p>
-            <w:r>
-              <w:rPr>
-                <w:b w:val="0"/>
-                <w:i w:val="0"/>
-                <w:color w:val="64748B"/>
-                <w:sz w:val="16"/>
-              </w:rPr>
-              <w:t>GT-CQ</w:t>
-            </w:r>
-          </w:p>
-        </w:tc>
-        <w:tc>
-          <w:tcPr>
-            <w:tcW w:type="dxa" w:w="4706"/>
-          </w:tcPr>
-          <w:p>
-            <w:r>
-              <w:rPr>
-                <w:b w:val="0"/>
-                <w:i w:val="0"/>
-                <w:sz w:val="17"/>
-              </w:rPr>
-              <w:t>L'entreprise fabrication dit avoir réçu une somme sur la vente de ces produits transformés (s10q48 est differnt de 0) mais n'a depensé aucune somme sur l'achat des matières premières (s10q49==0), prière de fournir de l'effort pour estimer le montant obtenu en achat de matières premières.</w:t>
-            </w:r>
-          </w:p>
-        </w:tc>
-      </w:tr>
-      <w:tr>
-        <w:tc>
-          <w:tcPr>
-            <w:tcW w:type="dxa" w:w="964"/>
-          </w:tcPr>
-          <w:p>
-            <w:r>
-              <w:rPr>
-                <w:b/>
-                <w:i w:val="0"/>
-                <w:color w:val="EA580C"/>
-                <w:sz w:val="16"/>
-              </w:rPr>
-              <w:t>Moyenne</w:t>
-            </w:r>
-          </w:p>
-        </w:tc>
-        <w:tc>
-          <w:tcPr>
-            <w:tcW w:type="dxa" w:w="1247"/>
-          </w:tcPr>
-          <w:p>
-            <w:r>
-              <w:rPr>
-                <w:b/>
-                <w:i w:val="0"/>
-                <w:sz w:val="16"/>
-              </w:rPr>
-              <w:t>S10</w:t>
-              <w:br/>
-            </w:r>
-            <w:r>
-              <w:rPr>
-                <w:b w:val="0"/>
-                <w:i w:val="0"/>
-                <w:color w:val="64748B"/>
-                <w:sz w:val="14"/>
-              </w:rPr>
-              <w:t>Logement</w:t>
-            </w:r>
-          </w:p>
-        </w:tc>
-        <w:tc>
-          <w:tcPr>
-            <w:tcW w:type="dxa" w:w="1531"/>
-          </w:tcPr>
-          <w:p>
-            <w:r>
-              <w:rPr>
-                <w:b/>
-                <w:i w:val="0"/>
-                <w:color w:val="16A34A"/>
-                <w:sz w:val="16"/>
-              </w:rPr>
-              <w:t>s01q23, s02q23, s03q55, s04q51, s04q67, s06q19, s06q20, s06q22a</w:t>
-            </w:r>
-          </w:p>
-        </w:tc>
-        <w:tc>
-          <w:tcPr>
-            <w:tcW w:type="dxa" w:w="1191"/>
-          </w:tcPr>
-          <w:p>
-            <w:r>
-              <w:rPr>
-                <w:b w:val="0"/>
-                <w:i w:val="0"/>
-                <w:color w:val="64748B"/>
-                <w:sz w:val="16"/>
-              </w:rPr>
-              <w:t>GT-CQ</w:t>
-            </w:r>
-          </w:p>
-        </w:tc>
-        <w:tc>
-          <w:tcPr>
-            <w:tcW w:type="dxa" w:w="4706"/>
-          </w:tcPr>
-          <w:p>
-            <w:r>
-              <w:rPr>
-                <w:b w:val="0"/>
-                <w:i w:val="0"/>
-                <w:sz w:val="17"/>
-              </w:rPr>
-              <w:t>Le salaire qu'une personne de cette catégorie (10.62) a travaillé(e) dans cette entreprise fabrication est élevé ou faible.</w:t>
-            </w:r>
-          </w:p>
-        </w:tc>
-      </w:tr>
-      <w:tr>
-        <w:tc>
-          <w:tcPr>
-            <w:tcW w:type="dxa" w:w="964"/>
-          </w:tcPr>
-          <w:p>
-            <w:r>
-              <w:rPr>
-                <w:b/>
-                <w:i w:val="0"/>
-                <w:color w:val="EA580C"/>
-                <w:sz w:val="16"/>
-              </w:rPr>
-              <w:t>Moyenne</w:t>
-            </w:r>
-          </w:p>
-        </w:tc>
-        <w:tc>
-          <w:tcPr>
-            <w:tcW w:type="dxa" w:w="1247"/>
-          </w:tcPr>
-          <w:p>
-            <w:r>
-              <w:rPr>
-                <w:b/>
-                <w:i w:val="0"/>
-                <w:sz w:val="16"/>
-              </w:rPr>
-              <w:t>S10</w:t>
-              <w:br/>
-            </w:r>
-            <w:r>
-              <w:rPr>
-                <w:b w:val="0"/>
-                <w:i w:val="0"/>
-                <w:color w:val="64748B"/>
-                <w:sz w:val="14"/>
-              </w:rPr>
-              <w:t>Logement</w:t>
-            </w:r>
-          </w:p>
-        </w:tc>
-        <w:tc>
-          <w:tcPr>
-            <w:tcW w:type="dxa" w:w="1531"/>
-          </w:tcPr>
-          <w:p>
-            <w:r>
-              <w:rPr>
-                <w:b/>
-                <w:i w:val="0"/>
-                <w:color w:val="16A34A"/>
-                <w:sz w:val="16"/>
-              </w:rPr>
-              <w:t>—</w:t>
-            </w:r>
-          </w:p>
-        </w:tc>
-        <w:tc>
-          <w:tcPr>
-            <w:tcW w:type="dxa" w:w="1191"/>
-          </w:tcPr>
-          <w:p>
-            <w:r>
-              <w:rPr>
-                <w:b w:val="0"/>
-                <w:i w:val="0"/>
-                <w:color w:val="64748B"/>
-                <w:sz w:val="16"/>
-              </w:rPr>
-              <w:t>GT-CQ</w:t>
-            </w:r>
-          </w:p>
-        </w:tc>
-        <w:tc>
-          <w:tcPr>
-            <w:tcW w:type="dxa" w:w="4706"/>
-          </w:tcPr>
-          <w:p>
-            <w:r>
-              <w:rPr>
-                <w:b w:val="0"/>
-                <w:i w:val="0"/>
-                <w:sz w:val="17"/>
-              </w:rPr>
-              <w:t>Prière de confirmer cette information avec le QG ou de corriger.</w:t>
-            </w:r>
-          </w:p>
-        </w:tc>
-      </w:tr>
-      <w:tr>
-        <w:tc>
-          <w:tcPr>
-            <w:tcW w:type="dxa" w:w="964"/>
-          </w:tcPr>
-          <w:p>
-            <w:r>
-              <w:rPr>
-                <w:b/>
-                <w:i w:val="0"/>
-                <w:color w:val="EA580C"/>
-                <w:sz w:val="16"/>
-              </w:rPr>
-              <w:t>Moyenne</w:t>
-            </w:r>
-          </w:p>
-        </w:tc>
-        <w:tc>
-          <w:tcPr>
-            <w:tcW w:type="dxa" w:w="1247"/>
-          </w:tcPr>
-          <w:p>
-            <w:r>
-              <w:rPr>
-                <w:b/>
-                <w:i w:val="0"/>
-                <w:sz w:val="16"/>
-              </w:rPr>
-              <w:t>S11</w:t>
-              <w:br/>
-            </w:r>
-            <w:r>
-              <w:rPr>
-                <w:b w:val="0"/>
-                <w:i w:val="0"/>
-                <w:color w:val="64748B"/>
-                <w:sz w:val="14"/>
-              </w:rPr>
-              <w:t>Logement / cadre de vie</w:t>
-            </w:r>
-          </w:p>
-        </w:tc>
-        <w:tc>
-          <w:tcPr>
-            <w:tcW w:type="dxa" w:w="1531"/>
-          </w:tcPr>
-          <w:p>
-            <w:r>
-              <w:rPr>
-                <w:b/>
-                <w:i w:val="0"/>
-                <w:color w:val="16A34A"/>
-                <w:sz w:val="16"/>
-              </w:rPr>
-              <w:t>s01q23, s01q00b, s01q23_autre</w:t>
-            </w:r>
-          </w:p>
-        </w:tc>
-        <w:tc>
-          <w:tcPr>
-            <w:tcW w:type="dxa" w:w="1191"/>
-          </w:tcPr>
-          <w:p>
-            <w:r>
-              <w:rPr>
-                <w:b w:val="0"/>
-                <w:i w:val="0"/>
-                <w:color w:val="64748B"/>
-                <w:sz w:val="16"/>
-              </w:rPr>
-              <w:t>GT-CQ</w:t>
-            </w:r>
-          </w:p>
-        </w:tc>
-        <w:tc>
-          <w:tcPr>
-            <w:tcW w:type="dxa" w:w="4706"/>
-          </w:tcPr>
-          <w:p>
-            <w:r>
-              <w:rPr>
-                <w:b w:val="0"/>
-                <w:i w:val="0"/>
-                <w:sz w:val="17"/>
-              </w:rPr>
-              <w:t>Le moyen que le ménage utilise pour se débarrasser des excréments hors de la concession est fermé et ouvrir une autre et semble exister dans les modalités, prière de prendre attache avec le QG pour plus d'explication afin de la classer bien.</w:t>
-            </w:r>
-          </w:p>
-        </w:tc>
-      </w:tr>
-      <w:tr>
-        <w:tc>
-          <w:tcPr>
-            <w:tcW w:type="dxa" w:w="964"/>
-          </w:tcPr>
-          <w:p>
-            <w:r>
-              <w:rPr>
-                <w:b/>
-                <w:i w:val="0"/>
-                <w:color w:val="EA580C"/>
-                <w:sz w:val="16"/>
-              </w:rPr>
-              <w:t>Moyenne</w:t>
-            </w:r>
-          </w:p>
-        </w:tc>
-        <w:tc>
-          <w:tcPr>
-            <w:tcW w:type="dxa" w:w="1247"/>
-          </w:tcPr>
-          <w:p>
-            <w:r>
-              <w:rPr>
-                <w:b/>
-                <w:i w:val="0"/>
-                <w:sz w:val="16"/>
-              </w:rPr>
-              <w:t>S11</w:t>
-              <w:br/>
-            </w:r>
-            <w:r>
-              <w:rPr>
-                <w:b w:val="0"/>
-                <w:i w:val="0"/>
-                <w:color w:val="64748B"/>
-                <w:sz w:val="14"/>
-              </w:rPr>
-              <w:t>Logement / cadre de vie</w:t>
-            </w:r>
-          </w:p>
-        </w:tc>
-        <w:tc>
-          <w:tcPr>
-            <w:tcW w:type="dxa" w:w="1531"/>
-          </w:tcPr>
-          <w:p>
-            <w:r>
-              <w:rPr>
-                <w:b/>
-                <w:i w:val="0"/>
-                <w:color w:val="16A34A"/>
-                <w:sz w:val="16"/>
-              </w:rPr>
-              <w:t>—</w:t>
-            </w:r>
-          </w:p>
-        </w:tc>
-        <w:tc>
-          <w:tcPr>
-            <w:tcW w:type="dxa" w:w="1191"/>
-          </w:tcPr>
-          <w:p>
-            <w:r>
-              <w:rPr>
-                <w:b w:val="0"/>
-                <w:i w:val="0"/>
-                <w:color w:val="64748B"/>
-                <w:sz w:val="16"/>
-              </w:rPr>
-              <w:t>GT-CQ</w:t>
-            </w:r>
-          </w:p>
-        </w:tc>
-        <w:tc>
-          <w:tcPr>
-            <w:tcW w:type="dxa" w:w="4706"/>
-          </w:tcPr>
-          <w:p>
-            <w:r>
-              <w:rPr>
-                <w:b w:val="0"/>
-                <w:i w:val="0"/>
-                <w:sz w:val="17"/>
-              </w:rPr>
-              <w:t>Attention!!! Les ménages vivants dans un(e) Maison Basse à ZIGUINCHOR Rural ont généralement comme principal matériau de construction le/la Banco amélioré/ semi-dur, mais celui du ménage de DIARKA MENDY (Briques cuites) diffère de celui-ci.</w:t>
-            </w:r>
-          </w:p>
-        </w:tc>
-      </w:tr>
-      <w:tr>
-        <w:tc>
-          <w:tcPr>
-            <w:tcW w:type="dxa" w:w="964"/>
-          </w:tcPr>
-          <w:p>
-            <w:r>
-              <w:rPr>
-                <w:b/>
-                <w:i w:val="0"/>
-                <w:color w:val="EA580C"/>
-                <w:sz w:val="16"/>
-              </w:rPr>
-              <w:t>Moyenne</w:t>
-            </w:r>
-          </w:p>
-        </w:tc>
-        <w:tc>
-          <w:tcPr>
-            <w:tcW w:type="dxa" w:w="1247"/>
-          </w:tcPr>
-          <w:p>
-            <w:r>
-              <w:rPr>
-                <w:b/>
-                <w:i w:val="0"/>
-                <w:sz w:val="16"/>
-              </w:rPr>
-              <w:t>S11</w:t>
-              <w:br/>
-            </w:r>
-            <w:r>
-              <w:rPr>
-                <w:b w:val="0"/>
-                <w:i w:val="0"/>
-                <w:color w:val="64748B"/>
-                <w:sz w:val="14"/>
-              </w:rPr>
-              <w:t>Logement / cadre de vie</w:t>
-            </w:r>
-          </w:p>
-        </w:tc>
-        <w:tc>
-          <w:tcPr>
-            <w:tcW w:type="dxa" w:w="1531"/>
-          </w:tcPr>
-          <w:p>
-            <w:r>
-              <w:rPr>
-                <w:b/>
-                <w:i w:val="0"/>
-                <w:color w:val="16A34A"/>
-                <w:sz w:val="16"/>
-              </w:rPr>
-              <w:t>—</w:t>
-            </w:r>
-          </w:p>
-        </w:tc>
-        <w:tc>
-          <w:tcPr>
-            <w:tcW w:type="dxa" w:w="1191"/>
-          </w:tcPr>
-          <w:p>
-            <w:r>
-              <w:rPr>
-                <w:b w:val="0"/>
-                <w:i w:val="0"/>
-                <w:color w:val="64748B"/>
-                <w:sz w:val="16"/>
-              </w:rPr>
-              <w:t>GT-CQ</w:t>
-            </w:r>
-          </w:p>
-        </w:tc>
-        <w:tc>
-          <w:tcPr>
-            <w:tcW w:type="dxa" w:w="4706"/>
-          </w:tcPr>
-          <w:p>
-            <w:r>
-              <w:rPr>
-                <w:b w:val="0"/>
-                <w:i w:val="0"/>
-                <w:sz w:val="17"/>
-              </w:rPr>
-              <w:t>Prière de vérifier pour être sûr que vous avez choisi les bonnes modalités des questions 11.01 et 11.18 .</w:t>
-            </w:r>
-          </w:p>
-        </w:tc>
-      </w:tr>
-      <w:tr>
-        <w:tc>
-          <w:tcPr>
-            <w:tcW w:type="dxa" w:w="964"/>
-          </w:tcPr>
-          <w:p>
-            <w:r>
-              <w:rPr>
-                <w:b/>
-                <w:i w:val="0"/>
-                <w:color w:val="EA580C"/>
-                <w:sz w:val="16"/>
-              </w:rPr>
-              <w:t>Moyenne</w:t>
-            </w:r>
-          </w:p>
-        </w:tc>
-        <w:tc>
-          <w:tcPr>
-            <w:tcW w:type="dxa" w:w="1247"/>
-          </w:tcPr>
-          <w:p>
-            <w:r>
-              <w:rPr>
-                <w:b/>
-                <w:i w:val="0"/>
-                <w:sz w:val="16"/>
-              </w:rPr>
-              <w:t>S11</w:t>
-              <w:br/>
-            </w:r>
-            <w:r>
-              <w:rPr>
-                <w:b w:val="0"/>
-                <w:i w:val="0"/>
-                <w:color w:val="64748B"/>
-                <w:sz w:val="14"/>
-              </w:rPr>
-              <w:t>Logement / cadre de vie</w:t>
-            </w:r>
-          </w:p>
-        </w:tc>
-        <w:tc>
-          <w:tcPr>
-            <w:tcW w:type="dxa" w:w="1531"/>
-          </w:tcPr>
-          <w:p>
-            <w:r>
-              <w:rPr>
-                <w:b/>
-                <w:i w:val="0"/>
-                <w:color w:val="16A34A"/>
-                <w:sz w:val="16"/>
-              </w:rPr>
-              <w:t>—</w:t>
-            </w:r>
-          </w:p>
-        </w:tc>
-        <w:tc>
-          <w:tcPr>
-            <w:tcW w:type="dxa" w:w="1191"/>
-          </w:tcPr>
-          <w:p>
-            <w:r>
-              <w:rPr>
-                <w:b w:val="0"/>
-                <w:i w:val="0"/>
-                <w:color w:val="64748B"/>
-                <w:sz w:val="16"/>
-              </w:rPr>
-              <w:t>GT-CQ</w:t>
-            </w:r>
-          </w:p>
-        </w:tc>
-        <w:tc>
-          <w:tcPr>
-            <w:tcW w:type="dxa" w:w="4706"/>
-          </w:tcPr>
-          <w:p>
-            <w:r>
-              <w:rPr>
-                <w:b w:val="0"/>
-                <w:i w:val="0"/>
-                <w:sz w:val="17"/>
-              </w:rPr>
-              <w:t>Merci de ne pas corriger si vous êtes sûr de celui donné par le ménage et observé par vous.</w:t>
-            </w:r>
-          </w:p>
-        </w:tc>
-      </w:tr>
-      <w:tr>
-        <w:tc>
-          <w:tcPr>
-            <w:tcW w:type="dxa" w:w="964"/>
-          </w:tcPr>
-          <w:p>
-            <w:r>
-              <w:rPr>
-                <w:b/>
-                <w:i w:val="0"/>
-                <w:color w:val="EA580C"/>
-                <w:sz w:val="16"/>
-              </w:rPr>
-              <w:t>Moyenne</w:t>
-            </w:r>
-          </w:p>
-        </w:tc>
-        <w:tc>
-          <w:tcPr>
-            <w:tcW w:type="dxa" w:w="1247"/>
-          </w:tcPr>
-          <w:p>
-            <w:r>
-              <w:rPr>
-                <w:b/>
-                <w:i w:val="0"/>
-                <w:sz w:val="16"/>
-              </w:rPr>
-              <w:t>S11</w:t>
-              <w:br/>
-            </w:r>
-            <w:r>
-              <w:rPr>
-                <w:b w:val="0"/>
-                <w:i w:val="0"/>
-                <w:color w:val="64748B"/>
-                <w:sz w:val="14"/>
-              </w:rPr>
-              <w:t>Logement / cadre de vie</w:t>
-            </w:r>
-          </w:p>
-        </w:tc>
-        <w:tc>
-          <w:tcPr>
-            <w:tcW w:type="dxa" w:w="1531"/>
-          </w:tcPr>
-          <w:p>
-            <w:r>
-              <w:rPr>
-                <w:b/>
-                <w:i w:val="0"/>
-                <w:color w:val="16A34A"/>
-                <w:sz w:val="16"/>
-              </w:rPr>
-              <w:t>—</w:t>
-            </w:r>
-          </w:p>
-        </w:tc>
-        <w:tc>
-          <w:tcPr>
-            <w:tcW w:type="dxa" w:w="1191"/>
-          </w:tcPr>
-          <w:p>
-            <w:r>
-              <w:rPr>
-                <w:b w:val="0"/>
-                <w:i w:val="0"/>
-                <w:color w:val="64748B"/>
-                <w:sz w:val="16"/>
-              </w:rPr>
-              <w:t>GT-CQ</w:t>
-            </w:r>
-          </w:p>
-        </w:tc>
-        <w:tc>
-          <w:tcPr>
-            <w:tcW w:type="dxa" w:w="4706"/>
-          </w:tcPr>
-          <w:p>
-            <w:r>
-              <w:rPr>
-                <w:b w:val="0"/>
-                <w:i w:val="0"/>
-                <w:sz w:val="17"/>
-              </w:rPr>
-              <w:t>Attention!!! Les ménages vivants dans un(e) Maison Basse à ZIGUINCHOR Rural ont généralement comme principal matériau du toit le/la Tôles, mais celui du ménage de DIARKA MENDY (Tuile) diffère de celui-ci.</w:t>
-            </w:r>
-          </w:p>
-        </w:tc>
-      </w:tr>
-      <w:tr>
-        <w:tc>
-          <w:tcPr>
-            <w:tcW w:type="dxa" w:w="964"/>
-          </w:tcPr>
-          <w:p>
-            <w:r>
-              <w:rPr>
-                <w:b/>
-                <w:i w:val="0"/>
-                <w:color w:val="EA580C"/>
-                <w:sz w:val="16"/>
-              </w:rPr>
-              <w:t>Moyenne</w:t>
-            </w:r>
-          </w:p>
-        </w:tc>
-        <w:tc>
-          <w:tcPr>
-            <w:tcW w:type="dxa" w:w="1247"/>
-          </w:tcPr>
-          <w:p>
-            <w:r>
-              <w:rPr>
-                <w:b/>
-                <w:i w:val="0"/>
-                <w:sz w:val="16"/>
-              </w:rPr>
-              <w:t>S11</w:t>
-              <w:br/>
-            </w:r>
-            <w:r>
-              <w:rPr>
-                <w:b w:val="0"/>
-                <w:i w:val="0"/>
-                <w:color w:val="64748B"/>
-                <w:sz w:val="14"/>
-              </w:rPr>
-              <w:t>Logement / cadre de vie</w:t>
-            </w:r>
-          </w:p>
-        </w:tc>
-        <w:tc>
-          <w:tcPr>
-            <w:tcW w:type="dxa" w:w="1531"/>
-          </w:tcPr>
-          <w:p>
-            <w:r>
-              <w:rPr>
-                <w:b/>
-                <w:i w:val="0"/>
-                <w:color w:val="16A34A"/>
-                <w:sz w:val="16"/>
-              </w:rPr>
-              <w:t>—</w:t>
-            </w:r>
-          </w:p>
-        </w:tc>
-        <w:tc>
-          <w:tcPr>
-            <w:tcW w:type="dxa" w:w="1191"/>
-          </w:tcPr>
-          <w:p>
-            <w:r>
-              <w:rPr>
-                <w:b w:val="0"/>
-                <w:i w:val="0"/>
-                <w:color w:val="64748B"/>
-                <w:sz w:val="16"/>
-              </w:rPr>
-              <w:t>GT-CQ</w:t>
-            </w:r>
-          </w:p>
-        </w:tc>
-        <w:tc>
-          <w:tcPr>
-            <w:tcW w:type="dxa" w:w="4706"/>
-          </w:tcPr>
-          <w:p>
-            <w:r>
-              <w:rPr>
-                <w:b w:val="0"/>
-                <w:i w:val="0"/>
-                <w:sz w:val="17"/>
-              </w:rPr>
-              <w:t>Prière de vérifier pour être sûr que vous avez choisi les bonnes modalités des questions 11.01 et 11.19.</w:t>
-            </w:r>
-          </w:p>
-        </w:tc>
-      </w:tr>
-      <w:tr>
-        <w:tc>
-          <w:tcPr>
-            <w:tcW w:type="dxa" w:w="964"/>
-          </w:tcPr>
-          <w:p>
-            <w:r>
-              <w:rPr>
-                <w:b/>
-                <w:i w:val="0"/>
-                <w:color w:val="EA580C"/>
-                <w:sz w:val="16"/>
-              </w:rPr>
-              <w:t>Moyenne</w:t>
-            </w:r>
-          </w:p>
-        </w:tc>
-        <w:tc>
-          <w:tcPr>
-            <w:tcW w:type="dxa" w:w="1247"/>
-          </w:tcPr>
-          <w:p>
-            <w:r>
-              <w:rPr>
-                <w:b/>
-                <w:i w:val="0"/>
-                <w:sz w:val="16"/>
-              </w:rPr>
-              <w:t>S11</w:t>
-              <w:br/>
-            </w:r>
-            <w:r>
-              <w:rPr>
-                <w:b w:val="0"/>
-                <w:i w:val="0"/>
-                <w:color w:val="64748B"/>
-                <w:sz w:val="14"/>
-              </w:rPr>
-              <w:t>Logement / cadre de vie</w:t>
-            </w:r>
-          </w:p>
-        </w:tc>
-        <w:tc>
-          <w:tcPr>
-            <w:tcW w:type="dxa" w:w="1531"/>
-          </w:tcPr>
-          <w:p>
-            <w:r>
-              <w:rPr>
-                <w:b/>
-                <w:i w:val="0"/>
-                <w:color w:val="16A34A"/>
-                <w:sz w:val="16"/>
-              </w:rPr>
-              <w:t>—</w:t>
-            </w:r>
-          </w:p>
-        </w:tc>
-        <w:tc>
-          <w:tcPr>
-            <w:tcW w:type="dxa" w:w="1191"/>
-          </w:tcPr>
-          <w:p>
-            <w:r>
-              <w:rPr>
-                <w:b w:val="0"/>
-                <w:i w:val="0"/>
-                <w:color w:val="64748B"/>
-                <w:sz w:val="16"/>
-              </w:rPr>
-              <w:t>GT-CQ</w:t>
-            </w:r>
-          </w:p>
-        </w:tc>
-        <w:tc>
-          <w:tcPr>
-            <w:tcW w:type="dxa" w:w="4706"/>
-          </w:tcPr>
-          <w:p>
-            <w:r>
-              <w:rPr>
-                <w:b w:val="0"/>
-                <w:i w:val="0"/>
-                <w:sz w:val="17"/>
-              </w:rPr>
-              <w:t>Attention!!! Les ménages vivants dans un(e) Maison Basse à ZIGUINCHOR Rural ont généralement comme principal matériau de revêtement du sol du logement le/la Ciment/Béton, mais celui du ménage de DIARKA MENDY (Terre battue/Sable) diffère de celui-ci.</w:t>
-            </w:r>
-          </w:p>
-        </w:tc>
-      </w:tr>
-      <w:tr>
-        <w:tc>
-          <w:tcPr>
-            <w:tcW w:type="dxa" w:w="964"/>
-          </w:tcPr>
-          <w:p>
-            <w:r>
-              <w:rPr>
-                <w:b/>
-                <w:i w:val="0"/>
-                <w:color w:val="EA580C"/>
-                <w:sz w:val="16"/>
-              </w:rPr>
-              <w:t>Moyenne</w:t>
-            </w:r>
-          </w:p>
-        </w:tc>
-        <w:tc>
-          <w:tcPr>
-            <w:tcW w:type="dxa" w:w="1247"/>
-          </w:tcPr>
-          <w:p>
-            <w:r>
-              <w:rPr>
-                <w:b/>
-                <w:i w:val="0"/>
-                <w:sz w:val="16"/>
-              </w:rPr>
-              <w:t>S12</w:t>
-              <w:br/>
-            </w:r>
-            <w:r>
-              <w:rPr>
-                <w:b w:val="0"/>
-                <w:i w:val="0"/>
-                <w:color w:val="64748B"/>
-                <w:sz w:val="14"/>
-              </w:rPr>
-              <w:t>Avoirs / biens durables</w:t>
-            </w:r>
-          </w:p>
-        </w:tc>
-        <w:tc>
-          <w:tcPr>
-            <w:tcW w:type="dxa" w:w="1531"/>
-          </w:tcPr>
-          <w:p>
-            <w:r>
-              <w:rPr>
-                <w:b/>
-                <w:i w:val="0"/>
-                <w:color w:val="16A34A"/>
-                <w:sz w:val="16"/>
-              </w:rPr>
-              <w:t>s01q02, s02q01__1, s02q02__1, s02q03__1, s02q15, s03q17, s04q28, s04q35d</w:t>
-            </w:r>
-          </w:p>
-        </w:tc>
-        <w:tc>
-          <w:tcPr>
-            <w:tcW w:type="dxa" w:w="1191"/>
-          </w:tcPr>
-          <w:p>
-            <w:r>
-              <w:rPr>
-                <w:b w:val="0"/>
-                <w:i w:val="0"/>
-                <w:color w:val="64748B"/>
-                <w:sz w:val="16"/>
-              </w:rPr>
-              <w:t>GT-CQ</w:t>
-            </w:r>
-          </w:p>
-        </w:tc>
-        <w:tc>
-          <w:tcPr>
-            <w:tcW w:type="dxa" w:w="4706"/>
-          </w:tcPr>
-          <w:p>
-            <w:r>
-              <w:rPr>
-                <w:b w:val="0"/>
-                <w:i w:val="0"/>
-                <w:sz w:val="17"/>
-              </w:rPr>
-              <w:t>Le prix d'achat de l'article  Bicyclette, vélo de course ne doit pas être égal 0 même si le ménage l'a reçu en cadeau prière de leurs aider à faire une estimations.</w:t>
-            </w:r>
-          </w:p>
-        </w:tc>
-      </w:tr>
-      <w:tr>
-        <w:tc>
-          <w:tcPr>
-            <w:tcW w:type="dxa" w:w="964"/>
-          </w:tcPr>
-          <w:p>
-            <w:r>
-              <w:rPr>
-                <w:b/>
-                <w:i w:val="0"/>
-                <w:color w:val="EA580C"/>
-                <w:sz w:val="16"/>
-              </w:rPr>
-              <w:t>Moyenne</w:t>
-            </w:r>
-          </w:p>
-        </w:tc>
-        <w:tc>
-          <w:tcPr>
-            <w:tcW w:type="dxa" w:w="1247"/>
-          </w:tcPr>
-          <w:p>
-            <w:r>
-              <w:rPr>
-                <w:b/>
-                <w:i w:val="0"/>
-                <w:sz w:val="16"/>
-              </w:rPr>
-              <w:t>S12</w:t>
-              <w:br/>
-            </w:r>
-            <w:r>
-              <w:rPr>
-                <w:b w:val="0"/>
-                <w:i w:val="0"/>
-                <w:color w:val="64748B"/>
-                <w:sz w:val="14"/>
-              </w:rPr>
-              <w:t>Avoirs / biens durables</w:t>
-            </w:r>
-          </w:p>
-        </w:tc>
-        <w:tc>
-          <w:tcPr>
-            <w:tcW w:type="dxa" w:w="1531"/>
-          </w:tcPr>
-          <w:p>
-            <w:r>
-              <w:rPr>
-                <w:b/>
-                <w:i w:val="0"/>
-                <w:color w:val="16A34A"/>
-                <w:sz w:val="16"/>
-              </w:rPr>
-              <w:t>—</w:t>
-            </w:r>
-          </w:p>
-        </w:tc>
-        <w:tc>
-          <w:tcPr>
-            <w:tcW w:type="dxa" w:w="1191"/>
-          </w:tcPr>
-          <w:p>
-            <w:r>
-              <w:rPr>
-                <w:b w:val="0"/>
-                <w:i w:val="0"/>
-                <w:color w:val="64748B"/>
-                <w:sz w:val="16"/>
-              </w:rPr>
-              <w:t>GT-CQ</w:t>
-            </w:r>
-          </w:p>
-        </w:tc>
-        <w:tc>
-          <w:tcPr>
-            <w:tcW w:type="dxa" w:w="4706"/>
-          </w:tcPr>
-          <w:p>
-            <w:r>
-              <w:rPr>
-                <w:b w:val="0"/>
-                <w:i w:val="0"/>
-                <w:sz w:val="17"/>
-              </w:rPr>
-              <w:t>Prière de vérifier ou confirmer avec l'enquêté et mettre les bonnes valeurs après verification, s'il le faut.</w:t>
-            </w:r>
-          </w:p>
-        </w:tc>
-      </w:tr>
-      <w:tr>
-        <w:tc>
-          <w:tcPr>
-            <w:tcW w:type="dxa" w:w="964"/>
-          </w:tcPr>
-          <w:p>
-            <w:r>
-              <w:rPr>
-                <w:b/>
-                <w:i w:val="0"/>
-                <w:color w:val="EA580C"/>
-                <w:sz w:val="16"/>
-              </w:rPr>
-              <w:t>Moyenne</w:t>
-            </w:r>
-          </w:p>
-        </w:tc>
-        <w:tc>
-          <w:tcPr>
-            <w:tcW w:type="dxa" w:w="1247"/>
-          </w:tcPr>
-          <w:p>
-            <w:r>
-              <w:rPr>
-                <w:b/>
-                <w:i w:val="0"/>
-                <w:sz w:val="16"/>
-              </w:rPr>
-              <w:t>S12</w:t>
-              <w:br/>
-            </w:r>
-            <w:r>
-              <w:rPr>
-                <w:b w:val="0"/>
-                <w:i w:val="0"/>
-                <w:color w:val="64748B"/>
-                <w:sz w:val="14"/>
-              </w:rPr>
-              <w:t>Avoirs / biens durables</w:t>
-            </w:r>
-          </w:p>
-        </w:tc>
-        <w:tc>
-          <w:tcPr>
-            <w:tcW w:type="dxa" w:w="1531"/>
-          </w:tcPr>
-          <w:p>
-            <w:r>
-              <w:rPr>
-                <w:b/>
-                <w:i w:val="0"/>
-                <w:color w:val="16A34A"/>
-                <w:sz w:val="16"/>
-              </w:rPr>
-              <w:t>s01q02, s02q01__1, s02q02__1, s02q03__1, s02q15, s03q17, s04q28, s04q35d</w:t>
-            </w:r>
-          </w:p>
-        </w:tc>
-        <w:tc>
-          <w:tcPr>
-            <w:tcW w:type="dxa" w:w="1191"/>
-          </w:tcPr>
-          <w:p>
-            <w:r>
-              <w:rPr>
-                <w:b w:val="0"/>
-                <w:i w:val="0"/>
-                <w:color w:val="64748B"/>
-                <w:sz w:val="16"/>
-              </w:rPr>
-              <w:t>GT-CQ</w:t>
-            </w:r>
-          </w:p>
-        </w:tc>
-        <w:tc>
-          <w:tcPr>
-            <w:tcW w:type="dxa" w:w="4706"/>
-          </w:tcPr>
-          <w:p>
-            <w:r>
-              <w:rPr>
-                <w:b w:val="0"/>
-                <w:i w:val="0"/>
-                <w:sz w:val="17"/>
-              </w:rPr>
               <w:t>Le prix d'achat de l'article  Lit ne doit pas être égal 0 même si le ménage l'a reçu en cadeau prière de leurs aider à faire une estimations.</w:t>
-            </w:r>
-          </w:p>
-        </w:tc>
-      </w:tr>
-      <w:tr>
-        <w:tc>
-          <w:tcPr>
-            <w:tcW w:type="dxa" w:w="964"/>
-          </w:tcPr>
-          <w:p>
-            <w:r>
-              <w:rPr>
-                <w:b/>
-                <w:i w:val="0"/>
-                <w:color w:val="EA580C"/>
-                <w:sz w:val="16"/>
-              </w:rPr>
-              <w:t>Moyenne</w:t>
-            </w:r>
-          </w:p>
-        </w:tc>
-        <w:tc>
-          <w:tcPr>
-            <w:tcW w:type="dxa" w:w="1247"/>
-          </w:tcPr>
-          <w:p>
-            <w:r>
-              <w:rPr>
-                <w:b/>
-                <w:i w:val="0"/>
-                <w:sz w:val="16"/>
-              </w:rPr>
-              <w:t>S13</w:t>
-              <w:br/>
-            </w:r>
-            <w:r>
-              <w:rPr>
-                <w:b w:val="0"/>
-                <w:i w:val="0"/>
-                <w:color w:val="64748B"/>
-                <w:sz w:val="14"/>
-              </w:rPr>
-              <w:t>Transferts</w:t>
-            </w:r>
-          </w:p>
-        </w:tc>
-        <w:tc>
-          <w:tcPr>
-            <w:tcW w:type="dxa" w:w="1531"/>
-          </w:tcPr>
-          <w:p>
-            <w:r>
-              <w:rPr>
-                <w:b/>
-                <w:i w:val="0"/>
-                <w:color w:val="16A34A"/>
-                <w:sz w:val="16"/>
-              </w:rPr>
-              <w:t>s00q07a, s00q08, s00q10, s00q13_0, s00q15_0, s00q17_0, s00q23a, s00q23b</w:t>
-            </w:r>
-          </w:p>
-        </w:tc>
-        <w:tc>
-          <w:tcPr>
-            <w:tcW w:type="dxa" w:w="1191"/>
-          </w:tcPr>
-          <w:p>
-            <w:r>
-              <w:rPr>
-                <w:b w:val="0"/>
-                <w:i w:val="0"/>
-                <w:color w:val="64748B"/>
-                <w:sz w:val="16"/>
-              </w:rPr>
-              <w:t>GT-CQ</w:t>
-            </w:r>
-          </w:p>
-        </w:tc>
-        <w:tc>
-          <w:tcPr>
-            <w:tcW w:type="dxa" w:w="4706"/>
-          </w:tcPr>
-          <w:p>
-            <w:r>
-              <w:rPr>
-                <w:b w:val="0"/>
-                <w:i w:val="0"/>
-                <w:sz w:val="17"/>
-              </w:rPr>
-              <w:t>L'enquêteur prière de fournir d'effort pour avoir le niveau d'étude et l'âge de celui qui a béneficié de l'argent dans la section 13b (Transfert emis).</w:t>
             </w:r>
           </w:p>
         </w:tc>
